--- a/docs/WPU_SABLAe_Source_Code_Documentation.docx
+++ b/docs/WPU_SABLAe_Source_Code_Documentation.docx
@@ -23,7 +23,7 @@
         <w:pStyle w:val="Date"/>
       </w:pPr>
       <w:r>
-        <w:t xml:space="preserve">2026-07-01</w:t>
+        <w:t xml:space="preserve">2026-07-27</w:t>
       </w:r>
     </w:p>
     <w:sdt>
@@ -15231,7 +15231,7 @@
     </w:p>
     <w:bookmarkEnd w:id="103"/>
     <w:bookmarkEnd w:id="104"/>
-    <w:bookmarkStart w:id="115" w:name="module-8-faculty"/>
+    <w:bookmarkStart w:id="117" w:name="module-8-faculty"/>
     <w:p>
       <w:pPr>
         <w:pStyle w:val="Heading1"/>
@@ -15524,6 +15524,33 @@
               <w:rPr>
                 <w:rStyle w:val="VerbatimChar"/>
               </w:rPr>
+              <w:t xml:space="preserve">faculty_student_list.php</w:t>
+            </w:r>
+          </w:p>
+        </w:tc>
+        <w:tc>
+          <w:tcPr/>
+          <w:p>
+            <w:pPr>
+              <w:pStyle w:val="Compact"/>
+            </w:pPr>
+            <w:r>
+              <w:t xml:space="preserve">Courses with registered students and present/absent totals</w:t>
+            </w:r>
+          </w:p>
+        </w:tc>
+      </w:tr>
+      <w:tr>
+        <w:tc>
+          <w:tcPr/>
+          <w:p>
+            <w:pPr>
+              <w:pStyle w:val="Compact"/>
+            </w:pPr>
+            <w:r>
+              <w:rPr>
+                <w:rStyle w:val="VerbatimChar"/>
+              </w:rPr>
               <w:t xml:space="preserve">faculty_classroom.php</w:t>
             </w:r>
           </w:p>
@@ -16031,7 +16058,87 @@
       </w:r>
     </w:p>
     <w:bookmarkEnd w:id="107"/>
-    <w:bookmarkStart w:id="108" w:name="faculty_classroom.php"/>
+    <w:bookmarkStart w:id="108" w:name="faculty_student_list.php"/>
+    <w:p>
+      <w:pPr>
+        <w:pStyle w:val="Heading2"/>
+      </w:pPr>
+      <w:r>
+        <w:rPr>
+          <w:rStyle w:val="VerbatimChar"/>
+        </w:rPr>
+        <w:t xml:space="preserve">faculty_student_list.php</w:t>
+      </w:r>
+    </w:p>
+    <w:p>
+      <w:pPr>
+        <w:pStyle w:val="Compact"/>
+        <w:numPr>
+          <w:ilvl w:val="0"/>
+          <w:numId w:val="1031"/>
+        </w:numPr>
+      </w:pPr>
+      <w:r>
+        <w:t xml:space="preserve">Lists the faculty member’s online classrooms (courses) with registered student counts.</w:t>
+      </w:r>
+    </w:p>
+    <w:p>
+      <w:pPr>
+        <w:pStyle w:val="Compact"/>
+        <w:numPr>
+          <w:ilvl w:val="0"/>
+          <w:numId w:val="1031"/>
+        </w:numPr>
+      </w:pPr>
+      <w:r>
+        <w:t xml:space="preserve">Present/absent totals come from</w:t>
+      </w:r>
+      <w:r>
+        <w:t xml:space="preserve"> </w:t>
+      </w:r>
+      <w:r>
+        <w:rPr>
+          <w:rStyle w:val="VerbatimChar"/>
+        </w:rPr>
+        <w:t xml:space="preserve">classroom_attendance_records</w:t>
+      </w:r>
+      <w:r>
+        <w:t xml:space="preserve"> </w:t>
+      </w:r>
+      <w:r>
+        <w:t xml:space="preserve">across class sessions.</w:t>
+      </w:r>
+    </w:p>
+    <w:p>
+      <w:pPr>
+        <w:pStyle w:val="Compact"/>
+        <w:numPr>
+          <w:ilvl w:val="0"/>
+          <w:numId w:val="1031"/>
+        </w:numPr>
+      </w:pPr>
+      <w:r>
+        <w:t xml:space="preserve">Detail view (</w:t>
+      </w:r>
+      <w:r>
+        <w:rPr>
+          <w:rStyle w:val="VerbatimChar"/>
+        </w:rPr>
+        <w:t xml:space="preserve">?id={classroom_id}</w:t>
+      </w:r>
+      <w:r>
+        <w:t xml:space="preserve">) shows each enrolled student and their present/absent mark counts.</w:t>
+      </w:r>
+    </w:p>
+    <w:p>
+      <w:r>
+        <w:pict>
+          <v:rect style="width:0;height:1.5pt" o:hralign="center" o:hrstd="t" o:hr="t"/>
+        </w:pict>
+      </w:r>
+    </w:p>
+    <w:bookmarkEnd w:id="108"/>
+    <w:bookmarkStart w:id="109" w:name="faculty_classroom.php"/>
     <w:p>
       <w:pPr>
         <w:pStyle w:val="Heading2"/>
@@ -16268,8 +16375,8 @@
         </w:pict>
       </w:r>
     </w:p>
-    <w:bookmarkEnd w:id="108"/>
-    <w:bookmarkStart w:id="109" w:name="faculty_classroom_attendance.php"/>
+    <w:bookmarkEnd w:id="109"/>
+    <w:bookmarkStart w:id="110" w:name="faculty_classroom_attendance.php"/>
     <w:p>
       <w:pPr>
         <w:pStyle w:val="Heading2"/>
@@ -16279,113 +16386,6 @@
           <w:rStyle w:val="VerbatimChar"/>
         </w:rPr>
         <w:t xml:space="preserve">faculty_classroom_attendance.php</w:t>
-      </w:r>
-    </w:p>
-    <w:p>
-      <w:pPr>
-        <w:pStyle w:val="Compact"/>
-        <w:numPr>
-          <w:ilvl w:val="0"/>
-          <w:numId w:val="1031"/>
-        </w:numPr>
-      </w:pPr>
-      <w:r>
-        <w:t xml:space="preserve">Creates</w:t>
-      </w:r>
-      <w:r>
-        <w:t xml:space="preserve"> </w:t>
-      </w:r>
-      <w:r>
-        <w:rPr>
-          <w:rStyle w:val="VerbatimChar"/>
-        </w:rPr>
-        <w:t xml:space="preserve">classroom_attendance_sessions</w:t>
-      </w:r>
-      <w:r>
-        <w:t xml:space="preserve"> </w:t>
-      </w:r>
-      <w:r>
-        <w:t xml:space="preserve">per class day.</w:t>
-      </w:r>
-    </w:p>
-    <w:p>
-      <w:pPr>
-        <w:pStyle w:val="Compact"/>
-        <w:numPr>
-          <w:ilvl w:val="0"/>
-          <w:numId w:val="1031"/>
-        </w:numPr>
-      </w:pPr>
-      <w:r>
-        <w:t xml:space="preserve">Records</w:t>
-      </w:r>
-      <w:r>
-        <w:t xml:space="preserve"> </w:t>
-      </w:r>
-      <w:r>
-        <w:rPr>
-          <w:rStyle w:val="VerbatimChar"/>
-        </w:rPr>
-        <w:t xml:space="preserve">classroom_attendance_records</w:t>
-      </w:r>
-      <w:r>
-        <w:t xml:space="preserve"> </w:t>
-      </w:r>
-      <w:r>
-        <w:t xml:space="preserve">(present/absent).</w:t>
-      </w:r>
-    </w:p>
-    <w:p>
-      <w:pPr>
-        <w:pStyle w:val="Compact"/>
-        <w:numPr>
-          <w:ilvl w:val="0"/>
-          <w:numId w:val="1031"/>
-        </w:numPr>
-      </w:pPr>
-      <w:r>
-        <w:t xml:space="preserve">Auto-attendance from online login (</w:t>
-      </w:r>
-      <w:r>
-        <w:rPr>
-          <w:rStyle w:val="VerbatimChar"/>
-        </w:rPr>
-        <w:t xml:space="preserve">source = auto_login_online</w:t>
-      </w:r>
-      <w:r>
-        <w:t xml:space="preserve">).</w:t>
-      </w:r>
-    </w:p>
-    <w:p>
-      <w:pPr>
-        <w:pStyle w:val="Compact"/>
-        <w:numPr>
-          <w:ilvl w:val="0"/>
-          <w:numId w:val="1031"/>
-        </w:numPr>
-      </w:pPr>
-      <w:r>
-        <w:t xml:space="preserve">Manual override supported.</w:t>
-      </w:r>
-    </w:p>
-    <w:p>
-      <w:r>
-        <w:pict>
-          <v:rect style="width:0;height:1.5pt" o:hralign="center" o:hrstd="t" o:hr="t"/>
-        </w:pict>
-      </w:r>
-    </w:p>
-    <w:bookmarkEnd w:id="109"/>
-    <w:bookmarkStart w:id="110" w:name="faculty_classroom_assessments.php"/>
-    <w:p>
-      <w:pPr>
-        <w:pStyle w:val="Heading2"/>
-      </w:pPr>
-      <w:r>
-        <w:rPr>
-          <w:rStyle w:val="VerbatimChar"/>
-        </w:rPr>
-        <w:t xml:space="preserve">faculty_classroom_assessments.php</w:t>
       </w:r>
     </w:p>
     <w:p>
@@ -16397,22 +16397,22 @@
         </w:numPr>
       </w:pPr>
       <w:r>
-        <w:t xml:space="preserve">CRUD</w:t>
-      </w:r>
-      <w:r>
-        <w:t xml:space="preserve"> </w:t>
-      </w:r>
-      <w:r>
-        <w:rPr>
-          <w:rStyle w:val="VerbatimChar"/>
-        </w:rPr>
-        <w:t xml:space="preserve">classroom_assessments</w:t>
-      </w:r>
-      <w:r>
-        <w:t xml:space="preserve"> </w:t>
-      </w:r>
-      <w:r>
-        <w:t xml:space="preserve">(written_work, performance_task, assignment, quiz).</w:t>
+        <w:t xml:space="preserve">Creates</w:t>
+      </w:r>
+      <w:r>
+        <w:t xml:space="preserve"> </w:t>
+      </w:r>
+      <w:r>
+        <w:rPr>
+          <w:rStyle w:val="VerbatimChar"/>
+        </w:rPr>
+        <w:t xml:space="preserve">classroom_attendance_sessions</w:t>
+      </w:r>
+      <w:r>
+        <w:t xml:space="preserve"> </w:t>
+      </w:r>
+      <w:r>
+        <w:t xml:space="preserve">per class day.</w:t>
       </w:r>
     </w:p>
     <w:p>
@@ -16424,22 +16424,22 @@
         </w:numPr>
       </w:pPr>
       <w:r>
-        <w:t xml:space="preserve">Grade</w:t>
-      </w:r>
-      <w:r>
-        <w:t xml:space="preserve"> </w:t>
-      </w:r>
-      <w:r>
-        <w:rPr>
-          <w:rStyle w:val="VerbatimChar"/>
-        </w:rPr>
-        <w:t xml:space="preserve">classroom_scores</w:t>
-      </w:r>
-      <w:r>
-        <w:t xml:space="preserve"> </w:t>
-      </w:r>
-      <w:r>
-        <w:t xml:space="preserve">per student.</w:t>
+        <w:t xml:space="preserve">Records</w:t>
+      </w:r>
+      <w:r>
+        <w:t xml:space="preserve"> </w:t>
+      </w:r>
+      <w:r>
+        <w:rPr>
+          <w:rStyle w:val="VerbatimChar"/>
+        </w:rPr>
+        <w:t xml:space="preserve">classroom_attendance_records</w:t>
+      </w:r>
+      <w:r>
+        <w:t xml:space="preserve"> </w:t>
+      </w:r>
+      <w:r>
+        <w:t xml:space="preserve">(present/absent).</w:t>
       </w:r>
     </w:p>
     <w:p>
@@ -16451,22 +16451,16 @@
         </w:numPr>
       </w:pPr>
       <w:r>
-        <w:t xml:space="preserve">Review</w:t>
-      </w:r>
-      <w:r>
-        <w:t xml:space="preserve"> </w:t>
-      </w:r>
-      <w:r>
-        <w:rPr>
-          <w:rStyle w:val="VerbatimChar"/>
-        </w:rPr>
-        <w:t xml:space="preserve">classroom_submissions</w:t>
-      </w:r>
-      <w:r>
-        <w:t xml:space="preserve"> </w:t>
-      </w:r>
-      <w:r>
-        <w:t xml:space="preserve">for assignments.</w:t>
+        <w:t xml:space="preserve">Auto-attendance from online login (</w:t>
+      </w:r>
+      <w:r>
+        <w:rPr>
+          <w:rStyle w:val="VerbatimChar"/>
+        </w:rPr>
+        <w:t xml:space="preserve">source = auto_login_online</w:t>
+      </w:r>
+      <w:r>
+        <w:t xml:space="preserve">).</w:t>
       </w:r>
     </w:p>
     <w:p>
@@ -16478,19 +16472,7 @@
         </w:numPr>
       </w:pPr>
       <w:r>
-        <w:t xml:space="preserve">Objective question auto-grading via</w:t>
-      </w:r>
-      <w:r>
-        <w:t xml:space="preserve"> </w:t>
-      </w:r>
-      <w:r>
-        <w:rPr>
-          <w:rStyle w:val="VerbatimChar"/>
-        </w:rPr>
-        <w:t xml:space="preserve">classroom_grade_question_submission()</w:t>
-      </w:r>
-      <w:r>
-        <w:t xml:space="preserve">.</w:t>
+        <w:t xml:space="preserve">Manual override supported.</w:t>
       </w:r>
     </w:p>
     <w:p>
@@ -16501,7 +16483,7 @@
       </w:r>
     </w:p>
     <w:bookmarkEnd w:id="110"/>
-    <w:bookmarkStart w:id="111" w:name="faculty_edutools.php"/>
+    <w:bookmarkStart w:id="111" w:name="faculty_classroom_assessments.php"/>
     <w:p>
       <w:pPr>
         <w:pStyle w:val="Heading2"/>
@@ -16510,15 +16492,112 @@
         <w:rPr>
           <w:rStyle w:val="VerbatimChar"/>
         </w:rPr>
-        <w:t xml:space="preserve">faculty_edutools.php</w:t>
-      </w:r>
-    </w:p>
-    <w:p>
-      <w:pPr>
-        <w:pStyle w:val="FirstParagraph"/>
-      </w:pPr>
-      <w:r>
-        <w:t xml:space="preserve">Launcher for faculty academic tools (links to classrooms, schedule, etc.).</w:t>
+        <w:t xml:space="preserve">faculty_classroom_assessments.php</w:t>
+      </w:r>
+    </w:p>
+    <w:p>
+      <w:pPr>
+        <w:pStyle w:val="Compact"/>
+        <w:numPr>
+          <w:ilvl w:val="0"/>
+          <w:numId w:val="1033"/>
+        </w:numPr>
+      </w:pPr>
+      <w:r>
+        <w:t xml:space="preserve">CRUD</w:t>
+      </w:r>
+      <w:r>
+        <w:t xml:space="preserve"> </w:t>
+      </w:r>
+      <w:r>
+        <w:rPr>
+          <w:rStyle w:val="VerbatimChar"/>
+        </w:rPr>
+        <w:t xml:space="preserve">classroom_assessments</w:t>
+      </w:r>
+      <w:r>
+        <w:t xml:space="preserve"> </w:t>
+      </w:r>
+      <w:r>
+        <w:t xml:space="preserve">(written_work, performance_task, assignment, quiz).</w:t>
+      </w:r>
+    </w:p>
+    <w:p>
+      <w:pPr>
+        <w:pStyle w:val="Compact"/>
+        <w:numPr>
+          <w:ilvl w:val="0"/>
+          <w:numId w:val="1033"/>
+        </w:numPr>
+      </w:pPr>
+      <w:r>
+        <w:t xml:space="preserve">Grade</w:t>
+      </w:r>
+      <w:r>
+        <w:t xml:space="preserve"> </w:t>
+      </w:r>
+      <w:r>
+        <w:rPr>
+          <w:rStyle w:val="VerbatimChar"/>
+        </w:rPr>
+        <w:t xml:space="preserve">classroom_scores</w:t>
+      </w:r>
+      <w:r>
+        <w:t xml:space="preserve"> </w:t>
+      </w:r>
+      <w:r>
+        <w:t xml:space="preserve">per student.</w:t>
+      </w:r>
+    </w:p>
+    <w:p>
+      <w:pPr>
+        <w:pStyle w:val="Compact"/>
+        <w:numPr>
+          <w:ilvl w:val="0"/>
+          <w:numId w:val="1033"/>
+        </w:numPr>
+      </w:pPr>
+      <w:r>
+        <w:t xml:space="preserve">Review</w:t>
+      </w:r>
+      <w:r>
+        <w:t xml:space="preserve"> </w:t>
+      </w:r>
+      <w:r>
+        <w:rPr>
+          <w:rStyle w:val="VerbatimChar"/>
+        </w:rPr>
+        <w:t xml:space="preserve">classroom_submissions</w:t>
+      </w:r>
+      <w:r>
+        <w:t xml:space="preserve"> </w:t>
+      </w:r>
+      <w:r>
+        <w:t xml:space="preserve">for assignments.</w:t>
+      </w:r>
+    </w:p>
+    <w:p>
+      <w:pPr>
+        <w:pStyle w:val="Compact"/>
+        <w:numPr>
+          <w:ilvl w:val="0"/>
+          <w:numId w:val="1033"/>
+        </w:numPr>
+      </w:pPr>
+      <w:r>
+        <w:t xml:space="preserve">Objective question auto-grading via</w:t>
+      </w:r>
+      <w:r>
+        <w:t xml:space="preserve"> </w:t>
+      </w:r>
+      <w:r>
+        <w:rPr>
+          <w:rStyle w:val="VerbatimChar"/>
+        </w:rPr>
+        <w:t xml:space="preserve">classroom_grade_question_submission()</w:t>
+      </w:r>
+      <w:r>
+        <w:t xml:space="preserve">.</w:t>
       </w:r>
     </w:p>
     <w:p>
@@ -16529,13 +16608,16 @@
       </w:r>
     </w:p>
     <w:bookmarkEnd w:id="111"/>
-    <w:bookmarkStart w:id="112" w:name="schedule-change-requests"/>
+    <w:bookmarkStart w:id="112" w:name="faculty_edutools.php"/>
     <w:p>
       <w:pPr>
         <w:pStyle w:val="Heading2"/>
       </w:pPr>
       <w:r>
-        <w:t xml:space="preserve">Schedule Change Requests</w:t>
+        <w:rPr>
+          <w:rStyle w:val="VerbatimChar"/>
+        </w:rPr>
+        <w:t xml:space="preserve">faculty_edutools.php</w:t>
       </w:r>
     </w:p>
     <w:p>
@@ -16543,22 +16625,7 @@
         <w:pStyle w:val="FirstParagraph"/>
       </w:pPr>
       <w:r>
-        <w:t xml:space="preserve">Faculty can request schedule changes →</w:t>
-      </w:r>
-      <w:r>
-        <w:t xml:space="preserve"> </w:t>
-      </w:r>
-      <w:r>
-        <w:rPr>
-          <w:rStyle w:val="VerbatimChar"/>
-        </w:rPr>
-        <w:t xml:space="preserve">schedule_change_requests</w:t>
-      </w:r>
-      <w:r>
-        <w:t xml:space="preserve"> </w:t>
-      </w:r>
-      <w:r>
-        <w:t xml:space="preserve">reviewed by dean/chair.</w:t>
+        <w:t xml:space="preserve">Launcher for faculty academic tools (links to classrooms, schedule, etc.).</w:t>
       </w:r>
     </w:p>
     <w:p>
@@ -16569,7 +16636,136 @@
       </w:r>
     </w:p>
     <w:bookmarkEnd w:id="112"/>
-    <w:bookmarkStart w:id="113" w:name="navigation-faculty-in-role_nav_sections"/>
+    <w:bookmarkStart w:id="114" w:name="schedule-change-requests"/>
+    <w:p>
+      <w:pPr>
+        <w:pStyle w:val="Heading2"/>
+      </w:pPr>
+      <w:r>
+        <w:t xml:space="preserve">Schedule Change Requests</w:t>
+      </w:r>
+    </w:p>
+    <w:p>
+      <w:pPr>
+        <w:pStyle w:val="FirstParagraph"/>
+      </w:pPr>
+      <w:r>
+        <w:t xml:space="preserve">Faculty can request schedule changes →</w:t>
+      </w:r>
+      <w:r>
+        <w:t xml:space="preserve"> </w:t>
+      </w:r>
+      <w:r>
+        <w:rPr>
+          <w:rStyle w:val="VerbatimChar"/>
+        </w:rPr>
+        <w:t xml:space="preserve">schedule_change_requests</w:t>
+      </w:r>
+      <w:r>
+        <w:t xml:space="preserve"> </w:t>
+      </w:r>
+      <w:r>
+        <w:t xml:space="preserve">reviewed by dean/chair.</w:t>
+      </w:r>
+    </w:p>
+    <w:bookmarkStart w:id="113" w:name="makeup-classes"/>
+    <w:p>
+      <w:pPr>
+        <w:pStyle w:val="Heading3"/>
+      </w:pPr>
+      <w:r>
+        <w:t xml:space="preserve">Makeup classes</w:t>
+      </w:r>
+    </w:p>
+    <w:p>
+      <w:pPr>
+        <w:pStyle w:val="FirstParagraph"/>
+      </w:pPr>
+      <w:r>
+        <w:t xml:space="preserve">Faculty can also request a</w:t>
+      </w:r>
+      <w:r>
+        <w:t xml:space="preserve"> </w:t>
+      </w:r>
+      <w:r>
+        <w:rPr>
+          <w:b/>
+          <w:bCs/>
+        </w:rPr>
+        <w:t xml:space="preserve">makeup class</w:t>
+      </w:r>
+      <w:r>
+        <w:t xml:space="preserve"> </w:t>
+      </w:r>
+      <w:r>
+        <w:t xml:space="preserve">from</w:t>
+      </w:r>
+      <w:r>
+        <w:t xml:space="preserve"> </w:t>
+      </w:r>
+      <w:r>
+        <w:rPr>
+          <w:b/>
+          <w:bCs/>
+        </w:rPr>
+        <w:t xml:space="preserve">My schedule</w:t>
+      </w:r>
+      <w:r>
+        <w:t xml:space="preserve"> </w:t>
+      </w:r>
+      <w:r>
+        <w:t xml:space="preserve">(day, time, room, reason).</w:t>
+      </w:r>
+      <w:r>
+        <w:br/>
+      </w:r>
+      <w:r>
+        <w:t xml:space="preserve">On approval, dean/chair automatically gets a temporary</w:t>
+      </w:r>
+      <w:r>
+        <w:t xml:space="preserve"> </w:t>
+      </w:r>
+      <w:r>
+        <w:rPr>
+          <w:rStyle w:val="VerbatimChar"/>
+        </w:rPr>
+        <w:t xml:space="preserve">schedules</w:t>
+      </w:r>
+      <w:r>
+        <w:t xml:space="preserve"> </w:t>
+      </w:r>
+      <w:r>
+        <w:t xml:space="preserve">row with</w:t>
+      </w:r>
+      <w:r>
+        <w:t xml:space="preserve"> </w:t>
+      </w:r>
+      <w:r>
+        <w:rPr>
+          <w:rStyle w:val="VerbatimChar"/>
+        </w:rPr>
+        <w:t xml:space="preserve">is_makeup = 1</w:t>
+      </w:r>
+      <w:r>
+        <w:t xml:space="preserve">.</w:t>
+      </w:r>
+      <w:r>
+        <w:br/>
+      </w:r>
+      <w:r>
+        <w:t xml:space="preserve">Delete that makeup row after the class is held.</w:t>
+      </w:r>
+    </w:p>
+    <w:p>
+      <w:r>
+        <w:pict>
+          <v:rect style="width:0;height:1.5pt" o:hralign="center" o:hrstd="t" o:hr="t"/>
+        </w:pict>
+      </w:r>
+    </w:p>
+    <w:bookmarkEnd w:id="113"/>
+    <w:bookmarkEnd w:id="114"/>
+    <w:bookmarkStart w:id="115" w:name="navigation-faculty-in-role_nav_sections"/>
     <w:p>
       <w:pPr>
         <w:pStyle w:val="Heading2"/>
@@ -16659,18 +16855,42 @@
               <w:pStyle w:val="Compact"/>
             </w:pPr>
             <w:r>
-              <w:t xml:space="preserve">Teaching</w:t>
-            </w:r>
-          </w:p>
-        </w:tc>
-        <w:tc>
-          <w:tcPr/>
-          <w:p>
-            <w:pPr>
-              <w:pStyle w:val="Compact"/>
-            </w:pPr>
-            <w:r>
-              <w:t xml:space="preserve">Classrooms, EduTools, Teaching load</w:t>
+              <w:t xml:space="preserve">Academic</w:t>
+            </w:r>
+          </w:p>
+        </w:tc>
+        <w:tc>
+          <w:tcPr/>
+          <w:p>
+            <w:pPr>
+              <w:pStyle w:val="Compact"/>
+            </w:pPr>
+            <w:r>
+              <w:t xml:space="preserve">Classrooms, Student list, My schedule, EduTools</w:t>
+            </w:r>
+          </w:p>
+        </w:tc>
+      </w:tr>
+      <w:tr>
+        <w:tc>
+          <w:tcPr/>
+          <w:p>
+            <w:pPr>
+              <w:pStyle w:val="Compact"/>
+            </w:pPr>
+            <w:r>
+              <w:t xml:space="preserve">Management</w:t>
+            </w:r>
+          </w:p>
+        </w:tc>
+        <w:tc>
+          <w:tcPr/>
+          <w:p>
+            <w:pPr>
+              <w:pStyle w:val="Compact"/>
+            </w:pPr>
+            <w:r>
+              <w:t xml:space="preserve">Reports, Teaching load, Conflicts</w:t>
             </w:r>
           </w:p>
         </w:tc>
@@ -16707,8 +16927,8 @@
         </w:pict>
       </w:r>
     </w:p>
-    <w:bookmarkEnd w:id="113"/>
-    <w:bookmarkStart w:id="114" w:name="related-tables-4"/>
+    <w:bookmarkEnd w:id="115"/>
+    <w:bookmarkStart w:id="116" w:name="related-tables-4"/>
     <w:p>
       <w:pPr>
         <w:pStyle w:val="Heading2"/>
@@ -16788,9 +17008,9 @@
         <w:t xml:space="preserve">internal_messages</w:t>
       </w:r>
     </w:p>
-    <w:bookmarkEnd w:id="114"/>
-    <w:bookmarkEnd w:id="115"/>
-    <w:bookmarkStart w:id="128" w:name="module-9-general-education-gen-ed"/>
+    <w:bookmarkEnd w:id="116"/>
+    <w:bookmarkEnd w:id="117"/>
+    <w:bookmarkStart w:id="130" w:name="module-9-general-education-gen-ed"/>
     <w:p>
       <w:pPr>
         <w:pStyle w:val="Heading1"/>
@@ -16869,7 +17089,7 @@
         </w:pict>
       </w:r>
     </w:p>
-    <w:bookmarkStart w:id="116" w:name="source-files-8"/>
+    <w:bookmarkStart w:id="118" w:name="source-files-8"/>
     <w:p>
       <w:pPr>
         <w:pStyle w:val="Heading2"/>
@@ -17380,8 +17600,8 @@
         </w:pict>
       </w:r>
     </w:p>
-    <w:bookmarkEnd w:id="116"/>
-    <w:bookmarkStart w:id="121" w:name="ge-data-model"/>
+    <w:bookmarkEnd w:id="118"/>
+    <w:bookmarkStart w:id="123" w:name="ge-data-model"/>
     <w:p>
       <w:pPr>
         <w:pStyle w:val="Heading2"/>
@@ -17390,7 +17610,7 @@
         <w:t xml:space="preserve">GE Data Model</w:t>
       </w:r>
     </w:p>
-    <w:bookmarkStart w:id="117" w:name="courses-courses-where-is_gened-1"/>
+    <w:bookmarkStart w:id="119" w:name="courses-courses-where-is_gened-1"/>
     <w:p>
       <w:pPr>
         <w:pStyle w:val="Heading3"/>
@@ -17403,91 +17623,6 @@
           <w:rStyle w:val="VerbatimChar"/>
         </w:rPr>
         <w:t xml:space="preserve">courses</w:t>
-      </w:r>
-      <w:r>
-        <w:t xml:space="preserve"> </w:t>
-      </w:r>
-      <w:r>
-        <w:t xml:space="preserve">where</w:t>
-      </w:r>
-      <w:r>
-        <w:t xml:space="preserve"> </w:t>
-      </w:r>
-      <w:r>
-        <w:rPr>
-          <w:rStyle w:val="VerbatimChar"/>
-        </w:rPr>
-        <w:t xml:space="preserve">is_gened = 1</w:t>
-      </w:r>
-      <w:r>
-        <w:t xml:space="preserve">)</w:t>
-      </w:r>
-    </w:p>
-    <w:p>
-      <w:pPr>
-        <w:pStyle w:val="Compact"/>
-        <w:numPr>
-          <w:ilvl w:val="0"/>
-          <w:numId w:val="1033"/>
-        </w:numPr>
-      </w:pPr>
-      <w:r>
-        <w:t xml:space="preserve">No</w:t>
-      </w:r>
-      <w:r>
-        <w:t xml:space="preserve"> </w:t>
-      </w:r>
-      <w:r>
-        <w:rPr>
-          <w:rStyle w:val="VerbatimChar"/>
-        </w:rPr>
-        <w:t xml:space="preserve">college_id</w:t>
-      </w:r>
-      <w:r>
-        <w:t xml:space="preserve"> </w:t>
-      </w:r>
-      <w:r>
-        <w:t xml:space="preserve">(institution-wide).</w:t>
-      </w:r>
-    </w:p>
-    <w:p>
-      <w:pPr>
-        <w:pStyle w:val="Compact"/>
-        <w:numPr>
-          <w:ilvl w:val="0"/>
-          <w:numId w:val="1033"/>
-        </w:numPr>
-      </w:pPr>
-      <w:r>
-        <w:t xml:space="preserve">Mapped to colleges via</w:t>
-      </w:r>
-      <w:r>
-        <w:t xml:space="preserve"> </w:t>
-      </w:r>
-      <w:r>
-        <w:rPr>
-          <w:rStyle w:val="VerbatimChar"/>
-        </w:rPr>
-        <w:t xml:space="preserve">ge_course_colleges</w:t>
-      </w:r>
-      <w:r>
-        <w:t xml:space="preserve">.</w:t>
-      </w:r>
-    </w:p>
-    <w:bookmarkEnd w:id="117"/>
-    <w:bookmarkStart w:id="118" w:name="faculty-faculty-where-is_gened-1"/>
-    <w:p>
-      <w:pPr>
-        <w:pStyle w:val="Heading3"/>
-      </w:pPr>
-      <w:r>
-        <w:t xml:space="preserve">Faculty (</w:t>
-      </w:r>
-      <w:r>
-        <w:rPr>
-          <w:rStyle w:val="VerbatimChar"/>
-        </w:rPr>
-        <w:t xml:space="preserve">faculty</w:t>
       </w:r>
       <w:r>
         <w:t xml:space="preserve"> </w:t>
@@ -17517,6 +17652,12 @@
         </w:numPr>
       </w:pPr>
       <w:r>
+        <w:t xml:space="preserve">No</w:t>
+      </w:r>
+      <w:r>
+        <w:t xml:space="preserve"> </w:t>
+      </w:r>
+      <w:r>
         <w:rPr>
           <w:rStyle w:val="VerbatimChar"/>
         </w:rPr>
@@ -17526,7 +17667,7 @@
         <w:t xml:space="preserve"> </w:t>
       </w:r>
       <w:r>
-        <w:t xml:space="preserve">may be null.</w:t>
+        <w:t xml:space="preserve">(institution-wide).</w:t>
       </w:r>
     </w:p>
     <w:p>
@@ -17538,23 +17679,35 @@
         </w:numPr>
       </w:pPr>
       <w:r>
-        <w:t xml:space="preserve">Teaches GE offerings only.</w:t>
-      </w:r>
-    </w:p>
-    <w:bookmarkEnd w:id="118"/>
-    <w:bookmarkStart w:id="119" w:name="rooms-rooms-where-is_gened-1"/>
+        <w:t xml:space="preserve">Mapped to colleges via</w:t>
+      </w:r>
+      <w:r>
+        <w:t xml:space="preserve"> </w:t>
+      </w:r>
+      <w:r>
+        <w:rPr>
+          <w:rStyle w:val="VerbatimChar"/>
+        </w:rPr>
+        <w:t xml:space="preserve">ge_course_colleges</w:t>
+      </w:r>
+      <w:r>
+        <w:t xml:space="preserve">.</w:t>
+      </w:r>
+    </w:p>
+    <w:bookmarkEnd w:id="119"/>
+    <w:bookmarkStart w:id="120" w:name="faculty-faculty-where-is_gened-1"/>
     <w:p>
       <w:pPr>
         <w:pStyle w:val="Heading3"/>
       </w:pPr>
       <w:r>
-        <w:t xml:space="preserve">Rooms (</w:t>
-      </w:r>
-      <w:r>
-        <w:rPr>
-          <w:rStyle w:val="VerbatimChar"/>
-        </w:rPr>
-        <w:t xml:space="preserve">rooms</w:t>
+        <w:t xml:space="preserve">Faculty (</w:t>
+      </w:r>
+      <w:r>
+        <w:rPr>
+          <w:rStyle w:val="VerbatimChar"/>
+        </w:rPr>
+        <w:t xml:space="preserve">faculty</w:t>
       </w:r>
       <w:r>
         <w:t xml:space="preserve"> </w:t>
@@ -17587,10 +17740,13 @@
         <w:rPr>
           <w:rStyle w:val="VerbatimChar"/>
         </w:rPr>
-        <w:t xml:space="preserve">room_code_scope = CONCAT('G|', room_code)</w:t>
-      </w:r>
-      <w:r>
-        <w:t xml:space="preserve">.</w:t>
+        <w:t xml:space="preserve">college_id</w:t>
+      </w:r>
+      <w:r>
+        <w:t xml:space="preserve"> </w:t>
+      </w:r>
+      <w:r>
+        <w:t xml:space="preserve">may be null.</w:t>
       </w:r>
     </w:p>
     <w:p>
@@ -17602,26 +17758,41 @@
         </w:numPr>
       </w:pPr>
       <w:r>
-        <w:rPr>
-          <w:rStyle w:val="VerbatimChar"/>
-        </w:rPr>
-        <w:t xml:space="preserve">next_auto_room_code_gened()</w:t>
-      </w:r>
-      <w:r>
-        <w:t xml:space="preserve"> </w:t>
-      </w:r>
-      <w:r>
-        <w:t xml:space="preserve">for code generation.</w:t>
-      </w:r>
-    </w:p>
-    <w:bookmarkEnd w:id="119"/>
-    <w:bookmarkStart w:id="120" w:name="schedules"/>
+        <w:t xml:space="preserve">Teaches GE offerings only.</w:t>
+      </w:r>
+    </w:p>
+    <w:bookmarkEnd w:id="120"/>
+    <w:bookmarkStart w:id="121" w:name="rooms-rooms-where-is_gened-1"/>
     <w:p>
       <w:pPr>
         <w:pStyle w:val="Heading3"/>
       </w:pPr>
       <w:r>
-        <w:t xml:space="preserve">Schedules</w:t>
+        <w:t xml:space="preserve">Rooms (</w:t>
+      </w:r>
+      <w:r>
+        <w:rPr>
+          <w:rStyle w:val="VerbatimChar"/>
+        </w:rPr>
+        <w:t xml:space="preserve">rooms</w:t>
+      </w:r>
+      <w:r>
+        <w:t xml:space="preserve"> </w:t>
+      </w:r>
+      <w:r>
+        <w:t xml:space="preserve">where</w:t>
+      </w:r>
+      <w:r>
+        <w:t xml:space="preserve"> </w:t>
+      </w:r>
+      <w:r>
+        <w:rPr>
+          <w:rStyle w:val="VerbatimChar"/>
+        </w:rPr>
+        <w:t xml:space="preserve">is_gened = 1</w:t>
+      </w:r>
+      <w:r>
+        <w:t xml:space="preserve">)</w:t>
       </w:r>
     </w:p>
     <w:p>
@@ -17633,22 +17804,13 @@
         </w:numPr>
       </w:pPr>
       <w:r>
-        <w:t xml:space="preserve">Standard</w:t>
-      </w:r>
-      <w:r>
-        <w:t xml:space="preserve"> </w:t>
-      </w:r>
-      <w:r>
-        <w:rPr>
-          <w:rStyle w:val="VerbatimChar"/>
-        </w:rPr>
-        <w:t xml:space="preserve">schedules</w:t>
-      </w:r>
-      <w:r>
-        <w:t xml:space="preserve"> </w:t>
-      </w:r>
-      <w:r>
-        <w:t xml:space="preserve">row with GE course/faculty/room.</w:t>
+        <w:rPr>
+          <w:rStyle w:val="VerbatimChar"/>
+        </w:rPr>
+        <w:t xml:space="preserve">room_code_scope = CONCAT('G|', room_code)</w:t>
+      </w:r>
+      <w:r>
+        <w:t xml:space="preserve">.</w:t>
       </w:r>
     </w:p>
     <w:p>
@@ -17660,6 +17822,64 @@
         </w:numPr>
       </w:pPr>
       <w:r>
+        <w:rPr>
+          <w:rStyle w:val="VerbatimChar"/>
+        </w:rPr>
+        <w:t xml:space="preserve">next_auto_room_code_gened()</w:t>
+      </w:r>
+      <w:r>
+        <w:t xml:space="preserve"> </w:t>
+      </w:r>
+      <w:r>
+        <w:t xml:space="preserve">for code generation.</w:t>
+      </w:r>
+    </w:p>
+    <w:bookmarkEnd w:id="121"/>
+    <w:bookmarkStart w:id="122" w:name="schedules"/>
+    <w:p>
+      <w:pPr>
+        <w:pStyle w:val="Heading3"/>
+      </w:pPr>
+      <w:r>
+        <w:t xml:space="preserve">Schedules</w:t>
+      </w:r>
+    </w:p>
+    <w:p>
+      <w:pPr>
+        <w:pStyle w:val="Compact"/>
+        <w:numPr>
+          <w:ilvl w:val="0"/>
+          <w:numId w:val="1037"/>
+        </w:numPr>
+      </w:pPr>
+      <w:r>
+        <w:t xml:space="preserve">Standard</w:t>
+      </w:r>
+      <w:r>
+        <w:t xml:space="preserve"> </w:t>
+      </w:r>
+      <w:r>
+        <w:rPr>
+          <w:rStyle w:val="VerbatimChar"/>
+        </w:rPr>
+        <w:t xml:space="preserve">schedules</w:t>
+      </w:r>
+      <w:r>
+        <w:t xml:space="preserve"> </w:t>
+      </w:r>
+      <w:r>
+        <w:t xml:space="preserve">row with GE course/faculty/room.</w:t>
+      </w:r>
+    </w:p>
+    <w:p>
+      <w:pPr>
+        <w:pStyle w:val="Compact"/>
+        <w:numPr>
+          <w:ilvl w:val="0"/>
+          <w:numId w:val="1037"/>
+        </w:numPr>
+      </w:pPr>
+      <w:r>
         <w:t xml:space="preserve">Target audience stored in</w:t>
       </w:r>
       <w:r>
@@ -17680,7 +17900,7 @@
         <w:pStyle w:val="Compact"/>
         <w:numPr>
           <w:ilvl w:val="1"/>
-          <w:numId w:val="1037"/>
+          <w:numId w:val="1038"/>
         </w:numPr>
       </w:pPr>
       <w:r>
@@ -17733,9 +17953,9 @@
         </w:pict>
       </w:r>
     </w:p>
-    <w:bookmarkEnd w:id="120"/>
-    <w:bookmarkEnd w:id="121"/>
-    <w:bookmarkStart w:id="122" w:name="gened_assignments.php"/>
+    <w:bookmarkEnd w:id="122"/>
+    <w:bookmarkEnd w:id="123"/>
+    <w:bookmarkStart w:id="124" w:name="gened_assignments.php"/>
     <w:p>
       <w:pPr>
         <w:pStyle w:val="Heading2"/>
@@ -17745,74 +17965,6 @@
           <w:rStyle w:val="VerbatimChar"/>
         </w:rPr>
         <w:t xml:space="preserve">gened_assignments.php</w:t>
-      </w:r>
-    </w:p>
-    <w:p>
-      <w:pPr>
-        <w:pStyle w:val="Compact"/>
-        <w:numPr>
-          <w:ilvl w:val="0"/>
-          <w:numId w:val="1038"/>
-        </w:numPr>
-      </w:pPr>
-      <w:r>
-        <w:t xml:space="preserve">Links GE courses to colleges that offer them.</w:t>
-      </w:r>
-    </w:p>
-    <w:p>
-      <w:pPr>
-        <w:pStyle w:val="Compact"/>
-        <w:numPr>
-          <w:ilvl w:val="0"/>
-          <w:numId w:val="1038"/>
-        </w:numPr>
-      </w:pPr>
-      <w:r>
-        <w:t xml:space="preserve">CRUD on</w:t>
-      </w:r>
-      <w:r>
-        <w:t xml:space="preserve"> </w:t>
-      </w:r>
-      <w:r>
-        <w:rPr>
-          <w:rStyle w:val="VerbatimChar"/>
-        </w:rPr>
-        <w:t xml:space="preserve">ge_course_colleges</w:t>
-      </w:r>
-      <w:r>
-        <w:t xml:space="preserve">.</w:t>
-      </w:r>
-    </w:p>
-    <w:p>
-      <w:pPr>
-        <w:pStyle w:val="Compact"/>
-        <w:numPr>
-          <w:ilvl w:val="0"/>
-          <w:numId w:val="1038"/>
-        </w:numPr>
-      </w:pPr>
-      <w:r>
-        <w:t xml:space="preserve">Drives which colleges see GE courses in dean schedules.</w:t>
-      </w:r>
-    </w:p>
-    <w:p>
-      <w:r>
-        <w:pict>
-          <v:rect style="width:0;height:1.5pt" o:hralign="center" o:hrstd="t" o:hr="t"/>
-        </w:pict>
-      </w:r>
-    </w:p>
-    <w:bookmarkEnd w:id="122"/>
-    <w:bookmarkStart w:id="123" w:name="gened_edit_schedule.php"/>
-    <w:p>
-      <w:pPr>
-        <w:pStyle w:val="Heading2"/>
-      </w:pPr>
-      <w:r>
-        <w:rPr>
-          <w:rStyle w:val="VerbatimChar"/>
-        </w:rPr>
-        <w:t xml:space="preserve">gened_edit_schedule.php</w:t>
       </w:r>
     </w:p>
     <w:p>
@@ -17824,19 +17976,7 @@
         </w:numPr>
       </w:pPr>
       <w:r>
-        <w:t xml:space="preserve">GE-specific schedule form via</w:t>
-      </w:r>
-      <w:r>
-        <w:t xml:space="preserve"> </w:t>
-      </w:r>
-      <w:r>
-        <w:rPr>
-          <w:rStyle w:val="VerbatimChar"/>
-        </w:rPr>
-        <w:t xml:space="preserve">render_schedule_form()</w:t>
-      </w:r>
-      <w:r>
-        <w:t xml:space="preserve">.</w:t>
+        <w:t xml:space="preserve">Links GE courses to colleges that offer them.</w:t>
       </w:r>
     </w:p>
     <w:p>
@@ -17848,22 +17988,19 @@
         </w:numPr>
       </w:pPr>
       <w:r>
-        <w:t xml:space="preserve">Sets</w:t>
-      </w:r>
-      <w:r>
-        <w:t xml:space="preserve"> </w:t>
-      </w:r>
-      <w:r>
-        <w:rPr>
-          <w:rStyle w:val="VerbatimChar"/>
-        </w:rPr>
-        <w:t xml:space="preserve">ge_schedule_targets</w:t>
-      </w:r>
-      <w:r>
-        <w:t xml:space="preserve"> </w:t>
-      </w:r>
-      <w:r>
-        <w:t xml:space="preserve">for program/year/section targeting.</w:t>
+        <w:t xml:space="preserve">CRUD on</w:t>
+      </w:r>
+      <w:r>
+        <w:t xml:space="preserve"> </w:t>
+      </w:r>
+      <w:r>
+        <w:rPr>
+          <w:rStyle w:val="VerbatimChar"/>
+        </w:rPr>
+        <w:t xml:space="preserve">ge_course_colleges</w:t>
+      </w:r>
+      <w:r>
+        <w:t xml:space="preserve">.</w:t>
       </w:r>
     </w:p>
     <w:p>
@@ -17875,7 +18012,7 @@
         </w:numPr>
       </w:pPr>
       <w:r>
-        <w:t xml:space="preserve">Conflict checks include cross-college room sharing.</w:t>
+        <w:t xml:space="preserve">Drives which colleges see GE courses in dean schedules.</w:t>
       </w:r>
     </w:p>
     <w:p>
@@ -17885,58 +18022,80 @@
         </w:pict>
       </w:r>
     </w:p>
-    <w:bookmarkEnd w:id="123"/>
-    <w:bookmarkStart w:id="124" w:name="ge-live-sessions"/>
+    <w:bookmarkEnd w:id="124"/>
+    <w:bookmarkStart w:id="125" w:name="gened_edit_schedule.php"/>
     <w:p>
       <w:pPr>
         <w:pStyle w:val="Heading2"/>
       </w:pPr>
       <w:r>
-        <w:t xml:space="preserve">GE Live Sessions</w:t>
-      </w:r>
-    </w:p>
-    <w:p>
-      <w:pPr>
-        <w:pStyle w:val="FirstParagraph"/>
-      </w:pPr>
-      <w:r>
-        <w:rPr>
-          <w:rStyle w:val="VerbatimChar"/>
-        </w:rPr>
-        <w:t xml:space="preserve">weekly_schedule_gened_can_join_online_live()</w:t>
-      </w:r>
-      <w:r>
-        <w:t xml:space="preserve"> </w:t>
-      </w:r>
-      <w:r>
-        <w:t xml:space="preserve">controls who can join GE online live classes:</w:t>
-      </w:r>
-      <w:r>
-        <w:t xml:space="preserve"> </w:t>
-      </w:r>
-      <w:r>
-        <w:t xml:space="preserve">- GE faculty teaching the class</w:t>
-      </w:r>
-      <w:r>
-        <w:t xml:space="preserve"> </w:t>
-      </w:r>
-      <w:r>
-        <w:t xml:space="preserve">- Target college deans/chairs</w:t>
-      </w:r>
-      <w:r>
-        <w:t xml:space="preserve"> </w:t>
-      </w:r>
-      <w:r>
-        <w:t xml:space="preserve">- Configured GE dean (</w:t>
-      </w:r>
-      <w:r>
-        <w:rPr>
-          <w:rStyle w:val="VerbatimChar"/>
-        </w:rPr>
-        <w:t xml:space="preserve">GE_DEAN_USER_ID</w:t>
-      </w:r>
-      <w:r>
-        <w:t xml:space="preserve">)</w:t>
+        <w:rPr>
+          <w:rStyle w:val="VerbatimChar"/>
+        </w:rPr>
+        <w:t xml:space="preserve">gened_edit_schedule.php</w:t>
+      </w:r>
+    </w:p>
+    <w:p>
+      <w:pPr>
+        <w:pStyle w:val="Compact"/>
+        <w:numPr>
+          <w:ilvl w:val="0"/>
+          <w:numId w:val="1040"/>
+        </w:numPr>
+      </w:pPr>
+      <w:r>
+        <w:t xml:space="preserve">GE-specific schedule form via</w:t>
+      </w:r>
+      <w:r>
+        <w:t xml:space="preserve"> </w:t>
+      </w:r>
+      <w:r>
+        <w:rPr>
+          <w:rStyle w:val="VerbatimChar"/>
+        </w:rPr>
+        <w:t xml:space="preserve">render_schedule_form()</w:t>
+      </w:r>
+      <w:r>
+        <w:t xml:space="preserve">.</w:t>
+      </w:r>
+    </w:p>
+    <w:p>
+      <w:pPr>
+        <w:pStyle w:val="Compact"/>
+        <w:numPr>
+          <w:ilvl w:val="0"/>
+          <w:numId w:val="1040"/>
+        </w:numPr>
+      </w:pPr>
+      <w:r>
+        <w:t xml:space="preserve">Sets</w:t>
+      </w:r>
+      <w:r>
+        <w:t xml:space="preserve"> </w:t>
+      </w:r>
+      <w:r>
+        <w:rPr>
+          <w:rStyle w:val="VerbatimChar"/>
+        </w:rPr>
+        <w:t xml:space="preserve">ge_schedule_targets</w:t>
+      </w:r>
+      <w:r>
+        <w:t xml:space="preserve"> </w:t>
+      </w:r>
+      <w:r>
+        <w:t xml:space="preserve">for program/year/section targeting.</w:t>
+      </w:r>
+    </w:p>
+    <w:p>
+      <w:pPr>
+        <w:pStyle w:val="Compact"/>
+        <w:numPr>
+          <w:ilvl w:val="0"/>
+          <w:numId w:val="1040"/>
+        </w:numPr>
+      </w:pPr>
+      <w:r>
+        <w:t xml:space="preserve">Conflict checks include cross-college room sharing.</w:t>
       </w:r>
     </w:p>
     <w:p>
@@ -17946,79 +18105,58 @@
         </w:pict>
       </w:r>
     </w:p>
-    <w:bookmarkEnd w:id="124"/>
-    <w:bookmarkStart w:id="125" w:name="messaging-rules-messaging_helpers.php"/>
+    <w:bookmarkEnd w:id="125"/>
+    <w:bookmarkStart w:id="126" w:name="ge-live-sessions"/>
     <w:p>
       <w:pPr>
         <w:pStyle w:val="Heading2"/>
       </w:pPr>
       <w:r>
-        <w:t xml:space="preserve">Messaging Rules (</w:t>
-      </w:r>
-      <w:r>
-        <w:rPr>
-          <w:rStyle w:val="VerbatimChar"/>
-        </w:rPr>
-        <w:t xml:space="preserve">messaging_helpers.php</w:t>
+        <w:t xml:space="preserve">GE Live Sessions</w:t>
+      </w:r>
+    </w:p>
+    <w:p>
+      <w:pPr>
+        <w:pStyle w:val="FirstParagraph"/>
+      </w:pPr>
+      <w:r>
+        <w:rPr>
+          <w:rStyle w:val="VerbatimChar"/>
+        </w:rPr>
+        <w:t xml:space="preserve">weekly_schedule_gened_can_join_online_live()</w:t>
+      </w:r>
+      <w:r>
+        <w:t xml:space="preserve"> </w:t>
+      </w:r>
+      <w:r>
+        <w:t xml:space="preserve">controls who can join GE online live classes:</w:t>
+      </w:r>
+      <w:r>
+        <w:t xml:space="preserve"> </w:t>
+      </w:r>
+      <w:r>
+        <w:t xml:space="preserve">- GE faculty teaching the class</w:t>
+      </w:r>
+      <w:r>
+        <w:t xml:space="preserve"> </w:t>
+      </w:r>
+      <w:r>
+        <w:t xml:space="preserve">- Target college deans/chairs</w:t>
+      </w:r>
+      <w:r>
+        <w:t xml:space="preserve"> </w:t>
+      </w:r>
+      <w:r>
+        <w:t xml:space="preserve">- Configured GE dean (</w:t>
+      </w:r>
+      <w:r>
+        <w:rPr>
+          <w:rStyle w:val="VerbatimChar"/>
+        </w:rPr>
+        <w:t xml:space="preserve">GE_DEAN_USER_ID</w:t>
       </w:r>
       <w:r>
         <w:t xml:space="preserve">)</w:t>
-      </w:r>
-    </w:p>
-    <w:p>
-      <w:pPr>
-        <w:pStyle w:val="FirstParagraph"/>
-      </w:pPr>
-      <w:r>
-        <w:t xml:space="preserve">GE-specific messaging constraints:</w:t>
-      </w:r>
-      <w:r>
-        <w:t xml:space="preserve"> </w:t>
-      </w:r>
-      <w:r>
-        <w:t xml:space="preserve">-</w:t>
-      </w:r>
-      <w:r>
-        <w:t xml:space="preserve"> </w:t>
-      </w:r>
-      <w:r>
-        <w:rPr>
-          <w:rStyle w:val="VerbatimChar"/>
-        </w:rPr>
-        <w:t xml:space="preserve">messaging_is_gened_faculty_user()</w:t>
-      </w:r>
-      <w:r>
-        <w:t xml:space="preserve"> </w:t>
-      </w:r>
-      <w:r>
-        <w:t xml:space="preserve">— identifies GE faculty</w:t>
-      </w:r>
-      <w:r>
-        <w:t xml:space="preserve"> </w:t>
-      </w:r>
-      <w:r>
-        <w:t xml:space="preserve">-</w:t>
-      </w:r>
-      <w:r>
-        <w:t xml:space="preserve"> </w:t>
-      </w:r>
-      <w:r>
-        <w:rPr>
-          <w:rStyle w:val="VerbatimChar"/>
-        </w:rPr>
-        <w:t xml:space="preserve">messaging_ge_dean_user_id()</w:t>
-      </w:r>
-      <w:r>
-        <w:t xml:space="preserve"> </w:t>
-      </w:r>
-      <w:r>
-        <w:t xml:space="preserve">— resolves GE dean for messaging</w:t>
-      </w:r>
-      <w:r>
-        <w:t xml:space="preserve"> </w:t>
-      </w:r>
-      <w:r>
-        <w:t xml:space="preserve">- GE faculty may only message the designated GE dean</w:t>
       </w:r>
     </w:p>
     <w:p>
@@ -18028,8 +18166,90 @@
         </w:pict>
       </w:r>
     </w:p>
-    <w:bookmarkEnd w:id="125"/>
-    <w:bookmarkStart w:id="126" w:name="navigation-gened-in-role_nav_sections"/>
+    <w:bookmarkEnd w:id="126"/>
+    <w:bookmarkStart w:id="127" w:name="messaging-rules-messaging_helpers.php"/>
+    <w:p>
+      <w:pPr>
+        <w:pStyle w:val="Heading2"/>
+      </w:pPr>
+      <w:r>
+        <w:t xml:space="preserve">Messaging Rules (</w:t>
+      </w:r>
+      <w:r>
+        <w:rPr>
+          <w:rStyle w:val="VerbatimChar"/>
+        </w:rPr>
+        <w:t xml:space="preserve">messaging_helpers.php</w:t>
+      </w:r>
+      <w:r>
+        <w:t xml:space="preserve">)</w:t>
+      </w:r>
+    </w:p>
+    <w:p>
+      <w:pPr>
+        <w:pStyle w:val="FirstParagraph"/>
+      </w:pPr>
+      <w:r>
+        <w:t xml:space="preserve">GE-specific messaging constraints:</w:t>
+      </w:r>
+      <w:r>
+        <w:t xml:space="preserve"> </w:t>
+      </w:r>
+      <w:r>
+        <w:t xml:space="preserve">-</w:t>
+      </w:r>
+      <w:r>
+        <w:t xml:space="preserve"> </w:t>
+      </w:r>
+      <w:r>
+        <w:rPr>
+          <w:rStyle w:val="VerbatimChar"/>
+        </w:rPr>
+        <w:t xml:space="preserve">messaging_is_gened_faculty_user()</w:t>
+      </w:r>
+      <w:r>
+        <w:t xml:space="preserve"> </w:t>
+      </w:r>
+      <w:r>
+        <w:t xml:space="preserve">— identifies GE faculty</w:t>
+      </w:r>
+      <w:r>
+        <w:t xml:space="preserve"> </w:t>
+      </w:r>
+      <w:r>
+        <w:t xml:space="preserve">-</w:t>
+      </w:r>
+      <w:r>
+        <w:t xml:space="preserve"> </w:t>
+      </w:r>
+      <w:r>
+        <w:rPr>
+          <w:rStyle w:val="VerbatimChar"/>
+        </w:rPr>
+        <w:t xml:space="preserve">messaging_ge_dean_user_id()</w:t>
+      </w:r>
+      <w:r>
+        <w:t xml:space="preserve"> </w:t>
+      </w:r>
+      <w:r>
+        <w:t xml:space="preserve">— resolves GE dean for messaging</w:t>
+      </w:r>
+      <w:r>
+        <w:t xml:space="preserve"> </w:t>
+      </w:r>
+      <w:r>
+        <w:t xml:space="preserve">- GE faculty may only message the designated GE dean</w:t>
+      </w:r>
+    </w:p>
+    <w:p>
+      <w:r>
+        <w:pict>
+          <v:rect style="width:0;height:1.5pt" o:hralign="center" o:hrstd="t" o:hr="t"/>
+        </w:pict>
+      </w:r>
+    </w:p>
+    <w:bookmarkEnd w:id="127"/>
+    <w:bookmarkStart w:id="128" w:name="navigation-gened-in-role_nav_sections"/>
     <w:p>
       <w:pPr>
         <w:pStyle w:val="Heading2"/>
@@ -18215,8 +18435,8 @@
         </w:pict>
       </w:r>
     </w:p>
-    <w:bookmarkEnd w:id="126"/>
-    <w:bookmarkStart w:id="127" w:name="related-tables-5"/>
+    <w:bookmarkEnd w:id="128"/>
+    <w:bookmarkStart w:id="129" w:name="related-tables-5"/>
     <w:p>
       <w:pPr>
         <w:pStyle w:val="Heading2"/>
@@ -18308,9 +18528,9 @@
         <w:t xml:space="preserve">faculty_specializations</w:t>
       </w:r>
     </w:p>
-    <w:bookmarkEnd w:id="127"/>
-    <w:bookmarkEnd w:id="128"/>
-    <w:bookmarkStart w:id="139" w:name="module-10-student"/>
+    <w:bookmarkEnd w:id="129"/>
+    <w:bookmarkEnd w:id="130"/>
+    <w:bookmarkStart w:id="141" w:name="module-10-student"/>
     <w:p>
       <w:pPr>
         <w:pStyle w:val="Heading1"/>
@@ -18404,7 +18624,7 @@
         </w:pict>
       </w:r>
     </w:p>
-    <w:bookmarkStart w:id="129" w:name="source-files-9"/>
+    <w:bookmarkStart w:id="131" w:name="source-files-9"/>
     <w:p>
       <w:pPr>
         <w:pStyle w:val="Heading2"/>
@@ -18756,8 +18976,8 @@
         </w:pict>
       </w:r>
     </w:p>
-    <w:bookmarkEnd w:id="129"/>
-    <w:bookmarkStart w:id="130" w:name="registration-flow"/>
+    <w:bookmarkEnd w:id="131"/>
+    <w:bookmarkStart w:id="132" w:name="registration-flow"/>
     <w:p>
       <w:pPr>
         <w:pStyle w:val="Heading2"/>
@@ -18812,7 +19032,7 @@
         <w:pStyle w:val="Compact"/>
         <w:numPr>
           <w:ilvl w:val="0"/>
-          <w:numId w:val="1040"/>
+          <w:numId w:val="1041"/>
         </w:numPr>
       </w:pPr>
       <w:r>
@@ -18824,7 +19044,7 @@
         <w:pStyle w:val="Compact"/>
         <w:numPr>
           <w:ilvl w:val="0"/>
-          <w:numId w:val="1040"/>
+          <w:numId w:val="1041"/>
         </w:numPr>
       </w:pPr>
       <w:r>
@@ -18857,7 +19077,7 @@
         <w:pStyle w:val="Compact"/>
         <w:numPr>
           <w:ilvl w:val="0"/>
-          <w:numId w:val="1040"/>
+          <w:numId w:val="1041"/>
         </w:numPr>
       </w:pPr>
       <w:r>
@@ -18893,7 +19113,7 @@
         <w:pStyle w:val="Compact"/>
         <w:numPr>
           <w:ilvl w:val="0"/>
-          <w:numId w:val="1040"/>
+          <w:numId w:val="1041"/>
         </w:numPr>
       </w:pPr>
       <w:r>
@@ -18917,7 +19137,7 @@
         <w:pStyle w:val="Compact"/>
         <w:numPr>
           <w:ilvl w:val="0"/>
-          <w:numId w:val="1040"/>
+          <w:numId w:val="1041"/>
         </w:numPr>
       </w:pPr>
       <w:r>
@@ -18994,8 +19214,8 @@
         </w:pict>
       </w:r>
     </w:p>
-    <w:bookmarkEnd w:id="130"/>
-    <w:bookmarkStart w:id="131" w:name="includesstudent_registration_helpers.php"/>
+    <w:bookmarkEnd w:id="132"/>
+    <w:bookmarkStart w:id="133" w:name="includesstudent_registration_helpers.php"/>
     <w:p>
       <w:pPr>
         <w:pStyle w:val="Heading2"/>
@@ -19241,8 +19461,8 @@
         </w:pict>
       </w:r>
     </w:p>
-    <w:bookmarkEnd w:id="131"/>
-    <w:bookmarkStart w:id="132" w:name="student_classrooms.php"/>
+    <w:bookmarkEnd w:id="133"/>
+    <w:bookmarkStart w:id="134" w:name="student_classrooms.php"/>
     <w:p>
       <w:pPr>
         <w:pStyle w:val="Heading2"/>
@@ -19252,256 +19472,6 @@
           <w:rStyle w:val="VerbatimChar"/>
         </w:rPr>
         <w:t xml:space="preserve">student_classrooms.php</w:t>
-      </w:r>
-    </w:p>
-    <w:p>
-      <w:pPr>
-        <w:pStyle w:val="Compact"/>
-        <w:numPr>
-          <w:ilvl w:val="0"/>
-          <w:numId w:val="1041"/>
-        </w:numPr>
-      </w:pPr>
-      <w:r>
-        <w:t xml:space="preserve">Shows classrooms student is enrolled in (</w:t>
-      </w:r>
-      <w:r>
-        <w:rPr>
-          <w:rStyle w:val="VerbatimChar"/>
-        </w:rPr>
-        <w:t xml:space="preserve">classroom_enrollments</w:t>
-      </w:r>
-      <w:r>
-        <w:t xml:space="preserve">).</w:t>
-      </w:r>
-    </w:p>
-    <w:p>
-      <w:pPr>
-        <w:pStyle w:val="Compact"/>
-        <w:numPr>
-          <w:ilvl w:val="0"/>
-          <w:numId w:val="1041"/>
-        </w:numPr>
-      </w:pPr>
-      <w:r>
-        <w:t xml:space="preserve">Join by code:</w:t>
-      </w:r>
-      <w:r>
-        <w:t xml:space="preserve"> </w:t>
-      </w:r>
-      <w:r>
-        <w:rPr>
-          <w:rStyle w:val="VerbatimChar"/>
-        </w:rPr>
-        <w:t xml:space="preserve">classroom_normalize_join_code()</w:t>
-      </w:r>
-      <w:r>
-        <w:t xml:space="preserve"> </w:t>
-      </w:r>
-      <w:r>
-        <w:t xml:space="preserve">+ lookup</w:t>
-      </w:r>
-      <w:r>
-        <w:t xml:space="preserve"> </w:t>
-      </w:r>
-      <w:r>
-        <w:rPr>
-          <w:rStyle w:val="VerbatimChar"/>
-        </w:rPr>
-        <w:t xml:space="preserve">online_classrooms.join_code</w:t>
-      </w:r>
-      <w:r>
-        <w:t xml:space="preserve">.</w:t>
-      </w:r>
-    </w:p>
-    <w:p>
-      <w:pPr>
-        <w:pStyle w:val="Compact"/>
-        <w:numPr>
-          <w:ilvl w:val="0"/>
-          <w:numId w:val="1041"/>
-        </w:numPr>
-      </w:pPr>
-      <w:r>
-        <w:t xml:space="preserve">Enrolls via</w:t>
-      </w:r>
-      <w:r>
-        <w:t xml:space="preserve"> </w:t>
-      </w:r>
-      <w:r>
-        <w:rPr>
-          <w:rStyle w:val="VerbatimChar"/>
-        </w:rPr>
-        <w:t xml:space="preserve">classroom_enrollments</w:t>
-      </w:r>
-      <w:r>
-        <w:t xml:space="preserve"> </w:t>
-      </w:r>
-      <w:r>
-        <w:t xml:space="preserve">insert.</w:t>
-      </w:r>
-    </w:p>
-    <w:p>
-      <w:r>
-        <w:pict>
-          <v:rect style="width:0;height:1.5pt" o:hralign="center" o:hrstd="t" o:hr="t"/>
-        </w:pict>
-      </w:r>
-    </w:p>
-    <w:bookmarkEnd w:id="132"/>
-    <w:bookmarkStart w:id="133" w:name="student_classroom.php"/>
-    <w:p>
-      <w:pPr>
-        <w:pStyle w:val="Heading2"/>
-      </w:pPr>
-      <w:r>
-        <w:rPr>
-          <w:rStyle w:val="VerbatimChar"/>
-        </w:rPr>
-        <w:t xml:space="preserve">student_classroom.php</w:t>
-      </w:r>
-    </w:p>
-    <w:p>
-      <w:pPr>
-        <w:pStyle w:val="FirstParagraph"/>
-      </w:pPr>
-      <w:r>
-        <w:t xml:space="preserve">Student view of classroom:</w:t>
-      </w:r>
-      <w:r>
-        <w:t xml:space="preserve"> </w:t>
-      </w:r>
-      <w:r>
-        <w:t xml:space="preserve">- Read content (</w:t>
-      </w:r>
-      <w:r>
-        <w:rPr>
-          <w:rStyle w:val="VerbatimChar"/>
-        </w:rPr>
-        <w:t xml:space="preserve">classroom_content</w:t>
-      </w:r>
-      <w:r>
-        <w:t xml:space="preserve">) grouped by week</w:t>
-      </w:r>
-      <w:r>
-        <w:t xml:space="preserve"> </w:t>
-      </w:r>
-      <w:r>
-        <w:t xml:space="preserve">- View announcements and links</w:t>
-      </w:r>
-      <w:r>
-        <w:t xml:space="preserve"> </w:t>
-      </w:r>
-      <w:r>
-        <w:t xml:space="preserve">- Submit assessments →</w:t>
-      </w:r>
-      <w:r>
-        <w:t xml:space="preserve"> </w:t>
-      </w:r>
-      <w:r>
-        <w:rPr>
-          <w:rStyle w:val="VerbatimChar"/>
-        </w:rPr>
-        <w:t xml:space="preserve">classroom_submissions</w:t>
-      </w:r>
-      <w:r>
-        <w:t xml:space="preserve"> </w:t>
-      </w:r>
-      <w:r>
-        <w:t xml:space="preserve">- View scores →</w:t>
-      </w:r>
-      <w:r>
-        <w:t xml:space="preserve"> </w:t>
-      </w:r>
-      <w:r>
-        <w:rPr>
-          <w:rStyle w:val="VerbatimChar"/>
-        </w:rPr>
-        <w:t xml:space="preserve">classroom_scores</w:t>
-      </w:r>
-      <w:r>
-        <w:t xml:space="preserve"> </w:t>
-      </w:r>
-      <w:r>
-        <w:t xml:space="preserve">- Participate in discussion (</w:t>
-      </w:r>
-      <w:r>
-        <w:rPr>
-          <w:rStyle w:val="VerbatimChar"/>
-        </w:rPr>
-        <w:t xml:space="preserve">classroom_messages</w:t>
-      </w:r>
-      <w:r>
-        <w:t xml:space="preserve">)</w:t>
-      </w:r>
-    </w:p>
-    <w:p>
-      <w:r>
-        <w:pict>
-          <v:rect style="width:0;height:1.5pt" o:hralign="center" o:hrstd="t" o:hr="t"/>
-        </w:pict>
-      </w:r>
-    </w:p>
-    <w:bookmarkEnd w:id="133"/>
-    <w:bookmarkStart w:id="134" w:name="student_edutools.php"/>
-    <w:p>
-      <w:pPr>
-        <w:pStyle w:val="Heading2"/>
-      </w:pPr>
-      <w:r>
-        <w:rPr>
-          <w:rStyle w:val="VerbatimChar"/>
-        </w:rPr>
-        <w:t xml:space="preserve">student_edutools.php</w:t>
-      </w:r>
-    </w:p>
-    <w:p>
-      <w:pPr>
-        <w:pStyle w:val="FirstParagraph"/>
-      </w:pPr>
-      <w:r>
-        <w:t xml:space="preserve">Hub linking to:</w:t>
-      </w:r>
-      <w:r>
-        <w:t xml:space="preserve"> </w:t>
-      </w:r>
-      <w:r>
-        <w:t xml:space="preserve">- Wellness check-in (</w:t>
-      </w:r>
-      <w:r>
-        <w:rPr>
-          <w:rStyle w:val="VerbatimChar"/>
-        </w:rPr>
-        <w:t xml:space="preserve">student_wellness.php</w:t>
-      </w:r>
-      <w:r>
-        <w:t xml:space="preserve">)</w:t>
-      </w:r>
-      <w:r>
-        <w:t xml:space="preserve"> </w:t>
-      </w:r>
-      <w:r>
-        <w:t xml:space="preserve">- Other student academic tools</w:t>
-      </w:r>
-    </w:p>
-    <w:p>
-      <w:r>
-        <w:pict>
-          <v:rect style="width:0;height:1.5pt" o:hralign="center" o:hrstd="t" o:hr="t"/>
-        </w:pict>
-      </w:r>
-    </w:p>
-    <w:bookmarkEnd w:id="134"/>
-    <w:bookmarkStart w:id="135" w:name="student_wellness.php"/>
-    <w:p>
-      <w:pPr>
-        <w:pStyle w:val="Heading2"/>
-      </w:pPr>
-      <w:r>
-        <w:rPr>
-          <w:rStyle w:val="VerbatimChar"/>
-        </w:rPr>
-        <w:t xml:space="preserve">student_wellness.php</w:t>
       </w:r>
     </w:p>
     <w:p>
@@ -19513,19 +19483,16 @@
         </w:numPr>
       </w:pPr>
       <w:r>
-        <w:t xml:space="preserve">Renders wellness companion UI via</w:t>
-      </w:r>
-      <w:r>
-        <w:t xml:space="preserve"> </w:t>
-      </w:r>
-      <w:r>
-        <w:rPr>
-          <w:rStyle w:val="VerbatimChar"/>
-        </w:rPr>
-        <w:t xml:space="preserve">includes/student_wellness_ui.php</w:t>
-      </w:r>
-      <w:r>
-        <w:t xml:space="preserve">.</w:t>
+        <w:t xml:space="preserve">Shows classrooms student is enrolled in (</w:t>
+      </w:r>
+      <w:r>
+        <w:rPr>
+          <w:rStyle w:val="VerbatimChar"/>
+        </w:rPr>
+        <w:t xml:space="preserve">classroom_enrollments</w:t>
+      </w:r>
+      <w:r>
+        <w:t xml:space="preserve">).</w:t>
       </w:r>
     </w:p>
     <w:p>
@@ -19537,16 +19504,31 @@
         </w:numPr>
       </w:pPr>
       <w:r>
-        <w:t xml:space="preserve">Chat powered by</w:t>
-      </w:r>
-      <w:r>
-        <w:t xml:space="preserve"> </w:t>
-      </w:r>
-      <w:r>
-        <w:rPr>
-          <w:rStyle w:val="VerbatimChar"/>
-        </w:rPr>
-        <w:t xml:space="preserve">api/student_wellness_chat.php</w:t>
+        <w:t xml:space="preserve">Join by code:</w:t>
+      </w:r>
+      <w:r>
+        <w:t xml:space="preserve"> </w:t>
+      </w:r>
+      <w:r>
+        <w:rPr>
+          <w:rStyle w:val="VerbatimChar"/>
+        </w:rPr>
+        <w:t xml:space="preserve">classroom_normalize_join_code()</w:t>
+      </w:r>
+      <w:r>
+        <w:t xml:space="preserve"> </w:t>
+      </w:r>
+      <w:r>
+        <w:t xml:space="preserve">+ lookup</w:t>
+      </w:r>
+      <w:r>
+        <w:t xml:space="preserve"> </w:t>
+      </w:r>
+      <w:r>
+        <w:rPr>
+          <w:rStyle w:val="VerbatimChar"/>
+        </w:rPr>
+        <w:t xml:space="preserve">online_classrooms.join_code</w:t>
       </w:r>
       <w:r>
         <w:t xml:space="preserve">.</w:t>
@@ -19558,6 +19540,244 @@
         <w:numPr>
           <w:ilvl w:val="0"/>
           <w:numId w:val="1042"/>
+        </w:numPr>
+      </w:pPr>
+      <w:r>
+        <w:t xml:space="preserve">Enrolls via</w:t>
+      </w:r>
+      <w:r>
+        <w:t xml:space="preserve"> </w:t>
+      </w:r>
+      <w:r>
+        <w:rPr>
+          <w:rStyle w:val="VerbatimChar"/>
+        </w:rPr>
+        <w:t xml:space="preserve">classroom_enrollments</w:t>
+      </w:r>
+      <w:r>
+        <w:t xml:space="preserve"> </w:t>
+      </w:r>
+      <w:r>
+        <w:t xml:space="preserve">insert.</w:t>
+      </w:r>
+    </w:p>
+    <w:p>
+      <w:r>
+        <w:pict>
+          <v:rect style="width:0;height:1.5pt" o:hralign="center" o:hrstd="t" o:hr="t"/>
+        </w:pict>
+      </w:r>
+    </w:p>
+    <w:bookmarkEnd w:id="134"/>
+    <w:bookmarkStart w:id="135" w:name="student_classroom.php"/>
+    <w:p>
+      <w:pPr>
+        <w:pStyle w:val="Heading2"/>
+      </w:pPr>
+      <w:r>
+        <w:rPr>
+          <w:rStyle w:val="VerbatimChar"/>
+        </w:rPr>
+        <w:t xml:space="preserve">student_classroom.php</w:t>
+      </w:r>
+    </w:p>
+    <w:p>
+      <w:pPr>
+        <w:pStyle w:val="FirstParagraph"/>
+      </w:pPr>
+      <w:r>
+        <w:t xml:space="preserve">Student view of classroom:</w:t>
+      </w:r>
+      <w:r>
+        <w:t xml:space="preserve"> </w:t>
+      </w:r>
+      <w:r>
+        <w:t xml:space="preserve">- Read content (</w:t>
+      </w:r>
+      <w:r>
+        <w:rPr>
+          <w:rStyle w:val="VerbatimChar"/>
+        </w:rPr>
+        <w:t xml:space="preserve">classroom_content</w:t>
+      </w:r>
+      <w:r>
+        <w:t xml:space="preserve">) grouped by week</w:t>
+      </w:r>
+      <w:r>
+        <w:t xml:space="preserve"> </w:t>
+      </w:r>
+      <w:r>
+        <w:t xml:space="preserve">- View announcements and links</w:t>
+      </w:r>
+      <w:r>
+        <w:t xml:space="preserve"> </w:t>
+      </w:r>
+      <w:r>
+        <w:t xml:space="preserve">- Submit assessments →</w:t>
+      </w:r>
+      <w:r>
+        <w:t xml:space="preserve"> </w:t>
+      </w:r>
+      <w:r>
+        <w:rPr>
+          <w:rStyle w:val="VerbatimChar"/>
+        </w:rPr>
+        <w:t xml:space="preserve">classroom_submissions</w:t>
+      </w:r>
+      <w:r>
+        <w:t xml:space="preserve"> </w:t>
+      </w:r>
+      <w:r>
+        <w:t xml:space="preserve">- View scores →</w:t>
+      </w:r>
+      <w:r>
+        <w:t xml:space="preserve"> </w:t>
+      </w:r>
+      <w:r>
+        <w:rPr>
+          <w:rStyle w:val="VerbatimChar"/>
+        </w:rPr>
+        <w:t xml:space="preserve">classroom_scores</w:t>
+      </w:r>
+      <w:r>
+        <w:t xml:space="preserve"> </w:t>
+      </w:r>
+      <w:r>
+        <w:t xml:space="preserve">- Participate in discussion (</w:t>
+      </w:r>
+      <w:r>
+        <w:rPr>
+          <w:rStyle w:val="VerbatimChar"/>
+        </w:rPr>
+        <w:t xml:space="preserve">classroom_messages</w:t>
+      </w:r>
+      <w:r>
+        <w:t xml:space="preserve">)</w:t>
+      </w:r>
+    </w:p>
+    <w:p>
+      <w:r>
+        <w:pict>
+          <v:rect style="width:0;height:1.5pt" o:hralign="center" o:hrstd="t" o:hr="t"/>
+        </w:pict>
+      </w:r>
+    </w:p>
+    <w:bookmarkEnd w:id="135"/>
+    <w:bookmarkStart w:id="136" w:name="student_edutools.php"/>
+    <w:p>
+      <w:pPr>
+        <w:pStyle w:val="Heading2"/>
+      </w:pPr>
+      <w:r>
+        <w:rPr>
+          <w:rStyle w:val="VerbatimChar"/>
+        </w:rPr>
+        <w:t xml:space="preserve">student_edutools.php</w:t>
+      </w:r>
+    </w:p>
+    <w:p>
+      <w:pPr>
+        <w:pStyle w:val="FirstParagraph"/>
+      </w:pPr>
+      <w:r>
+        <w:t xml:space="preserve">Hub linking to:</w:t>
+      </w:r>
+      <w:r>
+        <w:t xml:space="preserve"> </w:t>
+      </w:r>
+      <w:r>
+        <w:t xml:space="preserve">- Wellness check-in (</w:t>
+      </w:r>
+      <w:r>
+        <w:rPr>
+          <w:rStyle w:val="VerbatimChar"/>
+        </w:rPr>
+        <w:t xml:space="preserve">student_wellness.php</w:t>
+      </w:r>
+      <w:r>
+        <w:t xml:space="preserve">)</w:t>
+      </w:r>
+      <w:r>
+        <w:t xml:space="preserve"> </w:t>
+      </w:r>
+      <w:r>
+        <w:t xml:space="preserve">- Other student academic tools</w:t>
+      </w:r>
+    </w:p>
+    <w:p>
+      <w:r>
+        <w:pict>
+          <v:rect style="width:0;height:1.5pt" o:hralign="center" o:hrstd="t" o:hr="t"/>
+        </w:pict>
+      </w:r>
+    </w:p>
+    <w:bookmarkEnd w:id="136"/>
+    <w:bookmarkStart w:id="137" w:name="student_wellness.php"/>
+    <w:p>
+      <w:pPr>
+        <w:pStyle w:val="Heading2"/>
+      </w:pPr>
+      <w:r>
+        <w:rPr>
+          <w:rStyle w:val="VerbatimChar"/>
+        </w:rPr>
+        <w:t xml:space="preserve">student_wellness.php</w:t>
+      </w:r>
+    </w:p>
+    <w:p>
+      <w:pPr>
+        <w:pStyle w:val="Compact"/>
+        <w:numPr>
+          <w:ilvl w:val="0"/>
+          <w:numId w:val="1043"/>
+        </w:numPr>
+      </w:pPr>
+      <w:r>
+        <w:t xml:space="preserve">Renders wellness companion UI via</w:t>
+      </w:r>
+      <w:r>
+        <w:t xml:space="preserve"> </w:t>
+      </w:r>
+      <w:r>
+        <w:rPr>
+          <w:rStyle w:val="VerbatimChar"/>
+        </w:rPr>
+        <w:t xml:space="preserve">includes/student_wellness_ui.php</w:t>
+      </w:r>
+      <w:r>
+        <w:t xml:space="preserve">.</w:t>
+      </w:r>
+    </w:p>
+    <w:p>
+      <w:pPr>
+        <w:pStyle w:val="Compact"/>
+        <w:numPr>
+          <w:ilvl w:val="0"/>
+          <w:numId w:val="1043"/>
+        </w:numPr>
+      </w:pPr>
+      <w:r>
+        <w:t xml:space="preserve">Chat powered by</w:t>
+      </w:r>
+      <w:r>
+        <w:t xml:space="preserve"> </w:t>
+      </w:r>
+      <w:r>
+        <w:rPr>
+          <w:rStyle w:val="VerbatimChar"/>
+        </w:rPr>
+        <w:t xml:space="preserve">api/student_wellness_chat.php</w:t>
+      </w:r>
+      <w:r>
+        <w:t xml:space="preserve">.</w:t>
+      </w:r>
+    </w:p>
+    <w:p>
+      <w:pPr>
+        <w:pStyle w:val="Compact"/>
+        <w:numPr>
+          <w:ilvl w:val="0"/>
+          <w:numId w:val="1043"/>
         </w:numPr>
       </w:pPr>
       <w:r>
@@ -19585,8 +19805,8 @@
         </w:pict>
       </w:r>
     </w:p>
-    <w:bookmarkEnd w:id="135"/>
-    <w:bookmarkStart w:id="136" w:name="messaging"/>
+    <w:bookmarkEnd w:id="137"/>
+    <w:bookmarkStart w:id="138" w:name="messaging"/>
     <w:p>
       <w:pPr>
         <w:pStyle w:val="Heading2"/>
@@ -19640,8 +19860,8 @@
         </w:pict>
       </w:r>
     </w:p>
-    <w:bookmarkEnd w:id="136"/>
-    <w:bookmarkStart w:id="137" w:name="navigation-student-in-role_nav_sections"/>
+    <w:bookmarkEnd w:id="138"/>
+    <w:bookmarkStart w:id="139" w:name="navigation-student-in-role_nav_sections"/>
     <w:p>
       <w:pPr>
         <w:pStyle w:val="Heading2"/>
@@ -19779,8 +19999,8 @@
         </w:pict>
       </w:r>
     </w:p>
-    <w:bookmarkEnd w:id="137"/>
-    <w:bookmarkStart w:id="138" w:name="related-tables-6"/>
+    <w:bookmarkEnd w:id="139"/>
+    <w:bookmarkStart w:id="140" w:name="related-tables-6"/>
     <w:p>
       <w:pPr>
         <w:pStyle w:val="Heading2"/>
@@ -19896,9 +20116,9 @@
         <w:t xml:space="preserve">internal_messages</w:t>
       </w:r>
     </w:p>
-    <w:bookmarkEnd w:id="138"/>
-    <w:bookmarkEnd w:id="139"/>
-    <w:bookmarkStart w:id="151" w:name="module-11-scheduling"/>
+    <w:bookmarkEnd w:id="140"/>
+    <w:bookmarkEnd w:id="141"/>
+    <w:bookmarkStart w:id="153" w:name="module-11-scheduling"/>
     <w:p>
       <w:pPr>
         <w:pStyle w:val="Heading1"/>
@@ -19922,7 +20142,7 @@
         </w:pict>
       </w:r>
     </w:p>
-    <w:bookmarkStart w:id="140" w:name="source-files-10"/>
+    <w:bookmarkStart w:id="142" w:name="source-files-10"/>
     <w:p>
       <w:pPr>
         <w:pStyle w:val="Heading2"/>
@@ -20369,8 +20589,8 @@
         </w:pict>
       </w:r>
     </w:p>
-    <w:bookmarkEnd w:id="140"/>
-    <w:bookmarkStart w:id="141" w:name="data-model-schedules"/>
+    <w:bookmarkEnd w:id="142"/>
+    <w:bookmarkStart w:id="143" w:name="data-model-schedules"/>
     <w:p>
       <w:pPr>
         <w:pStyle w:val="Heading2"/>
@@ -20802,8 +21022,8 @@
         </w:pict>
       </w:r>
     </w:p>
-    <w:bookmarkEnd w:id="141"/>
-    <w:bookmarkStart w:id="142" w:name="Xdaae5be11397a859603c3a5dadf81358120d54c"/>
+    <w:bookmarkEnd w:id="143"/>
+    <w:bookmarkStart w:id="144" w:name="Xdaae5be11397a859603c3a5dadf81358120d54c"/>
     <w:p>
       <w:pPr>
         <w:pStyle w:val="Heading2"/>
@@ -21054,8 +21274,8 @@
         </w:pict>
       </w:r>
     </w:p>
-    <w:bookmarkEnd w:id="142"/>
-    <w:bookmarkStart w:id="143" w:name="conflict-detection-checkconflicts"/>
+    <w:bookmarkEnd w:id="144"/>
+    <w:bookmarkStart w:id="145" w:name="conflict-detection-checkconflicts"/>
     <w:p>
       <w:pPr>
         <w:pStyle w:val="Heading2"/>
@@ -21079,331 +21299,6 @@
       </w:pPr>
       <w:r>
         <w:t xml:space="preserve">Checks before save:</w:t>
-      </w:r>
-    </w:p>
-    <w:p>
-      <w:pPr>
-        <w:pStyle w:val="Compact"/>
-        <w:numPr>
-          <w:ilvl w:val="0"/>
-          <w:numId w:val="1043"/>
-        </w:numPr>
-      </w:pPr>
-      <w:r>
-        <w:rPr>
-          <w:b/>
-          <w:bCs/>
-        </w:rPr>
-        <w:t xml:space="preserve">Faculty conflict</w:t>
-      </w:r>
-      <w:r>
-        <w:t xml:space="preserve"> </w:t>
-      </w:r>
-      <w:r>
-        <w:t xml:space="preserve">— Same faculty, overlapping days/times</w:t>
-      </w:r>
-    </w:p>
-    <w:p>
-      <w:pPr>
-        <w:pStyle w:val="Compact"/>
-        <w:numPr>
-          <w:ilvl w:val="0"/>
-          <w:numId w:val="1043"/>
-        </w:numPr>
-      </w:pPr>
-      <w:r>
-        <w:rPr>
-          <w:b/>
-          <w:bCs/>
-        </w:rPr>
-        <w:t xml:space="preserve">Room conflict</w:t>
-      </w:r>
-      <w:r>
-        <w:t xml:space="preserve"> </w:t>
-      </w:r>
-      <w:r>
-        <w:t xml:space="preserve">— Same room, overlapping times (unless room type = tba)</w:t>
-      </w:r>
-    </w:p>
-    <w:p>
-      <w:pPr>
-        <w:pStyle w:val="Compact"/>
-        <w:numPr>
-          <w:ilvl w:val="0"/>
-          <w:numId w:val="1043"/>
-        </w:numPr>
-      </w:pPr>
-      <w:r>
-        <w:rPr>
-          <w:b/>
-          <w:bCs/>
-        </w:rPr>
-        <w:t xml:space="preserve">Faculty gaps</w:t>
-      </w:r>
-      <w:r>
-        <w:t xml:space="preserve"> </w:t>
-      </w:r>
-      <w:r>
-        <w:t xml:space="preserve">—</w:t>
-      </w:r>
-      <w:r>
-        <w:t xml:space="preserve"> </w:t>
-      </w:r>
-      <w:r>
-        <w:rPr>
-          <w:rStyle w:val="VerbatimChar"/>
-        </w:rPr>
-        <w:t xml:space="preserve">check_faculty_gaps_and_consecutive()</w:t>
-      </w:r>
-      <w:r>
-        <w:t xml:space="preserve"> </w:t>
-      </w:r>
-      <w:r>
-        <w:t xml:space="preserve">for gap/consecutive rules</w:t>
-      </w:r>
-    </w:p>
-    <w:p>
-      <w:pPr>
-        <w:pStyle w:val="Compact"/>
-        <w:numPr>
-          <w:ilvl w:val="0"/>
-          <w:numId w:val="1043"/>
-        </w:numPr>
-      </w:pPr>
-      <w:r>
-        <w:rPr>
-          <w:b/>
-          <w:bCs/>
-        </w:rPr>
-        <w:t xml:space="preserve">Cross-college room</w:t>
-      </w:r>
-      <w:r>
-        <w:t xml:space="preserve"> </w:t>
-      </w:r>
-      <w:r>
-        <w:t xml:space="preserve">—</w:t>
-      </w:r>
-      <w:r>
-        <w:t xml:space="preserve"> </w:t>
-      </w:r>
-      <w:r>
-        <w:rPr>
-          <w:rStyle w:val="VerbatimChar"/>
-        </w:rPr>
-        <w:t xml:space="preserve">detect_cross_college_room_conflicts()</w:t>
-      </w:r>
-      <w:r>
-        <w:t xml:space="preserve"> </w:t>
-      </w:r>
-      <w:r>
-        <w:t xml:space="preserve">for shared rooms</w:t>
-      </w:r>
-    </w:p>
-    <w:p>
-      <w:pPr>
-        <w:pStyle w:val="FirstParagraph"/>
-      </w:pPr>
-      <w:r>
-        <w:t xml:space="preserve">Unresolved conflicts:</w:t>
-      </w:r>
-      <w:r>
-        <w:t xml:space="preserve"> </w:t>
-      </w:r>
-      <w:r>
-        <w:t xml:space="preserve">- Logged to</w:t>
-      </w:r>
-      <w:r>
-        <w:t xml:space="preserve"> </w:t>
-      </w:r>
-      <w:r>
-        <w:rPr>
-          <w:rStyle w:val="VerbatimChar"/>
-        </w:rPr>
-        <w:t xml:space="preserve">conflict_logs</w:t>
-      </w:r>
-      <w:r>
-        <w:t xml:space="preserve"> </w:t>
-      </w:r>
-      <w:r>
-        <w:t xml:space="preserve">- Or submitted as</w:t>
-      </w:r>
-      <w:r>
-        <w:t xml:space="preserve"> </w:t>
-      </w:r>
-      <w:r>
-        <w:rPr>
-          <w:rStyle w:val="VerbatimChar"/>
-        </w:rPr>
-        <w:t xml:space="preserve">conflict_requests</w:t>
-      </w:r>
-      <w:r>
-        <w:t xml:space="preserve"> </w:t>
-      </w:r>
-      <w:r>
-        <w:t xml:space="preserve">for admin override</w:t>
-      </w:r>
-    </w:p>
-    <w:p>
-      <w:r>
-        <w:pict>
-          <v:rect style="width:0;height:1.5pt" o:hralign="center" o:hrstd="t" o:hr="t"/>
-        </w:pict>
-      </w:r>
-    </w:p>
-    <w:bookmarkEnd w:id="143"/>
-    <w:bookmarkStart w:id="144" w:name="X16722ce144332a28e873d4c7b64e6a9f87d165c"/>
-    <w:p>
-      <w:pPr>
-        <w:pStyle w:val="Heading2"/>
-      </w:pPr>
-      <w:r>
-        <w:rPr>
-          <w:rStyle w:val="VerbatimChar"/>
-        </w:rPr>
-        <w:t xml:space="preserve">render_schedule_form()</w:t>
-      </w:r>
-      <w:r>
-        <w:t xml:space="preserve"> </w:t>
-      </w:r>
-      <w:r>
-        <w:t xml:space="preserve">(</w:t>
-      </w:r>
-      <w:r>
-        <w:rPr>
-          <w:rStyle w:val="VerbatimChar"/>
-        </w:rPr>
-        <w:t xml:space="preserve">schedule_helpers.php</w:t>
-      </w:r>
-      <w:r>
-        <w:t xml:space="preserve">)</w:t>
-      </w:r>
-    </w:p>
-    <w:p>
-      <w:pPr>
-        <w:pStyle w:val="FirstParagraph"/>
-      </w:pPr>
-      <w:r>
-        <w:t xml:space="preserve">Shared HTML form used by add/edit pages:</w:t>
-      </w:r>
-    </w:p>
-    <w:p>
-      <w:pPr>
-        <w:pStyle w:val="BodyText"/>
-      </w:pPr>
-      <w:r>
-        <w:rPr>
-          <w:b/>
-          <w:bCs/>
-        </w:rPr>
-        <w:t xml:space="preserve">Inputs:</w:t>
-      </w:r>
-      <w:r>
-        <w:t xml:space="preserve"> </w:t>
-      </w:r>
-      <w:r>
-        <w:t xml:space="preserve">faculty, course, room, days, times, term, program, year, section, schedule type.</w:t>
-      </w:r>
-    </w:p>
-    <w:p>
-      <w:pPr>
-        <w:pStyle w:val="BodyText"/>
-      </w:pPr>
-      <w:r>
-        <w:rPr>
-          <w:b/>
-          <w:bCs/>
-        </w:rPr>
-        <w:t xml:space="preserve">Options array controls:</w:t>
-      </w:r>
-      <w:r>
-        <w:t xml:space="preserve"> </w:t>
-      </w:r>
-      <w:r>
-        <w:t xml:space="preserve">- College vs GE mode</w:t>
-      </w:r>
-      <w:r>
-        <w:t xml:space="preserve"> </w:t>
-      </w:r>
-      <w:r>
-        <w:t xml:space="preserve">- Pre-filled defaults for edit</w:t>
-      </w:r>
-      <w:r>
-        <w:t xml:space="preserve"> </w:t>
-      </w:r>
-      <w:r>
-        <w:t xml:space="preserve">- Available faculty/courses/rooms scoped to role</w:t>
-      </w:r>
-    </w:p>
-    <w:p>
-      <w:r>
-        <w:pict>
-          <v:rect style="width:0;height:1.5pt" o:hralign="center" o:hrstd="t" o:hr="t"/>
-        </w:pict>
-      </w:r>
-    </w:p>
-    <w:bookmarkEnd w:id="144"/>
-    <w:bookmarkStart w:id="145" w:name="auto_schedule.php"/>
-    <w:p>
-      <w:pPr>
-        <w:pStyle w:val="Heading2"/>
-      </w:pPr>
-      <w:r>
-        <w:rPr>
-          <w:rStyle w:val="VerbatimChar"/>
-        </w:rPr>
-        <w:t xml:space="preserve">auto_schedule.php</w:t>
-      </w:r>
-    </w:p>
-    <w:p>
-      <w:pPr>
-        <w:pStyle w:val="FirstParagraph"/>
-      </w:pPr>
-      <w:r>
-        <w:t xml:space="preserve">Dean-only automated scheduler:</w:t>
-      </w:r>
-      <w:r>
-        <w:t xml:space="preserve"> </w:t>
-      </w:r>
-      <w:r>
-        <w:t xml:space="preserve">- Assigns faculty and rooms to unscheduled course offerings</w:t>
-      </w:r>
-      <w:r>
-        <w:t xml:space="preserve"> </w:t>
-      </w:r>
-      <w:r>
-        <w:t xml:space="preserve">- Respects faculty specializations, max hours, room capacity</w:t>
-      </w:r>
-      <w:r>
-        <w:t xml:space="preserve"> </w:t>
-      </w:r>
-      <w:r>
-        <w:t xml:space="preserve">- Uses conflict detection iteratively</w:t>
-      </w:r>
-    </w:p>
-    <w:p>
-      <w:r>
-        <w:pict>
-          <v:rect style="width:0;height:1.5pt" o:hralign="center" o:hrstd="t" o:hr="t"/>
-        </w:pict>
-      </w:r>
-    </w:p>
-    <w:bookmarkEnd w:id="145"/>
-    <w:bookmarkStart w:id="146" w:name="weekly-view-view_schedule.php"/>
-    <w:p>
-      <w:pPr>
-        <w:pStyle w:val="Heading2"/>
-      </w:pPr>
-      <w:r>
-        <w:t xml:space="preserve">Weekly View (</w:t>
-      </w:r>
-      <w:r>
-        <w:rPr>
-          <w:rStyle w:val="VerbatimChar"/>
-        </w:rPr>
-        <w:t xml:space="preserve">view_schedule.php</w:t>
-      </w:r>
-      <w:r>
-        <w:t xml:space="preserve">)</w:t>
       </w:r>
     </w:p>
     <w:p>
@@ -21415,7 +21310,17 @@
         </w:numPr>
       </w:pPr>
       <w:r>
-        <w:t xml:space="preserve">Renders 7-column week grid</w:t>
+        <w:rPr>
+          <w:b/>
+          <w:bCs/>
+        </w:rPr>
+        <w:t xml:space="preserve">Faculty conflict</w:t>
+      </w:r>
+      <w:r>
+        <w:t xml:space="preserve"> </w:t>
+      </w:r>
+      <w:r>
+        <w:t xml:space="preserve">— Same faculty, overlapping days/times</w:t>
       </w:r>
     </w:p>
     <w:p>
@@ -21427,7 +21332,17 @@
         </w:numPr>
       </w:pPr>
       <w:r>
-        <w:t xml:space="preserve">Color-coded by course/faculty</w:t>
+        <w:rPr>
+          <w:b/>
+          <w:bCs/>
+        </w:rPr>
+        <w:t xml:space="preserve">Room conflict</w:t>
+      </w:r>
+      <w:r>
+        <w:t xml:space="preserve"> </w:t>
+      </w:r>
+      <w:r>
+        <w:t xml:space="preserve">— Same room, overlapping times (unless room type = tba)</w:t>
       </w:r>
     </w:p>
     <w:p>
@@ -21439,7 +21354,32 @@
         </w:numPr>
       </w:pPr>
       <w:r>
-        <w:t xml:space="preserve">Filters: semester, school year, college, program</w:t>
+        <w:rPr>
+          <w:b/>
+          <w:bCs/>
+        </w:rPr>
+        <w:t xml:space="preserve">Faculty gaps</w:t>
+      </w:r>
+      <w:r>
+        <w:t xml:space="preserve"> </w:t>
+      </w:r>
+      <w:r>
+        <w:t xml:space="preserve">—</w:t>
+      </w:r>
+      <w:r>
+        <w:t xml:space="preserve"> </w:t>
+      </w:r>
+      <w:r>
+        <w:rPr>
+          <w:rStyle w:val="VerbatimChar"/>
+        </w:rPr>
+        <w:t xml:space="preserve">check_faculty_gaps_and_consecutive()</w:t>
+      </w:r>
+      <w:r>
+        <w:t xml:space="preserve"> </w:t>
+      </w:r>
+      <w:r>
+        <w:t xml:space="preserve">for gap/consecutive rules</w:t>
       </w:r>
     </w:p>
     <w:p>
@@ -21451,16 +21391,76 @@
         </w:numPr>
       </w:pPr>
       <w:r>
-        <w:t xml:space="preserve">Online live session indicators via</w:t>
-      </w:r>
-      <w:r>
-        <w:t xml:space="preserve"> </w:t>
-      </w:r>
-      <w:r>
-        <w:rPr>
-          <w:rStyle w:val="VerbatimChar"/>
-        </w:rPr>
-        <w:t xml:space="preserve">weekly_schedule_online_live_mode()</w:t>
+        <w:rPr>
+          <w:b/>
+          <w:bCs/>
+        </w:rPr>
+        <w:t xml:space="preserve">Cross-college room</w:t>
+      </w:r>
+      <w:r>
+        <w:t xml:space="preserve"> </w:t>
+      </w:r>
+      <w:r>
+        <w:t xml:space="preserve">—</w:t>
+      </w:r>
+      <w:r>
+        <w:t xml:space="preserve"> </w:t>
+      </w:r>
+      <w:r>
+        <w:rPr>
+          <w:rStyle w:val="VerbatimChar"/>
+        </w:rPr>
+        <w:t xml:space="preserve">detect_cross_college_room_conflicts()</w:t>
+      </w:r>
+      <w:r>
+        <w:t xml:space="preserve"> </w:t>
+      </w:r>
+      <w:r>
+        <w:t xml:space="preserve">for shared rooms</w:t>
+      </w:r>
+    </w:p>
+    <w:p>
+      <w:pPr>
+        <w:pStyle w:val="FirstParagraph"/>
+      </w:pPr>
+      <w:r>
+        <w:t xml:space="preserve">Unresolved conflicts:</w:t>
+      </w:r>
+      <w:r>
+        <w:t xml:space="preserve"> </w:t>
+      </w:r>
+      <w:r>
+        <w:t xml:space="preserve">- Logged to</w:t>
+      </w:r>
+      <w:r>
+        <w:t xml:space="preserve"> </w:t>
+      </w:r>
+      <w:r>
+        <w:rPr>
+          <w:rStyle w:val="VerbatimChar"/>
+        </w:rPr>
+        <w:t xml:space="preserve">conflict_logs</w:t>
+      </w:r>
+      <w:r>
+        <w:t xml:space="preserve"> </w:t>
+      </w:r>
+      <w:r>
+        <w:t xml:space="preserve">- Or submitted as</w:t>
+      </w:r>
+      <w:r>
+        <w:t xml:space="preserve"> </w:t>
+      </w:r>
+      <w:r>
+        <w:rPr>
+          <w:rStyle w:val="VerbatimChar"/>
+        </w:rPr>
+        <w:t xml:space="preserve">conflict_requests</w:t>
+      </w:r>
+      <w:r>
+        <w:t xml:space="preserve"> </w:t>
+      </w:r>
+      <w:r>
+        <w:t xml:space="preserve">for admin override</w:t>
       </w:r>
     </w:p>
     <w:p>
@@ -21470,14 +21470,32 @@
         </w:pict>
       </w:r>
     </w:p>
-    <w:bookmarkEnd w:id="146"/>
-    <w:bookmarkStart w:id="147" w:name="ge-schedule-targets"/>
+    <w:bookmarkEnd w:id="145"/>
+    <w:bookmarkStart w:id="146" w:name="X16722ce144332a28e873d4c7b64e6a9f87d165c"/>
     <w:p>
       <w:pPr>
         <w:pStyle w:val="Heading2"/>
       </w:pPr>
       <w:r>
-        <w:t xml:space="preserve">GE Schedule Targets</w:t>
+        <w:rPr>
+          <w:rStyle w:val="VerbatimChar"/>
+        </w:rPr>
+        <w:t xml:space="preserve">render_schedule_form()</w:t>
+      </w:r>
+      <w:r>
+        <w:t xml:space="preserve"> </w:t>
+      </w:r>
+      <w:r>
+        <w:t xml:space="preserve">(</w:t>
+      </w:r>
+      <w:r>
+        <w:rPr>
+          <w:rStyle w:val="VerbatimChar"/>
+        </w:rPr>
+        <w:t xml:space="preserve">schedule_helpers.php</w:t>
+      </w:r>
+      <w:r>
+        <w:t xml:space="preserve">)</w:t>
       </w:r>
     </w:p>
     <w:p>
@@ -21485,31 +21503,55 @@
         <w:pStyle w:val="FirstParagraph"/>
       </w:pPr>
       <w:r>
-        <w:t xml:space="preserve">GE schedules additionally write</w:t>
-      </w:r>
-      <w:r>
-        <w:t xml:space="preserve"> </w:t>
-      </w:r>
-      <w:r>
-        <w:rPr>
-          <w:rStyle w:val="VerbatimChar"/>
-        </w:rPr>
-        <w:t xml:space="preserve">ge_schedule_targets</w:t>
-      </w:r>
-      <w:r>
-        <w:t xml:space="preserve">:</w:t>
-      </w:r>
-      <w:r>
-        <w:t xml:space="preserve"> </w:t>
-      </w:r>
-      <w:r>
-        <w:t xml:space="preserve">- Which college/program/year/section the GE class serves</w:t>
-      </w:r>
-      <w:r>
-        <w:t xml:space="preserve"> </w:t>
-      </w:r>
-      <w:r>
-        <w:t xml:space="preserve">- Used by deans to see GE classes in their college view</w:t>
+        <w:t xml:space="preserve">Shared HTML form used by add/edit pages:</w:t>
+      </w:r>
+    </w:p>
+    <w:p>
+      <w:pPr>
+        <w:pStyle w:val="BodyText"/>
+      </w:pPr>
+      <w:r>
+        <w:rPr>
+          <w:b/>
+          <w:bCs/>
+        </w:rPr>
+        <w:t xml:space="preserve">Inputs:</w:t>
+      </w:r>
+      <w:r>
+        <w:t xml:space="preserve"> </w:t>
+      </w:r>
+      <w:r>
+        <w:t xml:space="preserve">faculty, course, room, days, times, term, program, year, section, schedule type.</w:t>
+      </w:r>
+    </w:p>
+    <w:p>
+      <w:pPr>
+        <w:pStyle w:val="BodyText"/>
+      </w:pPr>
+      <w:r>
+        <w:rPr>
+          <w:b/>
+          <w:bCs/>
+        </w:rPr>
+        <w:t xml:space="preserve">Options array controls:</w:t>
+      </w:r>
+      <w:r>
+        <w:t xml:space="preserve"> </w:t>
+      </w:r>
+      <w:r>
+        <w:t xml:space="preserve">- College vs GE mode</w:t>
+      </w:r>
+      <w:r>
+        <w:t xml:space="preserve"> </w:t>
+      </w:r>
+      <w:r>
+        <w:t xml:space="preserve">- Pre-filled defaults for edit</w:t>
+      </w:r>
+      <w:r>
+        <w:t xml:space="preserve"> </w:t>
+      </w:r>
+      <w:r>
+        <w:t xml:space="preserve">- Available faculty/courses/rooms scoped to role</w:t>
       </w:r>
     </w:p>
     <w:p>
@@ -21519,8 +21561,186 @@
         </w:pict>
       </w:r>
     </w:p>
+    <w:bookmarkEnd w:id="146"/>
+    <w:bookmarkStart w:id="147" w:name="auto_schedule.php"/>
+    <w:p>
+      <w:pPr>
+        <w:pStyle w:val="Heading2"/>
+      </w:pPr>
+      <w:r>
+        <w:rPr>
+          <w:rStyle w:val="VerbatimChar"/>
+        </w:rPr>
+        <w:t xml:space="preserve">auto_schedule.php</w:t>
+      </w:r>
+    </w:p>
+    <w:p>
+      <w:pPr>
+        <w:pStyle w:val="FirstParagraph"/>
+      </w:pPr>
+      <w:r>
+        <w:t xml:space="preserve">Dean-only automated scheduler:</w:t>
+      </w:r>
+      <w:r>
+        <w:t xml:space="preserve"> </w:t>
+      </w:r>
+      <w:r>
+        <w:t xml:space="preserve">- Assigns faculty and rooms to unscheduled course offerings</w:t>
+      </w:r>
+      <w:r>
+        <w:t xml:space="preserve"> </w:t>
+      </w:r>
+      <w:r>
+        <w:t xml:space="preserve">- Respects faculty specializations, max hours, room capacity</w:t>
+      </w:r>
+      <w:r>
+        <w:t xml:space="preserve"> </w:t>
+      </w:r>
+      <w:r>
+        <w:t xml:space="preserve">- Uses conflict detection iteratively</w:t>
+      </w:r>
+    </w:p>
+    <w:p>
+      <w:r>
+        <w:pict>
+          <v:rect style="width:0;height:1.5pt" o:hralign="center" o:hrstd="t" o:hr="t"/>
+        </w:pict>
+      </w:r>
+    </w:p>
     <w:bookmarkEnd w:id="147"/>
-    <w:bookmarkStart w:id="148" w:name="schedule-change-workflow"/>
+    <w:bookmarkStart w:id="148" w:name="weekly-view-view_schedule.php"/>
+    <w:p>
+      <w:pPr>
+        <w:pStyle w:val="Heading2"/>
+      </w:pPr>
+      <w:r>
+        <w:t xml:space="preserve">Weekly View (</w:t>
+      </w:r>
+      <w:r>
+        <w:rPr>
+          <w:rStyle w:val="VerbatimChar"/>
+        </w:rPr>
+        <w:t xml:space="preserve">view_schedule.php</w:t>
+      </w:r>
+      <w:r>
+        <w:t xml:space="preserve">)</w:t>
+      </w:r>
+    </w:p>
+    <w:p>
+      <w:pPr>
+        <w:pStyle w:val="Compact"/>
+        <w:numPr>
+          <w:ilvl w:val="0"/>
+          <w:numId w:val="1045"/>
+        </w:numPr>
+      </w:pPr>
+      <w:r>
+        <w:t xml:space="preserve">Renders 7-column week grid</w:t>
+      </w:r>
+    </w:p>
+    <w:p>
+      <w:pPr>
+        <w:pStyle w:val="Compact"/>
+        <w:numPr>
+          <w:ilvl w:val="0"/>
+          <w:numId w:val="1045"/>
+        </w:numPr>
+      </w:pPr>
+      <w:r>
+        <w:t xml:space="preserve">Color-coded by course/faculty</w:t>
+      </w:r>
+    </w:p>
+    <w:p>
+      <w:pPr>
+        <w:pStyle w:val="Compact"/>
+        <w:numPr>
+          <w:ilvl w:val="0"/>
+          <w:numId w:val="1045"/>
+        </w:numPr>
+      </w:pPr>
+      <w:r>
+        <w:t xml:space="preserve">Filters: semester, school year, college, program</w:t>
+      </w:r>
+    </w:p>
+    <w:p>
+      <w:pPr>
+        <w:pStyle w:val="Compact"/>
+        <w:numPr>
+          <w:ilvl w:val="0"/>
+          <w:numId w:val="1045"/>
+        </w:numPr>
+      </w:pPr>
+      <w:r>
+        <w:t xml:space="preserve">Online live session indicators via</w:t>
+      </w:r>
+      <w:r>
+        <w:t xml:space="preserve"> </w:t>
+      </w:r>
+      <w:r>
+        <w:rPr>
+          <w:rStyle w:val="VerbatimChar"/>
+        </w:rPr>
+        <w:t xml:space="preserve">weekly_schedule_online_live_mode()</w:t>
+      </w:r>
+    </w:p>
+    <w:p>
+      <w:r>
+        <w:pict>
+          <v:rect style="width:0;height:1.5pt" o:hralign="center" o:hrstd="t" o:hr="t"/>
+        </w:pict>
+      </w:r>
+    </w:p>
+    <w:bookmarkEnd w:id="148"/>
+    <w:bookmarkStart w:id="149" w:name="ge-schedule-targets"/>
+    <w:p>
+      <w:pPr>
+        <w:pStyle w:val="Heading2"/>
+      </w:pPr>
+      <w:r>
+        <w:t xml:space="preserve">GE Schedule Targets</w:t>
+      </w:r>
+    </w:p>
+    <w:p>
+      <w:pPr>
+        <w:pStyle w:val="FirstParagraph"/>
+      </w:pPr>
+      <w:r>
+        <w:t xml:space="preserve">GE schedules additionally write</w:t>
+      </w:r>
+      <w:r>
+        <w:t xml:space="preserve"> </w:t>
+      </w:r>
+      <w:r>
+        <w:rPr>
+          <w:rStyle w:val="VerbatimChar"/>
+        </w:rPr>
+        <w:t xml:space="preserve">ge_schedule_targets</w:t>
+      </w:r>
+      <w:r>
+        <w:t xml:space="preserve">:</w:t>
+      </w:r>
+      <w:r>
+        <w:t xml:space="preserve"> </w:t>
+      </w:r>
+      <w:r>
+        <w:t xml:space="preserve">- Which college/program/year/section the GE class serves</w:t>
+      </w:r>
+      <w:r>
+        <w:t xml:space="preserve"> </w:t>
+      </w:r>
+      <w:r>
+        <w:t xml:space="preserve">- Used by deans to see GE classes in their college view</w:t>
+      </w:r>
+    </w:p>
+    <w:p>
+      <w:r>
+        <w:pict>
+          <v:rect style="width:0;height:1.5pt" o:hralign="center" o:hrstd="t" o:hr="t"/>
+        </w:pict>
+      </w:r>
+    </w:p>
+    <w:bookmarkEnd w:id="149"/>
+    <w:bookmarkStart w:id="150" w:name="schedule-change-workflow"/>
     <w:p>
       <w:pPr>
         <w:pStyle w:val="Heading2"/>
@@ -21709,8 +21929,8 @@
         </w:pict>
       </w:r>
     </w:p>
-    <w:bookmarkEnd w:id="148"/>
-    <w:bookmarkStart w:id="149" w:name="helper-functions-reference"/>
+    <w:bookmarkEnd w:id="150"/>
+    <w:bookmarkStart w:id="151" w:name="helper-functions-reference"/>
     <w:p>
       <w:pPr>
         <w:pStyle w:val="Heading2"/>
@@ -21915,8 +22135,8 @@
         </w:pict>
       </w:r>
     </w:p>
-    <w:bookmarkEnd w:id="149"/>
-    <w:bookmarkStart w:id="150" w:name="related-tables-7"/>
+    <w:bookmarkEnd w:id="151"/>
+    <w:bookmarkStart w:id="152" w:name="related-tables-7"/>
     <w:p>
       <w:pPr>
         <w:pStyle w:val="Heading2"/>
@@ -22032,9 +22252,9 @@
         <w:t xml:space="preserve">faculty_specializations</w:t>
       </w:r>
     </w:p>
-    <w:bookmarkEnd w:id="150"/>
-    <w:bookmarkEnd w:id="151"/>
-    <w:bookmarkStart w:id="168" w:name="module-12-online-classroom-lms"/>
+    <w:bookmarkEnd w:id="152"/>
+    <w:bookmarkEnd w:id="153"/>
+    <w:bookmarkStart w:id="170" w:name="module-12-online-classroom-lms"/>
     <w:p>
       <w:pPr>
         <w:pStyle w:val="Heading1"/>
@@ -22058,7 +22278,7 @@
         </w:pict>
       </w:r>
     </w:p>
-    <w:bookmarkStart w:id="152" w:name="source-files-11"/>
+    <w:bookmarkStart w:id="154" w:name="source-files-11"/>
     <w:p>
       <w:pPr>
         <w:pStyle w:val="Heading2"/>
@@ -22581,8 +22801,8 @@
         </w:pict>
       </w:r>
     </w:p>
-    <w:bookmarkEnd w:id="152"/>
-    <w:bookmarkStart w:id="153" w:name="classroom-lifecycle"/>
+    <w:bookmarkEnd w:id="154"/>
+    <w:bookmarkStart w:id="155" w:name="classroom-lifecycle"/>
     <w:p>
       <w:pPr>
         <w:pStyle w:val="Heading2"/>
@@ -22596,7 +22816,7 @@
         <w:pStyle w:val="Compact"/>
         <w:numPr>
           <w:ilvl w:val="0"/>
-          <w:numId w:val="1045"/>
+          <w:numId w:val="1046"/>
         </w:numPr>
       </w:pPr>
       <w:r>
@@ -22669,7 +22889,7 @@
         <w:pStyle w:val="Compact"/>
         <w:numPr>
           <w:ilvl w:val="0"/>
-          <w:numId w:val="1045"/>
+          <w:numId w:val="1046"/>
         </w:numPr>
       </w:pPr>
       <w:r>
@@ -22706,7 +22926,7 @@
         <w:pStyle w:val="Compact"/>
         <w:numPr>
           <w:ilvl w:val="0"/>
-          <w:numId w:val="1045"/>
+          <w:numId w:val="1046"/>
         </w:numPr>
       </w:pPr>
       <w:r>
@@ -22740,7 +22960,7 @@
         <w:pStyle w:val="Compact"/>
         <w:numPr>
           <w:ilvl w:val="0"/>
-          <w:numId w:val="1045"/>
+          <w:numId w:val="1046"/>
         </w:numPr>
       </w:pPr>
       <w:r>
@@ -22774,7 +22994,7 @@
         <w:pStyle w:val="Compact"/>
         <w:numPr>
           <w:ilvl w:val="0"/>
-          <w:numId w:val="1045"/>
+          <w:numId w:val="1046"/>
         </w:numPr>
       </w:pPr>
       <w:r>
@@ -22798,8 +23018,8 @@
         </w:pict>
       </w:r>
     </w:p>
-    <w:bookmarkEnd w:id="153"/>
-    <w:bookmarkStart w:id="162" w:name="tables"/>
+    <w:bookmarkEnd w:id="155"/>
+    <w:bookmarkStart w:id="164" w:name="tables"/>
     <w:p>
       <w:pPr>
         <w:pStyle w:val="Heading2"/>
@@ -22808,7 +23028,7 @@
         <w:t xml:space="preserve">Tables</w:t>
       </w:r>
     </w:p>
-    <w:bookmarkStart w:id="154" w:name="online_classrooms"/>
+    <w:bookmarkStart w:id="156" w:name="online_classrooms"/>
     <w:p>
       <w:pPr>
         <w:pStyle w:val="Heading3"/>
@@ -23045,8 +23265,8 @@
         </w:tc>
       </w:tr>
     </w:tbl>
-    <w:bookmarkEnd w:id="154"/>
-    <w:bookmarkStart w:id="155" w:name="classroom_students-classroom_enrollments"/>
+    <w:bookmarkEnd w:id="156"/>
+    <w:bookmarkStart w:id="157" w:name="classroom_students-classroom_enrollments"/>
     <w:p>
       <w:pPr>
         <w:pStyle w:val="Heading3"/>
@@ -23078,7 +23298,7 @@
         <w:pStyle w:val="Compact"/>
         <w:numPr>
           <w:ilvl w:val="0"/>
-          <w:numId w:val="1046"/>
+          <w:numId w:val="1047"/>
         </w:numPr>
       </w:pPr>
       <w:r>
@@ -23102,15 +23322,15 @@
         <w:pStyle w:val="Compact"/>
         <w:numPr>
           <w:ilvl w:val="0"/>
-          <w:numId w:val="1046"/>
+          <w:numId w:val="1047"/>
         </w:numPr>
       </w:pPr>
       <w:r>
         <w:t xml:space="preserve">Many-to-many enrollment.</w:t>
       </w:r>
     </w:p>
-    <w:bookmarkEnd w:id="155"/>
-    <w:bookmarkStart w:id="156" w:name="classroom_content"/>
+    <w:bookmarkEnd w:id="157"/>
+    <w:bookmarkStart w:id="158" w:name="classroom_content"/>
     <w:p>
       <w:pPr>
         <w:pStyle w:val="Heading3"/>
@@ -23315,8 +23535,8 @@
         <w:t xml:space="preserve">.</w:t>
       </w:r>
     </w:p>
-    <w:bookmarkEnd w:id="156"/>
-    <w:bookmarkStart w:id="157" w:name="classroom_content_attachments"/>
+    <w:bookmarkEnd w:id="158"/>
+    <w:bookmarkStart w:id="159" w:name="classroom_content_attachments"/>
     <w:p>
       <w:pPr>
         <w:pStyle w:val="Heading3"/>
@@ -23326,139 +23546,6 @@
           <w:rStyle w:val="VerbatimChar"/>
         </w:rPr>
         <w:t xml:space="preserve">classroom_content_attachments</w:t>
-      </w:r>
-    </w:p>
-    <w:p>
-      <w:pPr>
-        <w:pStyle w:val="Compact"/>
-        <w:numPr>
-          <w:ilvl w:val="0"/>
-          <w:numId w:val="1047"/>
-        </w:numPr>
-      </w:pPr>
-      <w:r>
-        <w:t xml:space="preserve">Multiple files per content item.</w:t>
-      </w:r>
-    </w:p>
-    <w:p>
-      <w:pPr>
-        <w:pStyle w:val="Compact"/>
-        <w:numPr>
-          <w:ilvl w:val="0"/>
-          <w:numId w:val="1047"/>
-        </w:numPr>
-      </w:pPr>
-      <w:r>
-        <w:t xml:space="preserve">Stored under</w:t>
-      </w:r>
-      <w:r>
-        <w:t xml:space="preserve"> </w:t>
-      </w:r>
-      <w:r>
-        <w:rPr>
-          <w:rStyle w:val="VerbatimChar"/>
-        </w:rPr>
-        <w:t xml:space="preserve">uploads/classroom/</w:t>
-      </w:r>
-      <w:r>
-        <w:t xml:space="preserve">.</w:t>
-      </w:r>
-    </w:p>
-    <w:bookmarkEnd w:id="157"/>
-    <w:bookmarkStart w:id="158" w:name="classroom_assessments"/>
-    <w:p>
-      <w:pPr>
-        <w:pStyle w:val="Heading3"/>
-      </w:pPr>
-      <w:r>
-        <w:rPr>
-          <w:rStyle w:val="VerbatimChar"/>
-        </w:rPr>
-        <w:t xml:space="preserve">classroom_assessments</w:t>
-      </w:r>
-    </w:p>
-    <w:p>
-      <w:pPr>
-        <w:pStyle w:val="FirstParagraph"/>
-      </w:pPr>
-      <w:r>
-        <w:t xml:space="preserve">Types:</w:t>
-      </w:r>
-      <w:r>
-        <w:t xml:space="preserve"> </w:t>
-      </w:r>
-      <w:r>
-        <w:rPr>
-          <w:rStyle w:val="VerbatimChar"/>
-        </w:rPr>
-        <w:t xml:space="preserve">written_work</w:t>
-      </w:r>
-      <w:r>
-        <w:t xml:space="preserve">,</w:t>
-      </w:r>
-      <w:r>
-        <w:t xml:space="preserve"> </w:t>
-      </w:r>
-      <w:r>
-        <w:rPr>
-          <w:rStyle w:val="VerbatimChar"/>
-        </w:rPr>
-        <w:t xml:space="preserve">performance_task</w:t>
-      </w:r>
-      <w:r>
-        <w:t xml:space="preserve">,</w:t>
-      </w:r>
-      <w:r>
-        <w:t xml:space="preserve"> </w:t>
-      </w:r>
-      <w:r>
-        <w:rPr>
-          <w:rStyle w:val="VerbatimChar"/>
-        </w:rPr>
-        <w:t xml:space="preserve">assignment</w:t>
-      </w:r>
-      <w:r>
-        <w:t xml:space="preserve">,</w:t>
-      </w:r>
-      <w:r>
-        <w:t xml:space="preserve"> </w:t>
-      </w:r>
-      <w:r>
-        <w:rPr>
-          <w:rStyle w:val="VerbatimChar"/>
-        </w:rPr>
-        <w:t xml:space="preserve">quiz</w:t>
-      </w:r>
-      <w:r>
-        <w:t xml:space="preserve">.</w:t>
-      </w:r>
-    </w:p>
-    <w:bookmarkEnd w:id="158"/>
-    <w:bookmarkStart w:id="159" w:name="classroom_submissions-classroom_scores"/>
-    <w:p>
-      <w:pPr>
-        <w:pStyle w:val="Heading3"/>
-      </w:pPr>
-      <w:r>
-        <w:rPr>
-          <w:rStyle w:val="VerbatimChar"/>
-        </w:rPr>
-        <w:t xml:space="preserve">classroom_submissions</w:t>
-      </w:r>
-      <w:r>
-        <w:t xml:space="preserve"> </w:t>
-      </w:r>
-      <w:r>
-        <w:t xml:space="preserve">/</w:t>
-      </w:r>
-      <w:r>
-        <w:t xml:space="preserve"> </w:t>
-      </w:r>
-      <w:r>
-        <w:rPr>
-          <w:rStyle w:val="VerbatimChar"/>
-        </w:rPr>
-        <w:t xml:space="preserve">classroom_scores</w:t>
       </w:r>
     </w:p>
     <w:p>
@@ -23470,7 +23557,7 @@
         </w:numPr>
       </w:pPr>
       <w:r>
-        <w:t xml:space="preserve">Student answers and faculty grades.</w:t>
+        <w:t xml:space="preserve">Multiple files per content item.</w:t>
       </w:r>
     </w:p>
     <w:p>
@@ -23482,11 +23569,23 @@
         </w:numPr>
       </w:pPr>
       <w:r>
-        <w:t xml:space="preserve">Unique per assessment + student.</w:t>
+        <w:t xml:space="preserve">Stored under</w:t>
+      </w:r>
+      <w:r>
+        <w:t xml:space="preserve"> </w:t>
+      </w:r>
+      <w:r>
+        <w:rPr>
+          <w:rStyle w:val="VerbatimChar"/>
+        </w:rPr>
+        <w:t xml:space="preserve">uploads/classroom/</w:t>
+      </w:r>
+      <w:r>
+        <w:t xml:space="preserve">.</w:t>
       </w:r>
     </w:p>
     <w:bookmarkEnd w:id="159"/>
-    <w:bookmarkStart w:id="160" w:name="X49e8a5f22ba20f96e78c04573c53866e7df3b81"/>
+    <w:bookmarkStart w:id="160" w:name="classroom_assessments"/>
     <w:p>
       <w:pPr>
         <w:pStyle w:val="Heading3"/>
@@ -23495,7 +23594,76 @@
         <w:rPr>
           <w:rStyle w:val="VerbatimChar"/>
         </w:rPr>
-        <w:t xml:space="preserve">classroom_attendance_sessions</w:t>
+        <w:t xml:space="preserve">classroom_assessments</w:t>
+      </w:r>
+    </w:p>
+    <w:p>
+      <w:pPr>
+        <w:pStyle w:val="FirstParagraph"/>
+      </w:pPr>
+      <w:r>
+        <w:t xml:space="preserve">Types:</w:t>
+      </w:r>
+      <w:r>
+        <w:t xml:space="preserve"> </w:t>
+      </w:r>
+      <w:r>
+        <w:rPr>
+          <w:rStyle w:val="VerbatimChar"/>
+        </w:rPr>
+        <w:t xml:space="preserve">written_work</w:t>
+      </w:r>
+      <w:r>
+        <w:t xml:space="preserve">,</w:t>
+      </w:r>
+      <w:r>
+        <w:t xml:space="preserve"> </w:t>
+      </w:r>
+      <w:r>
+        <w:rPr>
+          <w:rStyle w:val="VerbatimChar"/>
+        </w:rPr>
+        <w:t xml:space="preserve">performance_task</w:t>
+      </w:r>
+      <w:r>
+        <w:t xml:space="preserve">,</w:t>
+      </w:r>
+      <w:r>
+        <w:t xml:space="preserve"> </w:t>
+      </w:r>
+      <w:r>
+        <w:rPr>
+          <w:rStyle w:val="VerbatimChar"/>
+        </w:rPr>
+        <w:t xml:space="preserve">assignment</w:t>
+      </w:r>
+      <w:r>
+        <w:t xml:space="preserve">,</w:t>
+      </w:r>
+      <w:r>
+        <w:t xml:space="preserve"> </w:t>
+      </w:r>
+      <w:r>
+        <w:rPr>
+          <w:rStyle w:val="VerbatimChar"/>
+        </w:rPr>
+        <w:t xml:space="preserve">quiz</w:t>
+      </w:r>
+      <w:r>
+        <w:t xml:space="preserve">.</w:t>
+      </w:r>
+    </w:p>
+    <w:bookmarkEnd w:id="160"/>
+    <w:bookmarkStart w:id="161" w:name="classroom_submissions-classroom_scores"/>
+    <w:p>
+      <w:pPr>
+        <w:pStyle w:val="Heading3"/>
+      </w:pPr>
+      <w:r>
+        <w:rPr>
+          <w:rStyle w:val="VerbatimChar"/>
+        </w:rPr>
+        <w:t xml:space="preserve">classroom_submissions</w:t>
       </w:r>
       <w:r>
         <w:t xml:space="preserve"> </w:t>
@@ -23510,7 +23678,7 @@
         <w:rPr>
           <w:rStyle w:val="VerbatimChar"/>
         </w:rPr>
-        <w:t xml:space="preserve">classroom_attendance_records</w:t>
+        <w:t xml:space="preserve">classroom_scores</w:t>
       </w:r>
     </w:p>
     <w:p>
@@ -23522,7 +23690,7 @@
         </w:numPr>
       </w:pPr>
       <w:r>
-        <w:t xml:space="preserve">One session per classroom per day.</w:t>
+        <w:t xml:space="preserve">Student answers and faculty grades.</w:t>
       </w:r>
     </w:p>
     <w:p>
@@ -23534,23 +23702,11 @@
         </w:numPr>
       </w:pPr>
       <w:r>
-        <w:t xml:space="preserve">Auto-present when student logs in during online window.</w:t>
-      </w:r>
-    </w:p>
-    <w:p>
-      <w:pPr>
-        <w:pStyle w:val="Compact"/>
-        <w:numPr>
-          <w:ilvl w:val="0"/>
-          <w:numId w:val="1049"/>
-        </w:numPr>
-      </w:pPr>
-      <w:r>
-        <w:t xml:space="preserve">Manual override by faculty.</w:t>
-      </w:r>
-    </w:p>
-    <w:bookmarkEnd w:id="160"/>
-    <w:bookmarkStart w:id="161" w:name="classroom_messages"/>
+        <w:t xml:space="preserve">Unique per assessment + student.</w:t>
+      </w:r>
+    </w:p>
+    <w:bookmarkEnd w:id="161"/>
+    <w:bookmarkStart w:id="162" w:name="X49e8a5f22ba20f96e78c04573c53866e7df3b81"/>
     <w:p>
       <w:pPr>
         <w:pStyle w:val="Heading3"/>
@@ -23559,7 +23715,22 @@
         <w:rPr>
           <w:rStyle w:val="VerbatimChar"/>
         </w:rPr>
-        <w:t xml:space="preserve">classroom_messages</w:t>
+        <w:t xml:space="preserve">classroom_attendance_sessions</w:t>
+      </w:r>
+      <w:r>
+        <w:t xml:space="preserve"> </w:t>
+      </w:r>
+      <w:r>
+        <w:t xml:space="preserve">/</w:t>
+      </w:r>
+      <w:r>
+        <w:t xml:space="preserve"> </w:t>
+      </w:r>
+      <w:r>
+        <w:rPr>
+          <w:rStyle w:val="VerbatimChar"/>
+        </w:rPr>
+        <w:t xml:space="preserve">classroom_attendance_records</w:t>
       </w:r>
     </w:p>
     <w:p>
@@ -23571,7 +23742,7 @@
         </w:numPr>
       </w:pPr>
       <w:r>
-        <w:t xml:space="preserve">Per-classroom discussion board.</w:t>
+        <w:t xml:space="preserve">One session per classroom per day.</w:t>
       </w:r>
     </w:p>
     <w:p>
@@ -23583,6 +23754,55 @@
         </w:numPr>
       </w:pPr>
       <w:r>
+        <w:t xml:space="preserve">Auto-present when student logs in during online window.</w:t>
+      </w:r>
+    </w:p>
+    <w:p>
+      <w:pPr>
+        <w:pStyle w:val="Compact"/>
+        <w:numPr>
+          <w:ilvl w:val="0"/>
+          <w:numId w:val="1050"/>
+        </w:numPr>
+      </w:pPr>
+      <w:r>
+        <w:t xml:space="preserve">Manual override by faculty.</w:t>
+      </w:r>
+    </w:p>
+    <w:bookmarkEnd w:id="162"/>
+    <w:bookmarkStart w:id="163" w:name="classroom_messages"/>
+    <w:p>
+      <w:pPr>
+        <w:pStyle w:val="Heading3"/>
+      </w:pPr>
+      <w:r>
+        <w:rPr>
+          <w:rStyle w:val="VerbatimChar"/>
+        </w:rPr>
+        <w:t xml:space="preserve">classroom_messages</w:t>
+      </w:r>
+    </w:p>
+    <w:p>
+      <w:pPr>
+        <w:pStyle w:val="Compact"/>
+        <w:numPr>
+          <w:ilvl w:val="0"/>
+          <w:numId w:val="1051"/>
+        </w:numPr>
+      </w:pPr>
+      <w:r>
+        <w:t xml:space="preserve">Per-classroom discussion board.</w:t>
+      </w:r>
+    </w:p>
+    <w:p>
+      <w:pPr>
+        <w:pStyle w:val="Compact"/>
+        <w:numPr>
+          <w:ilvl w:val="0"/>
+          <w:numId w:val="1051"/>
+        </w:numPr>
+      </w:pPr>
+      <w:r>
         <w:t xml:space="preserve">FIFO limit via</w:t>
       </w:r>
       <w:r>
@@ -23605,9 +23825,9 @@
         </w:pict>
       </w:r>
     </w:p>
-    <w:bookmarkEnd w:id="161"/>
-    <w:bookmarkEnd w:id="162"/>
-    <w:bookmarkStart w:id="163" w:name="content-helpers-includesfunctions.php"/>
+    <w:bookmarkEnd w:id="163"/>
+    <w:bookmarkEnd w:id="164"/>
+    <w:bookmarkStart w:id="165" w:name="content-helpers-includesfunctions.php"/>
     <w:p>
       <w:pPr>
         <w:pStyle w:val="Heading2"/>
@@ -23832,8 +24052,8 @@
         </w:pict>
       </w:r>
     </w:p>
-    <w:bookmarkEnd w:id="163"/>
-    <w:bookmarkStart w:id="164" w:name="X42b7984297dceb1a958af4727f56d36b589cfae"/>
+    <w:bookmarkEnd w:id="165"/>
+    <w:bookmarkStart w:id="166" w:name="X42b7984297dceb1a958af4727f56d36b589cfae"/>
     <w:p>
       <w:pPr>
         <w:pStyle w:val="Heading2"/>
@@ -24004,8 +24224,8 @@
         </w:pict>
       </w:r>
     </w:p>
-    <w:bookmarkEnd w:id="164"/>
-    <w:bookmarkStart w:id="165" w:name="assessment-grading"/>
+    <w:bookmarkEnd w:id="166"/>
+    <w:bookmarkStart w:id="167" w:name="assessment-grading"/>
     <w:p>
       <w:pPr>
         <w:pStyle w:val="Heading2"/>
@@ -24140,8 +24360,8 @@
         </w:pict>
       </w:r>
     </w:p>
-    <w:bookmarkEnd w:id="165"/>
-    <w:bookmarkStart w:id="166" w:name="file-downloads"/>
+    <w:bookmarkEnd w:id="167"/>
+    <w:bookmarkStart w:id="168" w:name="file-downloads"/>
     <w:p>
       <w:pPr>
         <w:pStyle w:val="Heading2"/>
@@ -24204,8 +24424,8 @@
         </w:pict>
       </w:r>
     </w:p>
-    <w:bookmarkEnd w:id="166"/>
-    <w:bookmarkStart w:id="167" w:name="materials-monitor"/>
+    <w:bookmarkEnd w:id="168"/>
+    <w:bookmarkStart w:id="169" w:name="materials-monitor"/>
     <w:p>
       <w:pPr>
         <w:pStyle w:val="Heading2"/>
@@ -24240,9 +24460,9 @@
         <w:t xml:space="preserve">- Audit trail for institutional oversight.</w:t>
       </w:r>
     </w:p>
-    <w:bookmarkEnd w:id="167"/>
-    <w:bookmarkEnd w:id="168"/>
-    <w:bookmarkStart w:id="181" w:name="module-13-messaging"/>
+    <w:bookmarkEnd w:id="169"/>
+    <w:bookmarkEnd w:id="170"/>
+    <w:bookmarkStart w:id="183" w:name="module-13-messaging"/>
     <w:p>
       <w:pPr>
         <w:pStyle w:val="Heading1"/>
@@ -24266,7 +24486,7 @@
         </w:pict>
       </w:r>
     </w:p>
-    <w:bookmarkStart w:id="169" w:name="source-files-12"/>
+    <w:bookmarkStart w:id="171" w:name="source-files-12"/>
     <w:p>
       <w:pPr>
         <w:pStyle w:val="Heading2"/>
@@ -24419,8 +24639,8 @@
         </w:pict>
       </w:r>
     </w:p>
-    <w:bookmarkEnd w:id="169"/>
-    <w:bookmarkStart w:id="170" w:name="data-model-internal_messages"/>
+    <w:bookmarkEnd w:id="171"/>
+    <w:bookmarkStart w:id="172" w:name="data-model-internal_messages"/>
     <w:p>
       <w:pPr>
         <w:pStyle w:val="Heading2"/>
@@ -24699,8 +24919,8 @@
         </w:pict>
       </w:r>
     </w:p>
-    <w:bookmarkEnd w:id="170"/>
-    <w:bookmarkStart w:id="175" w:name="X8e89fdbf79718d779a5fe4083874ba6e1d4da2c"/>
+    <w:bookmarkEnd w:id="172"/>
+    <w:bookmarkStart w:id="177" w:name="X8e89fdbf79718d779a5fe4083874ba6e1d4da2c"/>
     <w:p>
       <w:pPr>
         <w:pStyle w:val="Heading2"/>
@@ -24718,7 +24938,7 @@
         <w:t xml:space="preserve">)</w:t>
       </w:r>
     </w:p>
-    <w:bookmarkStart w:id="171" w:name="infrastructure"/>
+    <w:bookmarkStart w:id="173" w:name="infrastructure"/>
     <w:p>
       <w:pPr>
         <w:pStyle w:val="Heading3"/>
@@ -24873,8 +25093,8 @@
         </w:tc>
       </w:tr>
     </w:tbl>
-    <w:bookmarkEnd w:id="171"/>
-    <w:bookmarkStart w:id="172" w:name="permissions"/>
+    <w:bookmarkEnd w:id="173"/>
+    <w:bookmarkStart w:id="174" w:name="permissions"/>
     <w:p>
       <w:pPr>
         <w:pStyle w:val="Heading3"/>
@@ -25111,8 +25331,8 @@
         </w:tc>
       </w:tr>
     </w:tbl>
-    <w:bookmarkEnd w:id="172"/>
-    <w:bookmarkStart w:id="173" w:name="operations"/>
+    <w:bookmarkEnd w:id="174"/>
+    <w:bookmarkStart w:id="175" w:name="operations"/>
     <w:p>
       <w:pPr>
         <w:pStyle w:val="Heading3"/>
@@ -25349,8 +25569,8 @@
         </w:tc>
       </w:tr>
     </w:tbl>
-    <w:bookmarkEnd w:id="173"/>
-    <w:bookmarkStart w:id="174" w:name="attachments"/>
+    <w:bookmarkEnd w:id="175"/>
+    <w:bookmarkStart w:id="176" w:name="attachments"/>
     <w:p>
       <w:pPr>
         <w:pStyle w:val="Heading3"/>
@@ -25485,9 +25705,9 @@
         </w:pict>
       </w:r>
     </w:p>
-    <w:bookmarkEnd w:id="174"/>
-    <w:bookmarkEnd w:id="175"/>
-    <w:bookmarkStart w:id="176" w:name="permission-matrix-summary"/>
+    <w:bookmarkEnd w:id="176"/>
+    <w:bookmarkEnd w:id="177"/>
+    <w:bookmarkStart w:id="178" w:name="permission-matrix-summary"/>
     <w:p>
       <w:pPr>
         <w:pStyle w:val="Heading2"/>
@@ -25718,8 +25938,8 @@
         </w:pict>
       </w:r>
     </w:p>
-    <w:bookmarkEnd w:id="176"/>
-    <w:bookmarkStart w:id="177" w:name="fifo-thread-limit"/>
+    <w:bookmarkEnd w:id="178"/>
+    <w:bookmarkStart w:id="179" w:name="fifo-thread-limit"/>
     <w:p>
       <w:pPr>
         <w:pStyle w:val="Heading2"/>
@@ -25779,8 +25999,8 @@
         </w:pict>
       </w:r>
     </w:p>
-    <w:bookmarkEnd w:id="177"/>
-    <w:bookmarkStart w:id="178" w:name="ui-messages.php"/>
+    <w:bookmarkEnd w:id="179"/>
+    <w:bookmarkStart w:id="180" w:name="ui-messages.php"/>
     <w:p>
       <w:pPr>
         <w:pStyle w:val="Heading2"/>
@@ -25882,8 +26102,8 @@
         </w:pict>
       </w:r>
     </w:p>
-    <w:bookmarkEnd w:id="178"/>
-    <w:bookmarkStart w:id="179" w:name="attachment-download"/>
+    <w:bookmarkEnd w:id="180"/>
+    <w:bookmarkStart w:id="181" w:name="attachment-download"/>
     <w:p>
       <w:pPr>
         <w:pStyle w:val="Heading2"/>
@@ -25925,8 +26145,8 @@
         </w:pict>
       </w:r>
     </w:p>
-    <w:bookmarkEnd w:id="179"/>
-    <w:bookmarkStart w:id="180" w:name="config"/>
+    <w:bookmarkEnd w:id="181"/>
+    <w:bookmarkStart w:id="182" w:name="config"/>
     <w:p>
       <w:pPr>
         <w:pStyle w:val="Heading2"/>
@@ -26054,9 +26274,9 @@
         </w:tc>
       </w:tr>
     </w:tbl>
-    <w:bookmarkEnd w:id="180"/>
-    <w:bookmarkEnd w:id="181"/>
-    <w:bookmarkStart w:id="193" w:name="module-14-student-wellness"/>
+    <w:bookmarkEnd w:id="182"/>
+    <w:bookmarkEnd w:id="183"/>
+    <w:bookmarkStart w:id="195" w:name="module-14-student-wellness"/>
     <w:p>
       <w:pPr>
         <w:pStyle w:val="Heading1"/>
@@ -26080,7 +26300,7 @@
         </w:pict>
       </w:r>
     </w:p>
-    <w:bookmarkStart w:id="182" w:name="source-files-13"/>
+    <w:bookmarkStart w:id="184" w:name="source-files-13"/>
     <w:p>
       <w:pPr>
         <w:pStyle w:val="Heading2"/>
@@ -26351,8 +26571,8 @@
         </w:pict>
       </w:r>
     </w:p>
-    <w:bookmarkEnd w:id="182"/>
-    <w:bookmarkStart w:id="183" w:name="architecture"/>
+    <w:bookmarkEnd w:id="184"/>
+    <w:bookmarkStart w:id="185" w:name="architecture"/>
     <w:p>
       <w:pPr>
         <w:pStyle w:val="Heading2"/>
@@ -26415,8 +26635,8 @@
         </w:pict>
       </w:r>
     </w:p>
-    <w:bookmarkEnd w:id="183"/>
-    <w:bookmarkStart w:id="184" w:name="api-apistudent_wellness_chat.php"/>
+    <w:bookmarkEnd w:id="185"/>
+    <w:bookmarkStart w:id="186" w:name="api-apistudent_wellness_chat.php"/>
     <w:p>
       <w:pPr>
         <w:pStyle w:val="Heading2"/>
@@ -26985,8 +27205,8 @@
         </w:pict>
       </w:r>
     </w:p>
-    <w:bookmarkEnd w:id="184"/>
-    <w:bookmarkStart w:id="185" w:name="crisis-detection-wellness_chatbot.php"/>
+    <w:bookmarkEnd w:id="186"/>
+    <w:bookmarkStart w:id="187" w:name="crisis-detection-wellness_chatbot.php"/>
     <w:p>
       <w:pPr>
         <w:pStyle w:val="Heading2"/>
@@ -27139,8 +27359,8 @@
         </w:pict>
       </w:r>
     </w:p>
-    <w:bookmarkEnd w:id="185"/>
-    <w:bookmarkStart w:id="186" w:name="message-classification"/>
+    <w:bookmarkEnd w:id="187"/>
+    <w:bookmarkStart w:id="188" w:name="message-classification"/>
     <w:p>
       <w:pPr>
         <w:pStyle w:val="Heading2"/>
@@ -27303,8 +27523,8 @@
         </w:pict>
       </w:r>
     </w:p>
-    <w:bookmarkEnd w:id="186"/>
-    <w:bookmarkStart w:id="187" w:name="template-engine-wellness_engine.php"/>
+    <w:bookmarkEnd w:id="188"/>
+    <w:bookmarkStart w:id="189" w:name="template-engine-wellness_engine.php"/>
     <w:p>
       <w:pPr>
         <w:pStyle w:val="Heading2"/>
@@ -27527,8 +27747,8 @@
         </w:pict>
       </w:r>
     </w:p>
-    <w:bookmarkEnd w:id="187"/>
-    <w:bookmarkStart w:id="188" w:name="ai-provider-wellness_ai.php"/>
+    <w:bookmarkEnd w:id="189"/>
+    <w:bookmarkStart w:id="190" w:name="ai-provider-wellness_ai.php"/>
     <w:p>
       <w:pPr>
         <w:pStyle w:val="Heading2"/>
@@ -27795,8 +28015,8 @@
         </w:pict>
       </w:r>
     </w:p>
-    <w:bookmarkEnd w:id="188"/>
-    <w:bookmarkStart w:id="189" w:name="configuration"/>
+    <w:bookmarkEnd w:id="190"/>
+    <w:bookmarkStart w:id="191" w:name="configuration"/>
     <w:p>
       <w:pPr>
         <w:pStyle w:val="Heading2"/>
@@ -28061,8 +28281,8 @@
         </w:pict>
       </w:r>
     </w:p>
-    <w:bookmarkEnd w:id="189"/>
-    <w:bookmarkStart w:id="190" w:name="disclaimers"/>
+    <w:bookmarkEnd w:id="191"/>
+    <w:bookmarkStart w:id="192" w:name="disclaimers"/>
     <w:p>
       <w:pPr>
         <w:pStyle w:val="Heading2"/>
@@ -28124,8 +28344,8 @@
         </w:pict>
       </w:r>
     </w:p>
-    <w:bookmarkEnd w:id="190"/>
-    <w:bookmarkStart w:id="191" w:name="openapi"/>
+    <w:bookmarkEnd w:id="192"/>
+    <w:bookmarkStart w:id="193" w:name="openapi"/>
     <w:p>
       <w:pPr>
         <w:pStyle w:val="Heading2"/>
@@ -28158,8 +28378,8 @@
         </w:pict>
       </w:r>
     </w:p>
-    <w:bookmarkEnd w:id="191"/>
-    <w:bookmarkStart w:id="192" w:name="access-control-1"/>
+    <w:bookmarkEnd w:id="193"/>
+    <w:bookmarkStart w:id="194" w:name="access-control-1"/>
     <w:p>
       <w:pPr>
         <w:pStyle w:val="Heading2"/>
@@ -28173,7 +28393,7 @@
         <w:pStyle w:val="Compact"/>
         <w:numPr>
           <w:ilvl w:val="0"/>
-          <w:numId w:val="1051"/>
+          <w:numId w:val="1052"/>
         </w:numPr>
       </w:pPr>
       <w:r>
@@ -28194,7 +28414,7 @@
         <w:pStyle w:val="Compact"/>
         <w:numPr>
           <w:ilvl w:val="0"/>
-          <w:numId w:val="1051"/>
+          <w:numId w:val="1052"/>
         </w:numPr>
       </w:pPr>
       <w:r>
@@ -28210,9 +28430,9 @@
         <w:t xml:space="preserve">$_SESSION['role'] === 'student'</w:t>
       </w:r>
     </w:p>
-    <w:bookmarkEnd w:id="192"/>
-    <w:bookmarkEnd w:id="193"/>
-    <w:bookmarkStart w:id="210" w:name="module-15-reports-analytics"/>
+    <w:bookmarkEnd w:id="194"/>
+    <w:bookmarkEnd w:id="195"/>
+    <w:bookmarkStart w:id="212" w:name="module-15-reports-analytics"/>
     <w:p>
       <w:pPr>
         <w:pStyle w:val="Heading1"/>
@@ -28236,7 +28456,7 @@
         </w:pict>
       </w:r>
     </w:p>
-    <w:bookmarkStart w:id="194" w:name="source-files-14"/>
+    <w:bookmarkStart w:id="196" w:name="source-files-14"/>
     <w:p>
       <w:pPr>
         <w:pStyle w:val="Heading2"/>
@@ -28569,8 +28789,8 @@
         </w:pict>
       </w:r>
     </w:p>
-    <w:bookmarkEnd w:id="194"/>
-    <w:bookmarkStart w:id="195" w:name="reports.php"/>
+    <w:bookmarkEnd w:id="196"/>
+    <w:bookmarkStart w:id="197" w:name="reports.php"/>
     <w:p>
       <w:pPr>
         <w:pStyle w:val="Heading2"/>
@@ -28796,8 +29016,8 @@
         </w:pict>
       </w:r>
     </w:p>
-    <w:bookmarkEnd w:id="195"/>
-    <w:bookmarkStart w:id="196" w:name="global_reports.php-1"/>
+    <w:bookmarkEnd w:id="197"/>
+    <w:bookmarkStart w:id="198" w:name="global_reports.php-1"/>
     <w:p>
       <w:pPr>
         <w:pStyle w:val="Heading2"/>
@@ -28848,8 +29068,8 @@
         </w:pict>
       </w:r>
     </w:p>
-    <w:bookmarkEnd w:id="196"/>
-    <w:bookmarkStart w:id="199" w:name="teaching-load-reports"/>
+    <w:bookmarkEnd w:id="198"/>
+    <w:bookmarkStart w:id="201" w:name="teaching-load-reports"/>
     <w:p>
       <w:pPr>
         <w:pStyle w:val="Heading2"/>
@@ -28858,7 +29078,7 @@
         <w:t xml:space="preserve">Teaching Load Reports</w:t>
       </w:r>
     </w:p>
-    <w:bookmarkStart w:id="197" w:name="faculty_teaching_load.php"/>
+    <w:bookmarkStart w:id="199" w:name="faculty_teaching_load.php"/>
     <w:p>
       <w:pPr>
         <w:pStyle w:val="Heading3"/>
@@ -28948,8 +29168,8 @@
         <w:t xml:space="preserve">- GE mode for gened role</w:t>
       </w:r>
     </w:p>
-    <w:bookmarkEnd w:id="197"/>
-    <w:bookmarkStart w:id="198" w:name="super_admin_teaching_load_report.php-1"/>
+    <w:bookmarkEnd w:id="199"/>
+    <w:bookmarkStart w:id="200" w:name="super_admin_teaching_load_report.php-1"/>
     <w:p>
       <w:pPr>
         <w:pStyle w:val="Heading3"/>
@@ -28976,9 +29196,9 @@
         </w:pict>
       </w:r>
     </w:p>
-    <w:bookmarkEnd w:id="198"/>
-    <w:bookmarkEnd w:id="199"/>
-    <w:bookmarkStart w:id="200" w:name="classroom_materials_monitor.php"/>
+    <w:bookmarkEnd w:id="200"/>
+    <w:bookmarkEnd w:id="201"/>
+    <w:bookmarkStart w:id="202" w:name="classroom_materials_monitor.php"/>
     <w:p>
       <w:pPr>
         <w:pStyle w:val="Heading2"/>
@@ -29038,8 +29258,8 @@
         </w:pict>
       </w:r>
     </w:p>
-    <w:bookmarkEnd w:id="200"/>
-    <w:bookmarkStart w:id="206" w:name="dashboard-statistics-dashboard.php"/>
+    <w:bookmarkEnd w:id="202"/>
+    <w:bookmarkStart w:id="208" w:name="dashboard-statistics-dashboard.php"/>
     <w:p>
       <w:pPr>
         <w:pStyle w:val="Heading2"/>
@@ -29065,59 +29285,13 @@
         <w:t xml:space="preserve">Role-specific stat cards:</w:t>
       </w:r>
     </w:p>
-    <w:bookmarkStart w:id="201" w:name="admin"/>
+    <w:bookmarkStart w:id="203" w:name="admin"/>
     <w:p>
       <w:pPr>
         <w:pStyle w:val="Heading3"/>
       </w:pPr>
       <w:r>
         <w:t xml:space="preserve">Admin</w:t>
-      </w:r>
-    </w:p>
-    <w:p>
-      <w:pPr>
-        <w:pStyle w:val="Compact"/>
-        <w:numPr>
-          <w:ilvl w:val="0"/>
-          <w:numId w:val="1052"/>
-        </w:numPr>
-      </w:pPr>
-      <w:r>
-        <w:t xml:space="preserve">Active faculty (college-assigned)</w:t>
-      </w:r>
-    </w:p>
-    <w:p>
-      <w:pPr>
-        <w:pStyle w:val="Compact"/>
-        <w:numPr>
-          <w:ilvl w:val="0"/>
-          <w:numId w:val="1052"/>
-        </w:numPr>
-      </w:pPr>
-      <w:r>
-        <w:t xml:space="preserve">Total courses, schedules</w:t>
-      </w:r>
-    </w:p>
-    <w:p>
-      <w:pPr>
-        <w:pStyle w:val="Compact"/>
-        <w:numPr>
-          <w:ilvl w:val="0"/>
-          <w:numId w:val="1052"/>
-        </w:numPr>
-      </w:pPr>
-      <w:r>
-        <w:t xml:space="preserve">Open conflict requests</w:t>
-      </w:r>
-    </w:p>
-    <w:bookmarkEnd w:id="201"/>
-    <w:bookmarkStart w:id="202" w:name="dean-program-chair"/>
-    <w:p>
-      <w:pPr>
-        <w:pStyle w:val="Heading3"/>
-      </w:pPr>
-      <w:r>
-        <w:t xml:space="preserve">Dean / Program Chair</w:t>
       </w:r>
     </w:p>
     <w:p>
@@ -29129,7 +29303,7 @@
         </w:numPr>
       </w:pPr>
       <w:r>
-        <w:t xml:space="preserve">Scoped faculty, courses, schedules</w:t>
+        <w:t xml:space="preserve">Active faculty (college-assigned)</w:t>
       </w:r>
     </w:p>
     <w:p>
@@ -29141,7 +29315,7 @@
         </w:numPr>
       </w:pPr>
       <w:r>
-        <w:t xml:space="preserve">Pending schedule change requests</w:t>
+        <w:t xml:space="preserve">Total courses, schedules</w:t>
       </w:r>
     </w:p>
     <w:p>
@@ -29153,17 +29327,17 @@
         </w:numPr>
       </w:pPr>
       <w:r>
-        <w:t xml:space="preserve">Pending student registrations (chair)</w:t>
-      </w:r>
-    </w:p>
-    <w:bookmarkEnd w:id="202"/>
-    <w:bookmarkStart w:id="203" w:name="faculty"/>
+        <w:t xml:space="preserve">Open conflict requests</w:t>
+      </w:r>
+    </w:p>
+    <w:bookmarkEnd w:id="203"/>
+    <w:bookmarkStart w:id="204" w:name="dean-program-chair"/>
     <w:p>
       <w:pPr>
         <w:pStyle w:val="Heading3"/>
       </w:pPr>
       <w:r>
-        <w:t xml:space="preserve">Faculty</w:t>
+        <w:t xml:space="preserve">Dean / Program Chair</w:t>
       </w:r>
     </w:p>
     <w:p>
@@ -29175,7 +29349,7 @@
         </w:numPr>
       </w:pPr>
       <w:r>
-        <w:t xml:space="preserve">Today’s classes</w:t>
+        <w:t xml:space="preserve">Scoped faculty, courses, schedules</w:t>
       </w:r>
     </w:p>
     <w:p>
@@ -29187,7 +29361,7 @@
         </w:numPr>
       </w:pPr>
       <w:r>
-        <w:t xml:space="preserve">Classroom count</w:t>
+        <w:t xml:space="preserve">Pending schedule change requests</w:t>
       </w:r>
     </w:p>
     <w:p>
@@ -29199,17 +29373,17 @@
         </w:numPr>
       </w:pPr>
       <w:r>
-        <w:t xml:space="preserve">Upcoming assessments</w:t>
-      </w:r>
-    </w:p>
-    <w:bookmarkEnd w:id="203"/>
-    <w:bookmarkStart w:id="204" w:name="student"/>
+        <w:t xml:space="preserve">Pending student registrations (chair)</w:t>
+      </w:r>
+    </w:p>
+    <w:bookmarkEnd w:id="204"/>
+    <w:bookmarkStart w:id="205" w:name="faculty"/>
     <w:p>
       <w:pPr>
         <w:pStyle w:val="Heading3"/>
       </w:pPr>
       <w:r>
-        <w:t xml:space="preserve">Student</w:t>
+        <w:t xml:space="preserve">Faculty</w:t>
       </w:r>
     </w:p>
     <w:p>
@@ -29221,7 +29395,7 @@
         </w:numPr>
       </w:pPr>
       <w:r>
-        <w:t xml:space="preserve">Enrolled classrooms</w:t>
+        <w:t xml:space="preserve">Today’s classes</w:t>
       </w:r>
     </w:p>
     <w:p>
@@ -29233,17 +29407,29 @@
         </w:numPr>
       </w:pPr>
       <w:r>
-        <w:t xml:space="preserve">Pending assessments</w:t>
-      </w:r>
-    </w:p>
-    <w:bookmarkEnd w:id="204"/>
-    <w:bookmarkStart w:id="205" w:name="super-admin"/>
+        <w:t xml:space="preserve">Classroom count</w:t>
+      </w:r>
+    </w:p>
+    <w:p>
+      <w:pPr>
+        <w:pStyle w:val="Compact"/>
+        <w:numPr>
+          <w:ilvl w:val="0"/>
+          <w:numId w:val="1055"/>
+        </w:numPr>
+      </w:pPr>
+      <w:r>
+        <w:t xml:space="preserve">Upcoming assessments</w:t>
+      </w:r>
+    </w:p>
+    <w:bookmarkEnd w:id="205"/>
+    <w:bookmarkStart w:id="206" w:name="student"/>
     <w:p>
       <w:pPr>
         <w:pStyle w:val="Heading3"/>
       </w:pPr>
       <w:r>
-        <w:t xml:space="preserve">Super Admin</w:t>
+        <w:t xml:space="preserve">Student</w:t>
       </w:r>
     </w:p>
     <w:p>
@@ -29252,6 +29438,40 @@
         <w:numPr>
           <w:ilvl w:val="0"/>
           <w:numId w:val="1056"/>
+        </w:numPr>
+      </w:pPr>
+      <w:r>
+        <w:t xml:space="preserve">Enrolled classrooms</w:t>
+      </w:r>
+    </w:p>
+    <w:p>
+      <w:pPr>
+        <w:pStyle w:val="Compact"/>
+        <w:numPr>
+          <w:ilvl w:val="0"/>
+          <w:numId w:val="1056"/>
+        </w:numPr>
+      </w:pPr>
+      <w:r>
+        <w:t xml:space="preserve">Pending assessments</w:t>
+      </w:r>
+    </w:p>
+    <w:bookmarkEnd w:id="206"/>
+    <w:bookmarkStart w:id="207" w:name="super-admin"/>
+    <w:p>
+      <w:pPr>
+        <w:pStyle w:val="Heading3"/>
+      </w:pPr>
+      <w:r>
+        <w:t xml:space="preserve">Super Admin</w:t>
+      </w:r>
+    </w:p>
+    <w:p>
+      <w:pPr>
+        <w:pStyle w:val="Compact"/>
+        <w:numPr>
+          <w:ilvl w:val="0"/>
+          <w:numId w:val="1057"/>
         </w:numPr>
       </w:pPr>
       <w:r>
@@ -29287,9 +29507,9 @@
         </w:pict>
       </w:r>
     </w:p>
-    <w:bookmarkEnd w:id="205"/>
-    <w:bookmarkEnd w:id="206"/>
-    <w:bookmarkStart w:id="207" w:name="print-styles"/>
+    <w:bookmarkEnd w:id="207"/>
+    <w:bookmarkEnd w:id="208"/>
+    <w:bookmarkStart w:id="209" w:name="print-styles"/>
     <w:p>
       <w:pPr>
         <w:pStyle w:val="Heading2"/>
@@ -29322,8 +29542,8 @@
         </w:pict>
       </w:r>
     </w:p>
-    <w:bookmarkEnd w:id="207"/>
-    <w:bookmarkStart w:id="208" w:name="activity-logs-reporting-sources"/>
+    <w:bookmarkEnd w:id="209"/>
+    <w:bookmarkStart w:id="210" w:name="activity-logs-reporting-sources"/>
     <w:p>
       <w:pPr>
         <w:pStyle w:val="Heading2"/>
@@ -29466,8 +29686,8 @@
         </w:pict>
       </w:r>
     </w:p>
-    <w:bookmarkEnd w:id="208"/>
-    <w:bookmarkStart w:id="209" w:name="related-helpers"/>
+    <w:bookmarkEnd w:id="210"/>
+    <w:bookmarkStart w:id="211" w:name="related-helpers"/>
     <w:p>
       <w:pPr>
         <w:pStyle w:val="Heading2"/>
@@ -29641,9 +29861,9 @@
         </w:tc>
       </w:tr>
     </w:tbl>
-    <w:bookmarkEnd w:id="209"/>
-    <w:bookmarkEnd w:id="210"/>
-    <w:bookmarkStart w:id="217" w:name="module-16-rest-api"/>
+    <w:bookmarkEnd w:id="211"/>
+    <w:bookmarkEnd w:id="212"/>
+    <w:bookmarkStart w:id="219" w:name="module-16-rest-api"/>
     <w:p>
       <w:pPr>
         <w:pStyle w:val="Heading1"/>
@@ -29667,7 +29887,7 @@
         </w:pict>
       </w:r>
     </w:p>
-    <w:bookmarkStart w:id="211" w:name="source-files-15"/>
+    <w:bookmarkStart w:id="213" w:name="source-files-15"/>
     <w:p>
       <w:pPr>
         <w:pStyle w:val="Heading2"/>
@@ -29893,8 +30113,8 @@
         </w:pict>
       </w:r>
     </w:p>
-    <w:bookmarkEnd w:id="211"/>
-    <w:bookmarkStart w:id="212" w:name="apiprograms_by_college.php"/>
+    <w:bookmarkEnd w:id="213"/>
+    <w:bookmarkStart w:id="214" w:name="apiprograms_by_college.php"/>
     <w:p>
       <w:pPr>
         <w:pStyle w:val="Heading2"/>
@@ -30367,8 +30587,8 @@
         </w:pict>
       </w:r>
     </w:p>
-    <w:bookmarkEnd w:id="212"/>
-    <w:bookmarkStart w:id="213" w:name="apistudent_wellness_chat.php"/>
+    <w:bookmarkEnd w:id="214"/>
+    <w:bookmarkStart w:id="215" w:name="apistudent_wellness_chat.php"/>
     <w:p>
       <w:pPr>
         <w:pStyle w:val="Heading2"/>
@@ -30633,8 +30853,8 @@
         </w:pict>
       </w:r>
     </w:p>
-    <w:bookmarkEnd w:id="213"/>
-    <w:bookmarkStart w:id="214" w:name="openapi-spec"/>
+    <w:bookmarkEnd w:id="215"/>
+    <w:bookmarkStart w:id="216" w:name="openapi-spec"/>
     <w:p>
       <w:pPr>
         <w:pStyle w:val="Heading2"/>
@@ -30658,88 +30878,6 @@
       </w:r>
       <w:r>
         <w:t xml:space="preserve">defines:</w:t>
-      </w:r>
-    </w:p>
-    <w:p>
-      <w:pPr>
-        <w:pStyle w:val="Compact"/>
-        <w:numPr>
-          <w:ilvl w:val="0"/>
-          <w:numId w:val="1057"/>
-        </w:numPr>
-      </w:pPr>
-      <w:r>
-        <w:rPr>
-          <w:rStyle w:val="VerbatimChar"/>
-        </w:rPr>
-        <w:t xml:space="preserve">/api/student_wellness_chat</w:t>
-      </w:r>
-      <w:r>
-        <w:t xml:space="preserve"> </w:t>
-      </w:r>
-      <w:r>
-        <w:t xml:space="preserve">paths</w:t>
-      </w:r>
-    </w:p>
-    <w:p>
-      <w:pPr>
-        <w:pStyle w:val="Compact"/>
-        <w:numPr>
-          <w:ilvl w:val="0"/>
-          <w:numId w:val="1057"/>
-        </w:numPr>
-      </w:pPr>
-      <w:r>
-        <w:t xml:space="preserve">Request/response schemas</w:t>
-      </w:r>
-    </w:p>
-    <w:p>
-      <w:pPr>
-        <w:pStyle w:val="Compact"/>
-        <w:numPr>
-          <w:ilvl w:val="0"/>
-          <w:numId w:val="1057"/>
-        </w:numPr>
-      </w:pPr>
-      <w:r>
-        <w:t xml:space="preserve">Crisis response format</w:t>
-      </w:r>
-    </w:p>
-    <w:p>
-      <w:pPr>
-        <w:pStyle w:val="Compact"/>
-        <w:numPr>
-          <w:ilvl w:val="0"/>
-          <w:numId w:val="1057"/>
-        </w:numPr>
-      </w:pPr>
-      <w:r>
-        <w:t xml:space="preserve">Example payloads</w:t>
-      </w:r>
-    </w:p>
-    <w:p>
-      <w:pPr>
-        <w:pStyle w:val="FirstParagraph"/>
-      </w:pPr>
-      <w:r>
-        <w:t xml:space="preserve">Use with Swagger UI or code generators for client SDKs.</w:t>
-      </w:r>
-    </w:p>
-    <w:p>
-      <w:r>
-        <w:pict>
-          <v:rect style="width:0;height:1.5pt" o:hralign="center" o:hrstd="t" o:hr="t"/>
-        </w:pict>
-      </w:r>
-    </w:p>
-    <w:bookmarkEnd w:id="214"/>
-    <w:bookmarkStart w:id="215" w:name="api-design-patterns"/>
-    <w:p>
-      <w:pPr>
-        <w:pStyle w:val="Heading2"/>
-      </w:pPr>
-      <w:r>
-        <w:t xml:space="preserve">API Design Patterns</w:t>
       </w:r>
     </w:p>
     <w:p>
@@ -30752,31 +30890,15 @@
       </w:pPr>
       <w:r>
         <w:rPr>
-          <w:b/>
-          <w:bCs/>
-        </w:rPr>
-        <w:t xml:space="preserve">Bootstrap:</w:t>
-      </w:r>
-      <w:r>
-        <w:t xml:space="preserve"> </w:t>
-      </w:r>
-      <w:r>
-        <w:t xml:space="preserve">Each endpoint includes</w:t>
-      </w:r>
-      <w:r>
-        <w:t xml:space="preserve"> </w:t>
-      </w:r>
-      <w:r>
-        <w:rPr>
-          <w:rStyle w:val="VerbatimChar"/>
-        </w:rPr>
-        <w:t xml:space="preserve">config/config.php</w:t>
-      </w:r>
-      <w:r>
-        <w:t xml:space="preserve"> </w:t>
-      </w:r>
-      <w:r>
-        <w:t xml:space="preserve">directly (not full page auth stack).</w:t>
+          <w:rStyle w:val="VerbatimChar"/>
+        </w:rPr>
+        <w:t xml:space="preserve">/api/student_wellness_chat</w:t>
+      </w:r>
+      <w:r>
+        <w:t xml:space="preserve"> </w:t>
+      </w:r>
+      <w:r>
+        <w:t xml:space="preserve">paths</w:t>
       </w:r>
     </w:p>
     <w:p>
@@ -30788,29 +30910,7 @@
         </w:numPr>
       </w:pPr>
       <w:r>
-        <w:rPr>
-          <w:b/>
-          <w:bCs/>
-        </w:rPr>
-        <w:t xml:space="preserve">JSON only:</w:t>
-      </w:r>
-      <w:r>
-        <w:t xml:space="preserve"> </w:t>
-      </w:r>
-      <w:r>
-        <w:t xml:space="preserve">All responses</w:t>
-      </w:r>
-      <w:r>
-        <w:t xml:space="preserve"> </w:t>
-      </w:r>
-      <w:r>
-        <w:rPr>
-          <w:rStyle w:val="VerbatimChar"/>
-        </w:rPr>
-        <w:t xml:space="preserve">Content-Type: application/json; charset=utf-8</w:t>
-      </w:r>
-      <w:r>
-        <w:t xml:space="preserve">.</w:t>
+        <w:t xml:space="preserve">Request/response schemas</w:t>
       </w:r>
     </w:p>
     <w:p>
@@ -30822,17 +30922,7 @@
         </w:numPr>
       </w:pPr>
       <w:r>
-        <w:rPr>
-          <w:b/>
-          <w:bCs/>
-        </w:rPr>
-        <w:t xml:space="preserve">Session auth:</w:t>
-      </w:r>
-      <w:r>
-        <w:t xml:space="preserve"> </w:t>
-      </w:r>
-      <w:r>
-        <w:t xml:space="preserve">Wellness API uses PHP sessions, not API keys.</w:t>
+        <w:t xml:space="preserve">Crisis response format</w:t>
       </w:r>
     </w:p>
     <w:p>
@@ -30844,38 +30934,15 @@
         </w:numPr>
       </w:pPr>
       <w:r>
-        <w:rPr>
-          <w:b/>
-          <w:bCs/>
-        </w:rPr>
-        <w:t xml:space="preserve">Error handling:</w:t>
-      </w:r>
-      <w:r>
-        <w:t xml:space="preserve"> </w:t>
-      </w:r>
-      <w:r>
-        <w:rPr>
-          <w:rStyle w:val="VerbatimChar"/>
-        </w:rPr>
-        <w:t xml:space="preserve">wellness_api_emit_json($code, $body)</w:t>
-      </w:r>
-      <w:r>
-        <w:t xml:space="preserve"> </w:t>
-      </w:r>
-      <w:r>
-        <w:t xml:space="preserve">helper with</w:t>
-      </w:r>
-      <w:r>
-        <w:t xml:space="preserve"> </w:t>
-      </w:r>
-      <w:r>
-        <w:rPr>
-          <w:rStyle w:val="VerbatimChar"/>
-        </w:rPr>
-        <w:t xml:space="preserve">JSON_THROW_ON_ERROR</w:t>
-      </w:r>
-      <w:r>
-        <w:t xml:space="preserve">.</w:t>
+        <w:t xml:space="preserve">Example payloads</w:t>
+      </w:r>
+    </w:p>
+    <w:p>
+      <w:pPr>
+        <w:pStyle w:val="FirstParagraph"/>
+      </w:pPr>
+      <w:r>
+        <w:t xml:space="preserve">Use with Swagger UI or code generators for client SDKs.</w:t>
       </w:r>
     </w:p>
     <w:p>
@@ -30885,98 +30952,150 @@
         </w:pict>
       </w:r>
     </w:p>
-    <w:bookmarkEnd w:id="215"/>
-    <w:bookmarkStart w:id="216" w:name="future-extension-points"/>
+    <w:bookmarkEnd w:id="216"/>
+    <w:bookmarkStart w:id="217" w:name="api-design-patterns"/>
     <w:p>
       <w:pPr>
         <w:pStyle w:val="Heading2"/>
       </w:pPr>
       <w:r>
-        <w:t xml:space="preserve">Future Extension Points</w:t>
-      </w:r>
-    </w:p>
-    <w:p>
-      <w:pPr>
-        <w:pStyle w:val="FirstParagraph"/>
-      </w:pPr>
-      <w:r>
-        <w:t xml:space="preserve">The</w:t>
-      </w:r>
-      <w:r>
-        <w:t xml:space="preserve"> </w:t>
-      </w:r>
-      <w:r>
-        <w:rPr>
-          <w:rStyle w:val="VerbatimChar"/>
-        </w:rPr>
-        <w:t xml:space="preserve">api/</w:t>
-      </w:r>
-      <w:r>
-        <w:t xml:space="preserve"> </w:t>
-      </w:r>
-      <w:r>
-        <w:t xml:space="preserve">directory is the designated location for new JSON endpoints. Follow existing patterns:</w:t>
-      </w:r>
-      <w:r>
-        <w:t xml:space="preserve"> </w:t>
-      </w:r>
-      <w:r>
-        <w:t xml:space="preserve">-</w:t>
-      </w:r>
-      <w:r>
-        <w:t xml:space="preserve"> </w:t>
-      </w:r>
-      <w:r>
-        <w:rPr>
-          <w:rStyle w:val="VerbatimChar"/>
-        </w:rPr>
-        <w:t xml:space="preserve">declare(strict_types=1)</w:t>
-      </w:r>
-      <w:r>
-        <w:t xml:space="preserve"> </w:t>
-      </w:r>
-      <w:r>
-        <w:t xml:space="preserve">- Direct config include</w:t>
-      </w:r>
-      <w:r>
-        <w:t xml:space="preserve"> </w:t>
-      </w:r>
-      <w:r>
-        <w:t xml:space="preserve">- Explicit auth check before business logic</w:t>
-      </w:r>
-      <w:r>
-        <w:t xml:space="preserve"> </w:t>
-      </w:r>
-      <w:r>
-        <w:t xml:space="preserve">- JSON encode with</w:t>
-      </w:r>
-      <w:r>
-        <w:t xml:space="preserve"> </w:t>
-      </w:r>
-      <w:r>
-        <w:rPr>
-          <w:rStyle w:val="VerbatimChar"/>
-        </w:rPr>
-        <w:t xml:space="preserve">JSON_UNESCAPED_UNICODE</w:t>
-      </w:r>
-    </w:p>
-    <w:bookmarkEnd w:id="216"/>
-    <w:bookmarkEnd w:id="217"/>
-    <w:bookmarkStart w:id="238" w:name="module-17-ui-assets-shared-layout"/>
-    <w:p>
-      <w:pPr>
-        <w:pStyle w:val="Heading1"/>
-      </w:pPr>
-      <w:r>
-        <w:t xml:space="preserve">Module 17: UI Assets &amp; Shared Layout</w:t>
-      </w:r>
-    </w:p>
-    <w:p>
-      <w:pPr>
-        <w:pStyle w:val="FirstParagraph"/>
-      </w:pPr>
-      <w:r>
-        <w:t xml:space="preserve">Frontend resources and shared presentation layer.</w:t>
+        <w:t xml:space="preserve">API Design Patterns</w:t>
+      </w:r>
+    </w:p>
+    <w:p>
+      <w:pPr>
+        <w:pStyle w:val="Compact"/>
+        <w:numPr>
+          <w:ilvl w:val="0"/>
+          <w:numId w:val="1059"/>
+        </w:numPr>
+      </w:pPr>
+      <w:r>
+        <w:rPr>
+          <w:b/>
+          <w:bCs/>
+        </w:rPr>
+        <w:t xml:space="preserve">Bootstrap:</w:t>
+      </w:r>
+      <w:r>
+        <w:t xml:space="preserve"> </w:t>
+      </w:r>
+      <w:r>
+        <w:t xml:space="preserve">Each endpoint includes</w:t>
+      </w:r>
+      <w:r>
+        <w:t xml:space="preserve"> </w:t>
+      </w:r>
+      <w:r>
+        <w:rPr>
+          <w:rStyle w:val="VerbatimChar"/>
+        </w:rPr>
+        <w:t xml:space="preserve">config/config.php</w:t>
+      </w:r>
+      <w:r>
+        <w:t xml:space="preserve"> </w:t>
+      </w:r>
+      <w:r>
+        <w:t xml:space="preserve">directly (not full page auth stack).</w:t>
+      </w:r>
+    </w:p>
+    <w:p>
+      <w:pPr>
+        <w:pStyle w:val="Compact"/>
+        <w:numPr>
+          <w:ilvl w:val="0"/>
+          <w:numId w:val="1059"/>
+        </w:numPr>
+      </w:pPr>
+      <w:r>
+        <w:rPr>
+          <w:b/>
+          <w:bCs/>
+        </w:rPr>
+        <w:t xml:space="preserve">JSON only:</w:t>
+      </w:r>
+      <w:r>
+        <w:t xml:space="preserve"> </w:t>
+      </w:r>
+      <w:r>
+        <w:t xml:space="preserve">All responses</w:t>
+      </w:r>
+      <w:r>
+        <w:t xml:space="preserve"> </w:t>
+      </w:r>
+      <w:r>
+        <w:rPr>
+          <w:rStyle w:val="VerbatimChar"/>
+        </w:rPr>
+        <w:t xml:space="preserve">Content-Type: application/json; charset=utf-8</w:t>
+      </w:r>
+      <w:r>
+        <w:t xml:space="preserve">.</w:t>
+      </w:r>
+    </w:p>
+    <w:p>
+      <w:pPr>
+        <w:pStyle w:val="Compact"/>
+        <w:numPr>
+          <w:ilvl w:val="0"/>
+          <w:numId w:val="1059"/>
+        </w:numPr>
+      </w:pPr>
+      <w:r>
+        <w:rPr>
+          <w:b/>
+          <w:bCs/>
+        </w:rPr>
+        <w:t xml:space="preserve">Session auth:</w:t>
+      </w:r>
+      <w:r>
+        <w:t xml:space="preserve"> </w:t>
+      </w:r>
+      <w:r>
+        <w:t xml:space="preserve">Wellness API uses PHP sessions, not API keys.</w:t>
+      </w:r>
+    </w:p>
+    <w:p>
+      <w:pPr>
+        <w:pStyle w:val="Compact"/>
+        <w:numPr>
+          <w:ilvl w:val="0"/>
+          <w:numId w:val="1059"/>
+        </w:numPr>
+      </w:pPr>
+      <w:r>
+        <w:rPr>
+          <w:b/>
+          <w:bCs/>
+        </w:rPr>
+        <w:t xml:space="preserve">Error handling:</w:t>
+      </w:r>
+      <w:r>
+        <w:t xml:space="preserve"> </w:t>
+      </w:r>
+      <w:r>
+        <w:rPr>
+          <w:rStyle w:val="VerbatimChar"/>
+        </w:rPr>
+        <w:t xml:space="preserve">wellness_api_emit_json($code, $body)</w:t>
+      </w:r>
+      <w:r>
+        <w:t xml:space="preserve"> </w:t>
+      </w:r>
+      <w:r>
+        <w:t xml:space="preserve">helper with</w:t>
+      </w:r>
+      <w:r>
+        <w:t xml:space="preserve"> </w:t>
+      </w:r>
+      <w:r>
+        <w:rPr>
+          <w:rStyle w:val="VerbatimChar"/>
+        </w:rPr>
+        <w:t xml:space="preserve">JSON_THROW_ON_ERROR</w:t>
+      </w:r>
+      <w:r>
+        <w:t xml:space="preserve">.</w:t>
       </w:r>
     </w:p>
     <w:p>
@@ -30986,16 +31105,117 @@
         </w:pict>
       </w:r>
     </w:p>
-    <w:bookmarkStart w:id="220" w:name="source-files-16"/>
+    <w:bookmarkEnd w:id="217"/>
+    <w:bookmarkStart w:id="218" w:name="future-extension-points"/>
     <w:p>
       <w:pPr>
         <w:pStyle w:val="Heading2"/>
       </w:pPr>
       <w:r>
+        <w:t xml:space="preserve">Future Extension Points</w:t>
+      </w:r>
+    </w:p>
+    <w:p>
+      <w:pPr>
+        <w:pStyle w:val="FirstParagraph"/>
+      </w:pPr>
+      <w:r>
+        <w:t xml:space="preserve">The</w:t>
+      </w:r>
+      <w:r>
+        <w:t xml:space="preserve"> </w:t>
+      </w:r>
+      <w:r>
+        <w:rPr>
+          <w:rStyle w:val="VerbatimChar"/>
+        </w:rPr>
+        <w:t xml:space="preserve">api/</w:t>
+      </w:r>
+      <w:r>
+        <w:t xml:space="preserve"> </w:t>
+      </w:r>
+      <w:r>
+        <w:t xml:space="preserve">directory is the designated location for new JSON endpoints. Follow existing patterns:</w:t>
+      </w:r>
+      <w:r>
+        <w:t xml:space="preserve"> </w:t>
+      </w:r>
+      <w:r>
+        <w:t xml:space="preserve">-</w:t>
+      </w:r>
+      <w:r>
+        <w:t xml:space="preserve"> </w:t>
+      </w:r>
+      <w:r>
+        <w:rPr>
+          <w:rStyle w:val="VerbatimChar"/>
+        </w:rPr>
+        <w:t xml:space="preserve">declare(strict_types=1)</w:t>
+      </w:r>
+      <w:r>
+        <w:t xml:space="preserve"> </w:t>
+      </w:r>
+      <w:r>
+        <w:t xml:space="preserve">- Direct config include</w:t>
+      </w:r>
+      <w:r>
+        <w:t xml:space="preserve"> </w:t>
+      </w:r>
+      <w:r>
+        <w:t xml:space="preserve">- Explicit auth check before business logic</w:t>
+      </w:r>
+      <w:r>
+        <w:t xml:space="preserve"> </w:t>
+      </w:r>
+      <w:r>
+        <w:t xml:space="preserve">- JSON encode with</w:t>
+      </w:r>
+      <w:r>
+        <w:t xml:space="preserve"> </w:t>
+      </w:r>
+      <w:r>
+        <w:rPr>
+          <w:rStyle w:val="VerbatimChar"/>
+        </w:rPr>
+        <w:t xml:space="preserve">JSON_UNESCAPED_UNICODE</w:t>
+      </w:r>
+    </w:p>
+    <w:bookmarkEnd w:id="218"/>
+    <w:bookmarkEnd w:id="219"/>
+    <w:bookmarkStart w:id="240" w:name="module-17-ui-assets-shared-layout"/>
+    <w:p>
+      <w:pPr>
+        <w:pStyle w:val="Heading1"/>
+      </w:pPr>
+      <w:r>
+        <w:t xml:space="preserve">Module 17: UI Assets &amp; Shared Layout</w:t>
+      </w:r>
+    </w:p>
+    <w:p>
+      <w:pPr>
+        <w:pStyle w:val="FirstParagraph"/>
+      </w:pPr>
+      <w:r>
+        <w:t xml:space="preserve">Frontend resources and shared presentation layer.</w:t>
+      </w:r>
+    </w:p>
+    <w:p>
+      <w:r>
+        <w:pict>
+          <v:rect style="width:0;height:1.5pt" o:hralign="center" o:hrstd="t" o:hr="t"/>
+        </w:pict>
+      </w:r>
+    </w:p>
+    <w:bookmarkStart w:id="222" w:name="source-files-16"/>
+    <w:p>
+      <w:pPr>
+        <w:pStyle w:val="Heading2"/>
+      </w:pPr>
+      <w:r>
         <w:t xml:space="preserve">Source Files</w:t>
       </w:r>
     </w:p>
-    <w:bookmarkStart w:id="218" w:name="stylesheets-assetscss"/>
+    <w:bookmarkStart w:id="220" w:name="stylesheets-assetscss"/>
     <w:p>
       <w:pPr>
         <w:pStyle w:val="Heading3"/>
@@ -31105,8 +31325,8 @@
         </w:tc>
       </w:tr>
     </w:tbl>
-    <w:bookmarkEnd w:id="218"/>
-    <w:bookmarkStart w:id="219" w:name="javascript-assetsjs"/>
+    <w:bookmarkEnd w:id="220"/>
+    <w:bookmarkStart w:id="221" w:name="javascript-assetsjs"/>
     <w:p>
       <w:pPr>
         <w:pStyle w:val="Heading3"/>
@@ -31250,9 +31470,9 @@
         </w:pict>
       </w:r>
     </w:p>
-    <w:bookmarkEnd w:id="219"/>
-    <w:bookmarkEnd w:id="220"/>
-    <w:bookmarkStart w:id="221" w:name="layout-partials-includes"/>
+    <w:bookmarkEnd w:id="221"/>
+    <w:bookmarkEnd w:id="222"/>
+    <w:bookmarkStart w:id="223" w:name="layout-partials-includes"/>
     <w:p>
       <w:pPr>
         <w:pStyle w:val="Heading2"/>
@@ -31487,8 +31707,8 @@
         </w:pict>
       </w:r>
     </w:p>
-    <w:bookmarkEnd w:id="221"/>
-    <w:bookmarkStart w:id="222" w:name="includesheader.php"/>
+    <w:bookmarkEnd w:id="223"/>
+    <w:bookmarkStart w:id="224" w:name="includesheader.php"/>
     <w:p>
       <w:pPr>
         <w:pStyle w:val="Heading2"/>
@@ -31584,8 +31804,8 @@
         </w:pict>
       </w:r>
     </w:p>
-    <w:bookmarkEnd w:id="222"/>
-    <w:bookmarkStart w:id="223" w:name="includesadmin_nav.php"/>
+    <w:bookmarkEnd w:id="224"/>
+    <w:bookmarkStart w:id="225" w:name="includesadmin_nav.php"/>
     <w:p>
       <w:pPr>
         <w:pStyle w:val="Heading2"/>
@@ -31983,8 +32203,8 @@
         </w:pict>
       </w:r>
     </w:p>
-    <w:bookmarkEnd w:id="223"/>
-    <w:bookmarkStart w:id="224" w:name="includesadmin_offcanvas.php"/>
+    <w:bookmarkEnd w:id="225"/>
+    <w:bookmarkStart w:id="226" w:name="includesadmin_offcanvas.php"/>
     <w:p>
       <w:pPr>
         <w:pStyle w:val="Heading2"/>
@@ -32044,8 +32264,8 @@
         </w:pict>
       </w:r>
     </w:p>
-    <w:bookmarkEnd w:id="224"/>
-    <w:bookmarkStart w:id="225" w:name="tooltips-includesstudent_tooltip.php"/>
+    <w:bookmarkEnd w:id="226"/>
+    <w:bookmarkStart w:id="227" w:name="tooltips-includesstudent_tooltip.php"/>
     <w:p>
       <w:pPr>
         <w:pStyle w:val="Heading2"/>
@@ -32228,8 +32448,8 @@
         </w:pict>
       </w:r>
     </w:p>
-    <w:bookmarkEnd w:id="225"/>
-    <w:bookmarkStart w:id="226" w:name="theme-toggle-assetsjstheme-toggle.js"/>
+    <w:bookmarkEnd w:id="227"/>
+    <w:bookmarkStart w:id="228" w:name="theme-toggle-assetsjstheme-toggle.js"/>
     <w:p>
       <w:pPr>
         <w:pStyle w:val="Heading2"/>
@@ -32242,101 +32462,6 @@
           <w:rStyle w:val="VerbatimChar"/>
         </w:rPr>
         <w:t xml:space="preserve">assets/js/theme-toggle.js</w:t>
-      </w:r>
-      <w:r>
-        <w:t xml:space="preserve">)</w:t>
-      </w:r>
-    </w:p>
-    <w:p>
-      <w:pPr>
-        <w:pStyle w:val="Compact"/>
-        <w:numPr>
-          <w:ilvl w:val="0"/>
-          <w:numId w:val="1059"/>
-        </w:numPr>
-      </w:pPr>
-      <w:r>
-        <w:t xml:space="preserve">Persists preference in</w:t>
-      </w:r>
-      <w:r>
-        <w:t xml:space="preserve"> </w:t>
-      </w:r>
-      <w:r>
-        <w:rPr>
-          <w:rStyle w:val="VerbatimChar"/>
-        </w:rPr>
-        <w:t xml:space="preserve">localStorage</w:t>
-      </w:r>
-    </w:p>
-    <w:p>
-      <w:pPr>
-        <w:pStyle w:val="Compact"/>
-        <w:numPr>
-          <w:ilvl w:val="0"/>
-          <w:numId w:val="1059"/>
-        </w:numPr>
-      </w:pPr>
-      <w:r>
-        <w:t xml:space="preserve">Toggles</w:t>
-      </w:r>
-      <w:r>
-        <w:t xml:space="preserve"> </w:t>
-      </w:r>
-      <w:r>
-        <w:rPr>
-          <w:rStyle w:val="VerbatimChar"/>
-        </w:rPr>
-        <w:t xml:space="preserve">data-bs-theme</w:t>
-      </w:r>
-      <w:r>
-        <w:t xml:space="preserve"> </w:t>
-      </w:r>
-      <w:r>
-        <w:t xml:space="preserve">on</w:t>
-      </w:r>
-      <w:r>
-        <w:t xml:space="preserve"> </w:t>
-      </w:r>
-      <w:r>
-        <w:rPr>
-          <w:rStyle w:val="VerbatimChar"/>
-        </w:rPr>
-        <w:t xml:space="preserve">&lt;html&gt;</w:t>
-      </w:r>
-    </w:p>
-    <w:p>
-      <w:pPr>
-        <w:pStyle w:val="Compact"/>
-        <w:numPr>
-          <w:ilvl w:val="0"/>
-          <w:numId w:val="1059"/>
-        </w:numPr>
-      </w:pPr>
-      <w:r>
-        <w:t xml:space="preserve">Respects system preference on first visit</w:t>
-      </w:r>
-    </w:p>
-    <w:p>
-      <w:r>
-        <w:pict>
-          <v:rect style="width:0;height:1.5pt" o:hralign="center" o:hrstd="t" o:hr="t"/>
-        </w:pict>
-      </w:r>
-    </w:p>
-    <w:bookmarkEnd w:id="226"/>
-    <w:bookmarkStart w:id="227" w:name="navigation-js-assetsjsapp_nav.js"/>
-    <w:p>
-      <w:pPr>
-        <w:pStyle w:val="Heading2"/>
-      </w:pPr>
-      <w:r>
-        <w:t xml:space="preserve">Navigation JS (</w:t>
-      </w:r>
-      <w:r>
-        <w:rPr>
-          <w:rStyle w:val="VerbatimChar"/>
-        </w:rPr>
-        <w:t xml:space="preserve">assets/js/app_nav.js</w:t>
       </w:r>
       <w:r>
         <w:t xml:space="preserve">)</w:t>
@@ -32351,7 +32476,16 @@
         </w:numPr>
       </w:pPr>
       <w:r>
-        <w:t xml:space="preserve">Highlights active nav item based on current page filename</w:t>
+        <w:t xml:space="preserve">Persists preference in</w:t>
+      </w:r>
+      <w:r>
+        <w:t xml:space="preserve"> </w:t>
+      </w:r>
+      <w:r>
+        <w:rPr>
+          <w:rStyle w:val="VerbatimChar"/>
+        </w:rPr>
+        <w:t xml:space="preserve">localStorage</w:t>
       </w:r>
     </w:p>
     <w:p>
@@ -32363,7 +32497,31 @@
         </w:numPr>
       </w:pPr>
       <w:r>
-        <w:t xml:space="preserve">Collapsible sidebar sections</w:t>
+        <w:t xml:space="preserve">Toggles</w:t>
+      </w:r>
+      <w:r>
+        <w:t xml:space="preserve"> </w:t>
+      </w:r>
+      <w:r>
+        <w:rPr>
+          <w:rStyle w:val="VerbatimChar"/>
+        </w:rPr>
+        <w:t xml:space="preserve">data-bs-theme</w:t>
+      </w:r>
+      <w:r>
+        <w:t xml:space="preserve"> </w:t>
+      </w:r>
+      <w:r>
+        <w:t xml:space="preserve">on</w:t>
+      </w:r>
+      <w:r>
+        <w:t xml:space="preserve"> </w:t>
+      </w:r>
+      <w:r>
+        <w:rPr>
+          <w:rStyle w:val="VerbatimChar"/>
+        </w:rPr>
+        <w:t xml:space="preserve">&lt;html&gt;</w:t>
       </w:r>
     </w:p>
     <w:p>
@@ -32375,7 +32533,7 @@
         </w:numPr>
       </w:pPr>
       <w:r>
-        <w:t xml:space="preserve">Mobile menu interactions</w:t>
+        <w:t xml:space="preserve">Respects system preference on first visit</w:t>
       </w:r>
     </w:p>
     <w:p>
@@ -32385,694 +32543,59 @@
         </w:pict>
       </w:r>
     </w:p>
-    <w:bookmarkEnd w:id="227"/>
-    <w:bookmarkStart w:id="233" w:name="common-ui-patterns"/>
+    <w:bookmarkEnd w:id="228"/>
+    <w:bookmarkStart w:id="229" w:name="navigation-js-assetsjsapp_nav.js"/>
     <w:p>
       <w:pPr>
         <w:pStyle w:val="Heading2"/>
       </w:pPr>
       <w:r>
-        <w:t xml:space="preserve">Common UI Patterns</w:t>
-      </w:r>
-    </w:p>
-    <w:bookmarkStart w:id="228" w:name="flash-messages"/>
-    <w:p>
-      <w:pPr>
-        <w:pStyle w:val="Heading3"/>
-      </w:pPr>
-      <w:r>
-        <w:t xml:space="preserve">Flash messages</w:t>
-      </w:r>
-    </w:p>
-    <w:p>
-      <w:pPr>
-        <w:pStyle w:val="SourceCode"/>
-      </w:pPr>
-      <w:r>
-        <w:rPr>
-          <w:rStyle w:val="VariableTok"/>
-        </w:rPr>
-        <w:t xml:space="preserve">$flash</w:t>
-      </w:r>
-      <w:r>
-        <w:rPr>
-          <w:rStyle w:val="NormalTok"/>
-        </w:rPr>
-        <w:t xml:space="preserve"> </w:t>
-      </w:r>
-      <w:r>
-        <w:rPr>
-          <w:rStyle w:val="OperatorTok"/>
-        </w:rPr>
-        <w:t xml:space="preserve">=</w:t>
-      </w:r>
-      <w:r>
-        <w:rPr>
-          <w:rStyle w:val="NormalTok"/>
-        </w:rPr>
-        <w:t xml:space="preserve"> </w:t>
-      </w:r>
-      <w:r>
-        <w:rPr>
-          <w:rStyle w:val="VariableTok"/>
-        </w:rPr>
-        <w:t xml:space="preserve">$_SESSION</w:t>
-      </w:r>
-      <w:r>
-        <w:rPr>
-          <w:rStyle w:val="NormalTok"/>
-        </w:rPr>
-        <w:t xml:space="preserve">[</w:t>
-      </w:r>
-      <w:r>
-        <w:rPr>
-          <w:rStyle w:val="StringTok"/>
-        </w:rPr>
-        <w:t xml:space="preserve">'flash'</w:t>
-      </w:r>
-      <w:r>
-        <w:rPr>
-          <w:rStyle w:val="NormalTok"/>
-        </w:rPr>
-        <w:t xml:space="preserve">] </w:t>
-      </w:r>
-      <w:r>
-        <w:rPr>
-          <w:rStyle w:val="OperatorTok"/>
-        </w:rPr>
-        <w:t xml:space="preserve">??</w:t>
-      </w:r>
-      <w:r>
-        <w:rPr>
-          <w:rStyle w:val="NormalTok"/>
-        </w:rPr>
-        <w:t xml:space="preserve"> </w:t>
-      </w:r>
-      <w:r>
-        <w:rPr>
-          <w:rStyle w:val="StringTok"/>
-        </w:rPr>
-        <w:t xml:space="preserve">''</w:t>
-      </w:r>
-      <w:r>
-        <w:rPr>
-          <w:rStyle w:val="OtherTok"/>
-        </w:rPr>
-        <w:t xml:space="preserve">;</w:t>
-      </w:r>
-      <w:r>
-        <w:br/>
-      </w:r>
-      <w:r>
-        <w:rPr>
-          <w:rStyle w:val="KeywordTok"/>
-        </w:rPr>
-        <w:t xml:space="preserve">unset</w:t>
-      </w:r>
-      <w:r>
-        <w:rPr>
-          <w:rStyle w:val="NormalTok"/>
-        </w:rPr>
-        <w:t xml:space="preserve">(</w:t>
-      </w:r>
-      <w:r>
-        <w:rPr>
-          <w:rStyle w:val="VariableTok"/>
-        </w:rPr>
-        <w:t xml:space="preserve">$_SESSION</w:t>
-      </w:r>
-      <w:r>
-        <w:rPr>
-          <w:rStyle w:val="NormalTok"/>
-        </w:rPr>
-        <w:t xml:space="preserve">[</w:t>
-      </w:r>
-      <w:r>
-        <w:rPr>
-          <w:rStyle w:val="StringTok"/>
-        </w:rPr>
-        <w:t xml:space="preserve">'flash'</w:t>
-      </w:r>
-      <w:r>
-        <w:rPr>
-          <w:rStyle w:val="NormalTok"/>
-        </w:rPr>
-        <w:t xml:space="preserve">])</w:t>
-      </w:r>
-      <w:r>
-        <w:rPr>
-          <w:rStyle w:val="OtherTok"/>
-        </w:rPr>
-        <w:t xml:space="preserve">;</w:t>
-      </w:r>
-      <w:r>
-        <w:br/>
-      </w:r>
-      <w:r>
-        <w:rPr>
-          <w:rStyle w:val="CommentTok"/>
-        </w:rPr>
-        <w:t xml:space="preserve">// ...</w:t>
-      </w:r>
-      <w:r>
-        <w:br/>
-      </w:r>
-      <w:r>
-        <w:rPr>
-          <w:rStyle w:val="OperatorTok"/>
-        </w:rPr>
-        <w:t xml:space="preserve">&lt;</w:t>
-      </w:r>
-      <w:r>
-        <w:rPr>
-          <w:rStyle w:val="OtherTok"/>
-        </w:rPr>
-        <w:t xml:space="preserve">?</w:t>
-      </w:r>
-      <w:r>
-        <w:rPr>
-          <w:rStyle w:val="NormalTok"/>
-        </w:rPr>
-        <w:t xml:space="preserve">php </w:t>
-      </w:r>
-      <w:r>
-        <w:rPr>
-          <w:rStyle w:val="ControlFlowTok"/>
-        </w:rPr>
-        <w:t xml:space="preserve">if</w:t>
-      </w:r>
-      <w:r>
-        <w:rPr>
-          <w:rStyle w:val="NormalTok"/>
-        </w:rPr>
-        <w:t xml:space="preserve"> (</w:t>
-      </w:r>
-      <w:r>
-        <w:rPr>
-          <w:rStyle w:val="VariableTok"/>
-        </w:rPr>
-        <w:t xml:space="preserve">$flash</w:t>
-      </w:r>
-      <w:r>
-        <w:rPr>
-          <w:rStyle w:val="NormalTok"/>
-        </w:rPr>
+        <w:t xml:space="preserve">Navigation JS (</w:t>
+      </w:r>
+      <w:r>
+        <w:rPr>
+          <w:rStyle w:val="VerbatimChar"/>
+        </w:rPr>
+        <w:t xml:space="preserve">assets/js/app_nav.js</w:t>
+      </w:r>
+      <w:r>
         <w:t xml:space="preserve">)</w:t>
       </w:r>
-      <w:r>
-        <w:rPr>
-          <w:rStyle w:val="OtherTok"/>
-        </w:rPr>
-        <w:t xml:space="preserve">:</w:t>
-      </w:r>
-      <w:r>
-        <w:rPr>
-          <w:rStyle w:val="NormalTok"/>
-        </w:rPr>
-        <w:t xml:space="preserve"> </w:t>
-      </w:r>
-      <w:r>
-        <w:rPr>
-          <w:rStyle w:val="KeywordTok"/>
-        </w:rPr>
-        <w:t xml:space="preserve">?&gt;</w:t>
-      </w:r>
-      <w:r>
-        <w:rPr>
-          <w:rStyle w:val="OperatorTok"/>
-        </w:rPr>
-        <w:t xml:space="preserve">&lt;</w:t>
-      </w:r>
-      <w:r>
-        <w:rPr>
-          <w:rStyle w:val="NormalTok"/>
-        </w:rPr>
-        <w:t xml:space="preserve">div </w:t>
-      </w:r>
-      <w:r>
-        <w:rPr>
-          <w:rStyle w:val="KeywordTok"/>
-        </w:rPr>
-        <w:t xml:space="preserve">class</w:t>
-      </w:r>
-      <w:r>
-        <w:rPr>
-          <w:rStyle w:val="OperatorTok"/>
-        </w:rPr>
-        <w:t xml:space="preserve">=</w:t>
-      </w:r>
-      <w:r>
-        <w:rPr>
-          <w:rStyle w:val="StringTok"/>
-        </w:rPr>
-        <w:t xml:space="preserve">"alert alert-info"</w:t>
-      </w:r>
-      <w:r>
-        <w:rPr>
-          <w:rStyle w:val="OperatorTok"/>
-        </w:rPr>
-        <w:t xml:space="preserve">&gt;&lt;</w:t>
-      </w:r>
-      <w:r>
-        <w:rPr>
-          <w:rStyle w:val="OtherTok"/>
-        </w:rPr>
-        <w:t xml:space="preserve">?</w:t>
-      </w:r>
-      <w:r>
-        <w:rPr>
-          <w:rStyle w:val="OperatorTok"/>
-        </w:rPr>
-        <w:t xml:space="preserve">=</w:t>
-      </w:r>
-      <w:r>
-        <w:rPr>
-          <w:rStyle w:val="NormalTok"/>
-        </w:rPr>
-        <w:t xml:space="preserve"> </w:t>
-      </w:r>
-      <w:r>
-        <w:rPr>
-          <w:rStyle w:val="FunctionTok"/>
-        </w:rPr>
-        <w:t xml:space="preserve">htmlspecialchars</w:t>
-      </w:r>
-      <w:r>
-        <w:rPr>
-          <w:rStyle w:val="NormalTok"/>
-        </w:rPr>
-        <w:t xml:space="preserve">(</w:t>
-      </w:r>
-      <w:r>
-        <w:rPr>
-          <w:rStyle w:val="VariableTok"/>
-        </w:rPr>
-        <w:t xml:space="preserve">$flash</w:t>
-      </w:r>
-      <w:r>
-        <w:rPr>
-          <w:rStyle w:val="NormalTok"/>
-        </w:rPr>
-        <w:t xml:space="preserve">) </w:t>
-      </w:r>
-      <w:r>
-        <w:rPr>
-          <w:rStyle w:val="KeywordTok"/>
-        </w:rPr>
-        <w:t xml:space="preserve">?&gt;</w:t>
-      </w:r>
-      <w:r>
-        <w:rPr>
-          <w:rStyle w:val="OperatorTok"/>
-        </w:rPr>
-        <w:t xml:space="preserve">&lt;/</w:t>
-      </w:r>
-      <w:r>
-        <w:rPr>
-          <w:rStyle w:val="NormalTok"/>
-        </w:rPr>
-        <w:t xml:space="preserve">div</w:t>
-      </w:r>
-      <w:r>
-        <w:rPr>
-          <w:rStyle w:val="OperatorTok"/>
-        </w:rPr>
-        <w:t xml:space="preserve">&gt;&lt;</w:t>
-      </w:r>
-      <w:r>
-        <w:rPr>
-          <w:rStyle w:val="OtherTok"/>
-        </w:rPr>
-        <w:t xml:space="preserve">?</w:t>
-      </w:r>
-      <w:r>
-        <w:rPr>
-          <w:rStyle w:val="NormalTok"/>
-        </w:rPr>
-        <w:t xml:space="preserve">php </w:t>
-      </w:r>
-      <w:r>
-        <w:rPr>
-          <w:rStyle w:val="ControlFlowTok"/>
-        </w:rPr>
-        <w:t xml:space="preserve">endif</w:t>
-      </w:r>
-      <w:r>
-        <w:rPr>
-          <w:rStyle w:val="OtherTok"/>
-        </w:rPr>
-        <w:t xml:space="preserve">;</w:t>
-      </w:r>
-      <w:r>
-        <w:rPr>
-          <w:rStyle w:val="NormalTok"/>
-        </w:rPr>
-        <w:t xml:space="preserve"> </w:t>
-      </w:r>
-      <w:r>
-        <w:rPr>
-          <w:rStyle w:val="KeywordTok"/>
-        </w:rPr>
-        <w:t xml:space="preserve">?&gt;</w:t>
-      </w:r>
-    </w:p>
-    <w:bookmarkEnd w:id="228"/>
-    <w:bookmarkStart w:id="229" w:name="cards"/>
-    <w:p>
-      <w:pPr>
-        <w:pStyle w:val="Heading3"/>
-      </w:pPr>
-      <w:r>
-        <w:t xml:space="preserve">Cards</w:t>
-      </w:r>
-    </w:p>
-    <w:p>
-      <w:pPr>
-        <w:pStyle w:val="FirstParagraph"/>
-      </w:pPr>
-      <w:r>
-        <w:t xml:space="preserve">Bootstrap</w:t>
-      </w:r>
-      <w:r>
-        <w:t xml:space="preserve"> </w:t>
-      </w:r>
-      <w:r>
-        <w:rPr>
-          <w:rStyle w:val="VerbatimChar"/>
-        </w:rPr>
-        <w:t xml:space="preserve">card shadow-sm</w:t>
-      </w:r>
-      <w:r>
-        <w:t xml:space="preserve"> </w:t>
-      </w:r>
-      <w:r>
-        <w:t xml:space="preserve">wrappers for forms and data tables.</w:t>
-      </w:r>
-    </w:p>
-    <w:bookmarkEnd w:id="229"/>
-    <w:bookmarkStart w:id="230" w:name="forms"/>
-    <w:p>
-      <w:pPr>
-        <w:pStyle w:val="Heading3"/>
-      </w:pPr>
-      <w:r>
-        <w:t xml:space="preserve">Forms</w:t>
-      </w:r>
-    </w:p>
-    <w:p>
-      <w:pPr>
-        <w:pStyle w:val="FirstParagraph"/>
-      </w:pPr>
-      <w:r>
-        <w:t xml:space="preserve">Bootstrap 5 grid (</w:t>
-      </w:r>
-      <w:r>
-        <w:rPr>
-          <w:rStyle w:val="VerbatimChar"/>
-        </w:rPr>
-        <w:t xml:space="preserve">row g-3</w:t>
-      </w:r>
-      <w:r>
-        <w:t xml:space="preserve">,</w:t>
-      </w:r>
-      <w:r>
-        <w:t xml:space="preserve"> </w:t>
-      </w:r>
-      <w:r>
-        <w:rPr>
-          <w:rStyle w:val="VerbatimChar"/>
-        </w:rPr>
-        <w:t xml:space="preserve">col-md-*</w:t>
-      </w:r>
-      <w:r>
-        <w:t xml:space="preserve">),</w:t>
-      </w:r>
-      <w:r>
-        <w:t xml:space="preserve"> </w:t>
-      </w:r>
-      <w:r>
-        <w:rPr>
-          <w:rStyle w:val="VerbatimChar"/>
-        </w:rPr>
-        <w:t xml:space="preserve">form-control</w:t>
-      </w:r>
-      <w:r>
-        <w:t xml:space="preserve">,</w:t>
-      </w:r>
-      <w:r>
-        <w:t xml:space="preserve"> </w:t>
-      </w:r>
-      <w:r>
-        <w:rPr>
-          <w:rStyle w:val="VerbatimChar"/>
-        </w:rPr>
-        <w:t xml:space="preserve">form-check</w:t>
-      </w:r>
-      <w:r>
-        <w:t xml:space="preserve">.</w:t>
-      </w:r>
-    </w:p>
-    <w:bookmarkEnd w:id="230"/>
-    <w:bookmarkStart w:id="231" w:name="icons"/>
-    <w:p>
-      <w:pPr>
-        <w:pStyle w:val="Heading3"/>
-      </w:pPr>
-      <w:r>
-        <w:t xml:space="preserve">Icons</w:t>
-      </w:r>
-    </w:p>
-    <w:p>
-      <w:pPr>
-        <w:pStyle w:val="FirstParagraph"/>
-      </w:pPr>
-      <w:r>
-        <w:t xml:space="preserve">Font Awesome 6 solid (</w:t>
-      </w:r>
-      <w:r>
-        <w:rPr>
-          <w:rStyle w:val="VerbatimChar"/>
-        </w:rPr>
-        <w:t xml:space="preserve">fa-solid fa-*</w:t>
-      </w:r>
-      <w:r>
-        <w:t xml:space="preserve">) throughout navigation and headings.</w:t>
-      </w:r>
-    </w:p>
-    <w:bookmarkEnd w:id="231"/>
-    <w:bookmarkStart w:id="232" w:name="page-titles"/>
-    <w:p>
-      <w:pPr>
-        <w:pStyle w:val="Heading3"/>
-      </w:pPr>
-      <w:r>
-        <w:t xml:space="preserve">Page titles</w:t>
-      </w:r>
-    </w:p>
-    <w:p>
-      <w:pPr>
-        <w:pStyle w:val="SourceCode"/>
-      </w:pPr>
-      <w:r>
-        <w:rPr>
-          <w:rStyle w:val="VariableTok"/>
-        </w:rPr>
-        <w:t xml:space="preserve">$pageTitle</w:t>
-      </w:r>
-      <w:r>
-        <w:rPr>
-          <w:rStyle w:val="NormalTok"/>
-        </w:rPr>
-        <w:t xml:space="preserve"> </w:t>
-      </w:r>
-      <w:r>
-        <w:rPr>
-          <w:rStyle w:val="OperatorTok"/>
-        </w:rPr>
-        <w:t xml:space="preserve">=</w:t>
-      </w:r>
-      <w:r>
-        <w:rPr>
-          <w:rStyle w:val="NormalTok"/>
-        </w:rPr>
-        <w:t xml:space="preserve"> </w:t>
-      </w:r>
-      <w:r>
-        <w:rPr>
-          <w:rStyle w:val="StringTok"/>
-        </w:rPr>
-        <w:t xml:space="preserve">'Page Name'</w:t>
-      </w:r>
-      <w:r>
-        <w:rPr>
-          <w:rStyle w:val="OtherTok"/>
-        </w:rPr>
-        <w:t xml:space="preserve">;</w:t>
-      </w:r>
-      <w:r>
-        <w:br/>
-      </w:r>
-      <w:r>
-        <w:rPr>
-          <w:rStyle w:val="KeywordTok"/>
-        </w:rPr>
-        <w:t xml:space="preserve">require_once</w:t>
-      </w:r>
-      <w:r>
-        <w:rPr>
-          <w:rStyle w:val="NormalTok"/>
-        </w:rPr>
-        <w:t xml:space="preserve"> </w:t>
-      </w:r>
-      <w:r>
-        <w:rPr>
-          <w:rStyle w:val="ConstantTok"/>
-        </w:rPr>
-        <w:t xml:space="preserve">__DIR__</w:t>
-      </w:r>
-      <w:r>
-        <w:rPr>
-          <w:rStyle w:val="NormalTok"/>
-        </w:rPr>
-        <w:t xml:space="preserve"> </w:t>
-      </w:r>
-      <w:r>
-        <w:rPr>
-          <w:rStyle w:val="OperatorTok"/>
-        </w:rPr>
-        <w:t xml:space="preserve">.</w:t>
-      </w:r>
-      <w:r>
-        <w:rPr>
-          <w:rStyle w:val="NormalTok"/>
-        </w:rPr>
-        <w:t xml:space="preserve"> </w:t>
-      </w:r>
-      <w:r>
-        <w:rPr>
-          <w:rStyle w:val="StringTok"/>
-        </w:rPr>
-        <w:t xml:space="preserve">'/includes/header.php'</w:t>
-      </w:r>
-      <w:r>
-        <w:rPr>
-          <w:rStyle w:val="OtherTok"/>
-        </w:rPr>
-        <w:t xml:space="preserve">;</w:t>
-      </w:r>
-      <w:r>
-        <w:br/>
-      </w:r>
-      <w:r>
-        <w:rPr>
-          <w:rStyle w:val="KeywordTok"/>
-        </w:rPr>
-        <w:t xml:space="preserve">?&gt;</w:t>
-      </w:r>
-      <w:r>
-        <w:br/>
-      </w:r>
-      <w:r>
-        <w:rPr>
-          <w:rStyle w:val="OperatorTok"/>
-        </w:rPr>
-        <w:t xml:space="preserve">&lt;</w:t>
-      </w:r>
-      <w:r>
-        <w:rPr>
-          <w:rStyle w:val="NormalTok"/>
-        </w:rPr>
-        <w:t xml:space="preserve">h1 </w:t>
-      </w:r>
-      <w:r>
-        <w:rPr>
-          <w:rStyle w:val="KeywordTok"/>
-        </w:rPr>
-        <w:t xml:space="preserve">class</w:t>
-      </w:r>
-      <w:r>
-        <w:rPr>
-          <w:rStyle w:val="OperatorTok"/>
-        </w:rPr>
-        <w:t xml:space="preserve">=</w:t>
-      </w:r>
-      <w:r>
-        <w:rPr>
-          <w:rStyle w:val="StringTok"/>
-        </w:rPr>
-        <w:t xml:space="preserve">"h3 mb-4"</w:t>
-      </w:r>
-      <w:r>
-        <w:rPr>
-          <w:rStyle w:val="OperatorTok"/>
-        </w:rPr>
-        <w:t xml:space="preserve">&gt;&lt;</w:t>
-      </w:r>
-      <w:r>
-        <w:rPr>
-          <w:rStyle w:val="NormalTok"/>
-        </w:rPr>
-        <w:t xml:space="preserve">i </w:t>
-      </w:r>
-      <w:r>
-        <w:rPr>
-          <w:rStyle w:val="KeywordTok"/>
-        </w:rPr>
-        <w:t xml:space="preserve">class</w:t>
-      </w:r>
-      <w:r>
-        <w:rPr>
-          <w:rStyle w:val="OperatorTok"/>
-        </w:rPr>
-        <w:t xml:space="preserve">=</w:t>
-      </w:r>
-      <w:r>
-        <w:rPr>
-          <w:rStyle w:val="StringTok"/>
-        </w:rPr>
-        <w:t xml:space="preserve">"fa-solid fa-icon me-2 text-primary"</w:t>
-      </w:r>
-      <w:r>
-        <w:rPr>
-          <w:rStyle w:val="OperatorTok"/>
-        </w:rPr>
-        <w:t xml:space="preserve">&gt;&lt;/</w:t>
-      </w:r>
-      <w:r>
-        <w:rPr>
-          <w:rStyle w:val="NormalTok"/>
-        </w:rPr>
-        <w:t xml:space="preserve">i</w:t>
-      </w:r>
-      <w:r>
-        <w:rPr>
-          <w:rStyle w:val="OperatorTok"/>
-        </w:rPr>
-        <w:t xml:space="preserve">&gt;</w:t>
-      </w:r>
-      <w:r>
-        <w:rPr>
-          <w:rStyle w:val="NormalTok"/>
-        </w:rPr>
-        <w:t xml:space="preserve">Title</w:t>
-      </w:r>
-      <w:r>
-        <w:rPr>
-          <w:rStyle w:val="OperatorTok"/>
-        </w:rPr>
-        <w:t xml:space="preserve">&lt;/</w:t>
-      </w:r>
-      <w:r>
-        <w:rPr>
-          <w:rStyle w:val="NormalTok"/>
-        </w:rPr>
-        <w:t xml:space="preserve">h1</w:t>
-      </w:r>
-      <w:r>
-        <w:rPr>
-          <w:rStyle w:val="OperatorTok"/>
-        </w:rPr>
-        <w:t xml:space="preserve">&gt;</w:t>
+    </w:p>
+    <w:p>
+      <w:pPr>
+        <w:pStyle w:val="Compact"/>
+        <w:numPr>
+          <w:ilvl w:val="0"/>
+          <w:numId w:val="1061"/>
+        </w:numPr>
+      </w:pPr>
+      <w:r>
+        <w:t xml:space="preserve">Highlights active nav item based on current page filename</w:t>
+      </w:r>
+    </w:p>
+    <w:p>
+      <w:pPr>
+        <w:pStyle w:val="Compact"/>
+        <w:numPr>
+          <w:ilvl w:val="0"/>
+          <w:numId w:val="1061"/>
+        </w:numPr>
+      </w:pPr>
+      <w:r>
+        <w:t xml:space="preserve">Collapsible sidebar sections</w:t>
+      </w:r>
+    </w:p>
+    <w:p>
+      <w:pPr>
+        <w:pStyle w:val="Compact"/>
+        <w:numPr>
+          <w:ilvl w:val="0"/>
+          <w:numId w:val="1061"/>
+        </w:numPr>
+      </w:pPr>
+      <w:r>
+        <w:t xml:space="preserve">Mobile menu interactions</w:t>
       </w:r>
     </w:p>
     <w:p>
@@ -33082,9 +32605,706 @@
         </w:pict>
       </w:r>
     </w:p>
+    <w:bookmarkEnd w:id="229"/>
+    <w:bookmarkStart w:id="235" w:name="common-ui-patterns"/>
+    <w:p>
+      <w:pPr>
+        <w:pStyle w:val="Heading2"/>
+      </w:pPr>
+      <w:r>
+        <w:t xml:space="preserve">Common UI Patterns</w:t>
+      </w:r>
+    </w:p>
+    <w:bookmarkStart w:id="230" w:name="flash-messages"/>
+    <w:p>
+      <w:pPr>
+        <w:pStyle w:val="Heading3"/>
+      </w:pPr>
+      <w:r>
+        <w:t xml:space="preserve">Flash messages</w:t>
+      </w:r>
+    </w:p>
+    <w:p>
+      <w:pPr>
+        <w:pStyle w:val="SourceCode"/>
+      </w:pPr>
+      <w:r>
+        <w:rPr>
+          <w:rStyle w:val="VariableTok"/>
+        </w:rPr>
+        <w:t xml:space="preserve">$flash</w:t>
+      </w:r>
+      <w:r>
+        <w:rPr>
+          <w:rStyle w:val="NormalTok"/>
+        </w:rPr>
+        <w:t xml:space="preserve"> </w:t>
+      </w:r>
+      <w:r>
+        <w:rPr>
+          <w:rStyle w:val="OperatorTok"/>
+        </w:rPr>
+        <w:t xml:space="preserve">=</w:t>
+      </w:r>
+      <w:r>
+        <w:rPr>
+          <w:rStyle w:val="NormalTok"/>
+        </w:rPr>
+        <w:t xml:space="preserve"> </w:t>
+      </w:r>
+      <w:r>
+        <w:rPr>
+          <w:rStyle w:val="VariableTok"/>
+        </w:rPr>
+        <w:t xml:space="preserve">$_SESSION</w:t>
+      </w:r>
+      <w:r>
+        <w:rPr>
+          <w:rStyle w:val="NormalTok"/>
+        </w:rPr>
+        <w:t xml:space="preserve">[</w:t>
+      </w:r>
+      <w:r>
+        <w:rPr>
+          <w:rStyle w:val="StringTok"/>
+        </w:rPr>
+        <w:t xml:space="preserve">'flash'</w:t>
+      </w:r>
+      <w:r>
+        <w:rPr>
+          <w:rStyle w:val="NormalTok"/>
+        </w:rPr>
+        <w:t xml:space="preserve">] </w:t>
+      </w:r>
+      <w:r>
+        <w:rPr>
+          <w:rStyle w:val="OperatorTok"/>
+        </w:rPr>
+        <w:t xml:space="preserve">??</w:t>
+      </w:r>
+      <w:r>
+        <w:rPr>
+          <w:rStyle w:val="NormalTok"/>
+        </w:rPr>
+        <w:t xml:space="preserve"> </w:t>
+      </w:r>
+      <w:r>
+        <w:rPr>
+          <w:rStyle w:val="StringTok"/>
+        </w:rPr>
+        <w:t xml:space="preserve">''</w:t>
+      </w:r>
+      <w:r>
+        <w:rPr>
+          <w:rStyle w:val="OtherTok"/>
+        </w:rPr>
+        <w:t xml:space="preserve">;</w:t>
+      </w:r>
+      <w:r>
+        <w:br/>
+      </w:r>
+      <w:r>
+        <w:rPr>
+          <w:rStyle w:val="KeywordTok"/>
+        </w:rPr>
+        <w:t xml:space="preserve">unset</w:t>
+      </w:r>
+      <w:r>
+        <w:rPr>
+          <w:rStyle w:val="NormalTok"/>
+        </w:rPr>
+        <w:t xml:space="preserve">(</w:t>
+      </w:r>
+      <w:r>
+        <w:rPr>
+          <w:rStyle w:val="VariableTok"/>
+        </w:rPr>
+        <w:t xml:space="preserve">$_SESSION</w:t>
+      </w:r>
+      <w:r>
+        <w:rPr>
+          <w:rStyle w:val="NormalTok"/>
+        </w:rPr>
+        <w:t xml:space="preserve">[</w:t>
+      </w:r>
+      <w:r>
+        <w:rPr>
+          <w:rStyle w:val="StringTok"/>
+        </w:rPr>
+        <w:t xml:space="preserve">'flash'</w:t>
+      </w:r>
+      <w:r>
+        <w:rPr>
+          <w:rStyle w:val="NormalTok"/>
+        </w:rPr>
+        <w:t xml:space="preserve">])</w:t>
+      </w:r>
+      <w:r>
+        <w:rPr>
+          <w:rStyle w:val="OtherTok"/>
+        </w:rPr>
+        <w:t xml:space="preserve">;</w:t>
+      </w:r>
+      <w:r>
+        <w:br/>
+      </w:r>
+      <w:r>
+        <w:rPr>
+          <w:rStyle w:val="CommentTok"/>
+        </w:rPr>
+        <w:t xml:space="preserve">// ...</w:t>
+      </w:r>
+      <w:r>
+        <w:br/>
+      </w:r>
+      <w:r>
+        <w:rPr>
+          <w:rStyle w:val="OperatorTok"/>
+        </w:rPr>
+        <w:t xml:space="preserve">&lt;</w:t>
+      </w:r>
+      <w:r>
+        <w:rPr>
+          <w:rStyle w:val="OtherTok"/>
+        </w:rPr>
+        <w:t xml:space="preserve">?</w:t>
+      </w:r>
+      <w:r>
+        <w:rPr>
+          <w:rStyle w:val="NormalTok"/>
+        </w:rPr>
+        <w:t xml:space="preserve">php </w:t>
+      </w:r>
+      <w:r>
+        <w:rPr>
+          <w:rStyle w:val="ControlFlowTok"/>
+        </w:rPr>
+        <w:t xml:space="preserve">if</w:t>
+      </w:r>
+      <w:r>
+        <w:rPr>
+          <w:rStyle w:val="NormalTok"/>
+        </w:rPr>
+        <w:t xml:space="preserve"> (</w:t>
+      </w:r>
+      <w:r>
+        <w:rPr>
+          <w:rStyle w:val="VariableTok"/>
+        </w:rPr>
+        <w:t xml:space="preserve">$flash</w:t>
+      </w:r>
+      <w:r>
+        <w:rPr>
+          <w:rStyle w:val="NormalTok"/>
+        </w:rPr>
+        <w:t xml:space="preserve">)</w:t>
+      </w:r>
+      <w:r>
+        <w:rPr>
+          <w:rStyle w:val="OtherTok"/>
+        </w:rPr>
+        <w:t xml:space="preserve">:</w:t>
+      </w:r>
+      <w:r>
+        <w:rPr>
+          <w:rStyle w:val="NormalTok"/>
+        </w:rPr>
+        <w:t xml:space="preserve"> </w:t>
+      </w:r>
+      <w:r>
+        <w:rPr>
+          <w:rStyle w:val="KeywordTok"/>
+        </w:rPr>
+        <w:t xml:space="preserve">?&gt;</w:t>
+      </w:r>
+      <w:r>
+        <w:rPr>
+          <w:rStyle w:val="OperatorTok"/>
+        </w:rPr>
+        <w:t xml:space="preserve">&lt;</w:t>
+      </w:r>
+      <w:r>
+        <w:rPr>
+          <w:rStyle w:val="NormalTok"/>
+        </w:rPr>
+        <w:t xml:space="preserve">div </w:t>
+      </w:r>
+      <w:r>
+        <w:rPr>
+          <w:rStyle w:val="KeywordTok"/>
+        </w:rPr>
+        <w:t xml:space="preserve">class</w:t>
+      </w:r>
+      <w:r>
+        <w:rPr>
+          <w:rStyle w:val="OperatorTok"/>
+        </w:rPr>
+        <w:t xml:space="preserve">=</w:t>
+      </w:r>
+      <w:r>
+        <w:rPr>
+          <w:rStyle w:val="StringTok"/>
+        </w:rPr>
+        <w:t xml:space="preserve">"alert alert-info"</w:t>
+      </w:r>
+      <w:r>
+        <w:rPr>
+          <w:rStyle w:val="OperatorTok"/>
+        </w:rPr>
+        <w:t xml:space="preserve">&gt;&lt;</w:t>
+      </w:r>
+      <w:r>
+        <w:rPr>
+          <w:rStyle w:val="OtherTok"/>
+        </w:rPr>
+        <w:t xml:space="preserve">?</w:t>
+      </w:r>
+      <w:r>
+        <w:rPr>
+          <w:rStyle w:val="OperatorTok"/>
+        </w:rPr>
+        <w:t xml:space="preserve">=</w:t>
+      </w:r>
+      <w:r>
+        <w:rPr>
+          <w:rStyle w:val="NormalTok"/>
+        </w:rPr>
+        <w:t xml:space="preserve"> </w:t>
+      </w:r>
+      <w:r>
+        <w:rPr>
+          <w:rStyle w:val="FunctionTok"/>
+        </w:rPr>
+        <w:t xml:space="preserve">htmlspecialchars</w:t>
+      </w:r>
+      <w:r>
+        <w:rPr>
+          <w:rStyle w:val="NormalTok"/>
+        </w:rPr>
+        <w:t xml:space="preserve">(</w:t>
+      </w:r>
+      <w:r>
+        <w:rPr>
+          <w:rStyle w:val="VariableTok"/>
+        </w:rPr>
+        <w:t xml:space="preserve">$flash</w:t>
+      </w:r>
+      <w:r>
+        <w:rPr>
+          <w:rStyle w:val="NormalTok"/>
+        </w:rPr>
+        <w:t xml:space="preserve">) </w:t>
+      </w:r>
+      <w:r>
+        <w:rPr>
+          <w:rStyle w:val="KeywordTok"/>
+        </w:rPr>
+        <w:t xml:space="preserve">?&gt;</w:t>
+      </w:r>
+      <w:r>
+        <w:rPr>
+          <w:rStyle w:val="OperatorTok"/>
+        </w:rPr>
+        <w:t xml:space="preserve">&lt;/</w:t>
+      </w:r>
+      <w:r>
+        <w:rPr>
+          <w:rStyle w:val="NormalTok"/>
+        </w:rPr>
+        <w:t xml:space="preserve">div</w:t>
+      </w:r>
+      <w:r>
+        <w:rPr>
+          <w:rStyle w:val="OperatorTok"/>
+        </w:rPr>
+        <w:t xml:space="preserve">&gt;&lt;</w:t>
+      </w:r>
+      <w:r>
+        <w:rPr>
+          <w:rStyle w:val="OtherTok"/>
+        </w:rPr>
+        <w:t xml:space="preserve">?</w:t>
+      </w:r>
+      <w:r>
+        <w:rPr>
+          <w:rStyle w:val="NormalTok"/>
+        </w:rPr>
+        <w:t xml:space="preserve">php </w:t>
+      </w:r>
+      <w:r>
+        <w:rPr>
+          <w:rStyle w:val="ControlFlowTok"/>
+        </w:rPr>
+        <w:t xml:space="preserve">endif</w:t>
+      </w:r>
+      <w:r>
+        <w:rPr>
+          <w:rStyle w:val="OtherTok"/>
+        </w:rPr>
+        <w:t xml:space="preserve">;</w:t>
+      </w:r>
+      <w:r>
+        <w:rPr>
+          <w:rStyle w:val="NormalTok"/>
+        </w:rPr>
+        <w:t xml:space="preserve"> </w:t>
+      </w:r>
+      <w:r>
+        <w:rPr>
+          <w:rStyle w:val="KeywordTok"/>
+        </w:rPr>
+        <w:t xml:space="preserve">?&gt;</w:t>
+      </w:r>
+    </w:p>
+    <w:bookmarkEnd w:id="230"/>
+    <w:bookmarkStart w:id="231" w:name="cards"/>
+    <w:p>
+      <w:pPr>
+        <w:pStyle w:val="Heading3"/>
+      </w:pPr>
+      <w:r>
+        <w:t xml:space="preserve">Cards</w:t>
+      </w:r>
+    </w:p>
+    <w:p>
+      <w:pPr>
+        <w:pStyle w:val="FirstParagraph"/>
+      </w:pPr>
+      <w:r>
+        <w:t xml:space="preserve">Bootstrap</w:t>
+      </w:r>
+      <w:r>
+        <w:t xml:space="preserve"> </w:t>
+      </w:r>
+      <w:r>
+        <w:rPr>
+          <w:rStyle w:val="VerbatimChar"/>
+        </w:rPr>
+        <w:t xml:space="preserve">card shadow-sm</w:t>
+      </w:r>
+      <w:r>
+        <w:t xml:space="preserve"> </w:t>
+      </w:r>
+      <w:r>
+        <w:t xml:space="preserve">wrappers for forms and data tables.</w:t>
+      </w:r>
+    </w:p>
+    <w:bookmarkEnd w:id="231"/>
+    <w:bookmarkStart w:id="232" w:name="forms"/>
+    <w:p>
+      <w:pPr>
+        <w:pStyle w:val="Heading3"/>
+      </w:pPr>
+      <w:r>
+        <w:t xml:space="preserve">Forms</w:t>
+      </w:r>
+    </w:p>
+    <w:p>
+      <w:pPr>
+        <w:pStyle w:val="FirstParagraph"/>
+      </w:pPr>
+      <w:r>
+        <w:t xml:space="preserve">Bootstrap 5 grid (</w:t>
+      </w:r>
+      <w:r>
+        <w:rPr>
+          <w:rStyle w:val="VerbatimChar"/>
+        </w:rPr>
+        <w:t xml:space="preserve">row g-3</w:t>
+      </w:r>
+      <w:r>
+        <w:t xml:space="preserve">,</w:t>
+      </w:r>
+      <w:r>
+        <w:t xml:space="preserve"> </w:t>
+      </w:r>
+      <w:r>
+        <w:rPr>
+          <w:rStyle w:val="VerbatimChar"/>
+        </w:rPr>
+        <w:t xml:space="preserve">col-md-*</w:t>
+      </w:r>
+      <w:r>
+        <w:t xml:space="preserve">),</w:t>
+      </w:r>
+      <w:r>
+        <w:t xml:space="preserve"> </w:t>
+      </w:r>
+      <w:r>
+        <w:rPr>
+          <w:rStyle w:val="VerbatimChar"/>
+        </w:rPr>
+        <w:t xml:space="preserve">form-control</w:t>
+      </w:r>
+      <w:r>
+        <w:t xml:space="preserve">,</w:t>
+      </w:r>
+      <w:r>
+        <w:t xml:space="preserve"> </w:t>
+      </w:r>
+      <w:r>
+        <w:rPr>
+          <w:rStyle w:val="VerbatimChar"/>
+        </w:rPr>
+        <w:t xml:space="preserve">form-check</w:t>
+      </w:r>
+      <w:r>
+        <w:t xml:space="preserve">.</w:t>
+      </w:r>
+    </w:p>
     <w:bookmarkEnd w:id="232"/>
+    <w:bookmarkStart w:id="233" w:name="icons"/>
+    <w:p>
+      <w:pPr>
+        <w:pStyle w:val="Heading3"/>
+      </w:pPr>
+      <w:r>
+        <w:t xml:space="preserve">Icons</w:t>
+      </w:r>
+    </w:p>
+    <w:p>
+      <w:pPr>
+        <w:pStyle w:val="FirstParagraph"/>
+      </w:pPr>
+      <w:r>
+        <w:t xml:space="preserve">Font Awesome 6 solid (</w:t>
+      </w:r>
+      <w:r>
+        <w:rPr>
+          <w:rStyle w:val="VerbatimChar"/>
+        </w:rPr>
+        <w:t xml:space="preserve">fa-solid fa-*</w:t>
+      </w:r>
+      <w:r>
+        <w:t xml:space="preserve">) throughout navigation and headings.</w:t>
+      </w:r>
+    </w:p>
     <w:bookmarkEnd w:id="233"/>
-    <w:bookmarkStart w:id="234" w:name="upload-directories"/>
+    <w:bookmarkStart w:id="234" w:name="page-titles"/>
+    <w:p>
+      <w:pPr>
+        <w:pStyle w:val="Heading3"/>
+      </w:pPr>
+      <w:r>
+        <w:t xml:space="preserve">Page titles</w:t>
+      </w:r>
+    </w:p>
+    <w:p>
+      <w:pPr>
+        <w:pStyle w:val="SourceCode"/>
+      </w:pPr>
+      <w:r>
+        <w:rPr>
+          <w:rStyle w:val="VariableTok"/>
+        </w:rPr>
+        <w:t xml:space="preserve">$pageTitle</w:t>
+      </w:r>
+      <w:r>
+        <w:rPr>
+          <w:rStyle w:val="NormalTok"/>
+        </w:rPr>
+        <w:t xml:space="preserve"> </w:t>
+      </w:r>
+      <w:r>
+        <w:rPr>
+          <w:rStyle w:val="OperatorTok"/>
+        </w:rPr>
+        <w:t xml:space="preserve">=</w:t>
+      </w:r>
+      <w:r>
+        <w:rPr>
+          <w:rStyle w:val="NormalTok"/>
+        </w:rPr>
+        <w:t xml:space="preserve"> </w:t>
+      </w:r>
+      <w:r>
+        <w:rPr>
+          <w:rStyle w:val="StringTok"/>
+        </w:rPr>
+        <w:t xml:space="preserve">'Page Name'</w:t>
+      </w:r>
+      <w:r>
+        <w:rPr>
+          <w:rStyle w:val="OtherTok"/>
+        </w:rPr>
+        <w:t xml:space="preserve">;</w:t>
+      </w:r>
+      <w:r>
+        <w:br/>
+      </w:r>
+      <w:r>
+        <w:rPr>
+          <w:rStyle w:val="KeywordTok"/>
+        </w:rPr>
+        <w:t xml:space="preserve">require_once</w:t>
+      </w:r>
+      <w:r>
+        <w:rPr>
+          <w:rStyle w:val="NormalTok"/>
+        </w:rPr>
+        <w:t xml:space="preserve"> </w:t>
+      </w:r>
+      <w:r>
+        <w:rPr>
+          <w:rStyle w:val="ConstantTok"/>
+        </w:rPr>
+        <w:t xml:space="preserve">__DIR__</w:t>
+      </w:r>
+      <w:r>
+        <w:rPr>
+          <w:rStyle w:val="NormalTok"/>
+        </w:rPr>
+        <w:t xml:space="preserve"> </w:t>
+      </w:r>
+      <w:r>
+        <w:rPr>
+          <w:rStyle w:val="OperatorTok"/>
+        </w:rPr>
+        <w:t xml:space="preserve">.</w:t>
+      </w:r>
+      <w:r>
+        <w:rPr>
+          <w:rStyle w:val="NormalTok"/>
+        </w:rPr>
+        <w:t xml:space="preserve"> </w:t>
+      </w:r>
+      <w:r>
+        <w:rPr>
+          <w:rStyle w:val="StringTok"/>
+        </w:rPr>
+        <w:t xml:space="preserve">'/includes/header.php'</w:t>
+      </w:r>
+      <w:r>
+        <w:rPr>
+          <w:rStyle w:val="OtherTok"/>
+        </w:rPr>
+        <w:t xml:space="preserve">;</w:t>
+      </w:r>
+      <w:r>
+        <w:br/>
+      </w:r>
+      <w:r>
+        <w:rPr>
+          <w:rStyle w:val="KeywordTok"/>
+        </w:rPr>
+        <w:t xml:space="preserve">?&gt;</w:t>
+      </w:r>
+      <w:r>
+        <w:br/>
+      </w:r>
+      <w:r>
+        <w:rPr>
+          <w:rStyle w:val="OperatorTok"/>
+        </w:rPr>
+        <w:t xml:space="preserve">&lt;</w:t>
+      </w:r>
+      <w:r>
+        <w:rPr>
+          <w:rStyle w:val="NormalTok"/>
+        </w:rPr>
+        <w:t xml:space="preserve">h1 </w:t>
+      </w:r>
+      <w:r>
+        <w:rPr>
+          <w:rStyle w:val="KeywordTok"/>
+        </w:rPr>
+        <w:t xml:space="preserve">class</w:t>
+      </w:r>
+      <w:r>
+        <w:rPr>
+          <w:rStyle w:val="OperatorTok"/>
+        </w:rPr>
+        <w:t xml:space="preserve">=</w:t>
+      </w:r>
+      <w:r>
+        <w:rPr>
+          <w:rStyle w:val="StringTok"/>
+        </w:rPr>
+        <w:t xml:space="preserve">"h3 mb-4"</w:t>
+      </w:r>
+      <w:r>
+        <w:rPr>
+          <w:rStyle w:val="OperatorTok"/>
+        </w:rPr>
+        <w:t xml:space="preserve">&gt;&lt;</w:t>
+      </w:r>
+      <w:r>
+        <w:rPr>
+          <w:rStyle w:val="NormalTok"/>
+        </w:rPr>
+        <w:t xml:space="preserve">i </w:t>
+      </w:r>
+      <w:r>
+        <w:rPr>
+          <w:rStyle w:val="KeywordTok"/>
+        </w:rPr>
+        <w:t xml:space="preserve">class</w:t>
+      </w:r>
+      <w:r>
+        <w:rPr>
+          <w:rStyle w:val="OperatorTok"/>
+        </w:rPr>
+        <w:t xml:space="preserve">=</w:t>
+      </w:r>
+      <w:r>
+        <w:rPr>
+          <w:rStyle w:val="StringTok"/>
+        </w:rPr>
+        <w:t xml:space="preserve">"fa-solid fa-icon me-2 text-primary"</w:t>
+      </w:r>
+      <w:r>
+        <w:rPr>
+          <w:rStyle w:val="OperatorTok"/>
+        </w:rPr>
+        <w:t xml:space="preserve">&gt;&lt;/</w:t>
+      </w:r>
+      <w:r>
+        <w:rPr>
+          <w:rStyle w:val="NormalTok"/>
+        </w:rPr>
+        <w:t xml:space="preserve">i</w:t>
+      </w:r>
+      <w:r>
+        <w:rPr>
+          <w:rStyle w:val="OperatorTok"/>
+        </w:rPr>
+        <w:t xml:space="preserve">&gt;</w:t>
+      </w:r>
+      <w:r>
+        <w:rPr>
+          <w:rStyle w:val="NormalTok"/>
+        </w:rPr>
+        <w:t xml:space="preserve">Title</w:t>
+      </w:r>
+      <w:r>
+        <w:rPr>
+          <w:rStyle w:val="OperatorTok"/>
+        </w:rPr>
+        <w:t xml:space="preserve">&lt;/</w:t>
+      </w:r>
+      <w:r>
+        <w:rPr>
+          <w:rStyle w:val="NormalTok"/>
+        </w:rPr>
+        <w:t xml:space="preserve">h1</w:t>
+      </w:r>
+      <w:r>
+        <w:rPr>
+          <w:rStyle w:val="OperatorTok"/>
+        </w:rPr>
+        <w:t xml:space="preserve">&gt;</w:t>
+      </w:r>
+    </w:p>
+    <w:p>
+      <w:r>
+        <w:pict>
+          <v:rect style="width:0;height:1.5pt" o:hralign="center" o:hrstd="t" o:hr="t"/>
+        </w:pict>
+      </w:r>
+    </w:p>
+    <w:bookmarkEnd w:id="234"/>
+    <w:bookmarkEnd w:id="235"/>
+    <w:bookmarkStart w:id="236" w:name="upload-directories"/>
     <w:p>
       <w:pPr>
         <w:pStyle w:val="Heading2"/>
@@ -33269,8 +33489,8 @@
         </w:pict>
       </w:r>
     </w:p>
-    <w:bookmarkEnd w:id="234"/>
-    <w:bookmarkStart w:id="235" w:name="external-dependencies-cdn"/>
+    <w:bookmarkEnd w:id="236"/>
+    <w:bookmarkStart w:id="237" w:name="external-dependencies-cdn"/>
     <w:p>
       <w:pPr>
         <w:pStyle w:val="Heading2"/>
@@ -33324,8 +33544,8 @@
         </w:pict>
       </w:r>
     </w:p>
-    <w:bookmarkEnd w:id="235"/>
-    <w:bookmarkStart w:id="236" w:name="settings.php"/>
+    <w:bookmarkEnd w:id="237"/>
+    <w:bookmarkStart w:id="238" w:name="settings.php"/>
     <w:p>
       <w:pPr>
         <w:pStyle w:val="Heading2"/>
@@ -33385,8 +33605,8 @@
         </w:pict>
       </w:r>
     </w:p>
-    <w:bookmarkEnd w:id="236"/>
-    <w:bookmarkStart w:id="237" w:name="profile_photo.php"/>
+    <w:bookmarkEnd w:id="238"/>
+    <w:bookmarkStart w:id="239" w:name="profile_photo.php"/>
     <w:p>
       <w:pPr>
         <w:pStyle w:val="Heading2"/>
@@ -33442,9 +33662,9 @@
         <w:t xml:space="preserve">- Returns to settings with flash message</w:t>
       </w:r>
     </w:p>
-    <w:bookmarkEnd w:id="237"/>
-    <w:bookmarkEnd w:id="238"/>
-    <w:bookmarkStart w:id="245" w:name="appendix-a-key-source-code-excerpts"/>
+    <w:bookmarkEnd w:id="239"/>
+    <w:bookmarkEnd w:id="240"/>
+    <w:bookmarkStart w:id="247" w:name="appendix-a-key-source-code-excerpts"/>
     <w:p>
       <w:pPr>
         <w:pStyle w:val="Heading1"/>
@@ -33461,7 +33681,7 @@
         <w:t xml:space="preserve">Representative source files referenced throughout this documentation.</w:t>
       </w:r>
     </w:p>
-    <w:bookmarkStart w:id="239" w:name="index.php-application-entry-point"/>
+    <w:bookmarkStart w:id="241" w:name="index.php-application-entry-point"/>
     <w:p>
       <w:pPr>
         <w:pStyle w:val="Heading2"/>
@@ -33766,8 +33986,8 @@
         <w:t xml:space="preserve">;</w:t>
       </w:r>
     </w:p>
-    <w:bookmarkEnd w:id="239"/>
-    <w:bookmarkStart w:id="240" w:name="includesdb.php-database-connection"/>
+    <w:bookmarkEnd w:id="241"/>
+    <w:bookmarkStart w:id="242" w:name="includesdb.php-database-connection"/>
     <w:p>
       <w:pPr>
         <w:pStyle w:val="Heading2"/>
@@ -34633,8 +34853,8 @@
         <w:t xml:space="preserve">}</w:t>
       </w:r>
     </w:p>
-    <w:bookmarkEnd w:id="240"/>
-    <w:bookmarkStart w:id="241" w:name="includesauth.php-role-gate"/>
+    <w:bookmarkEnd w:id="242"/>
+    <w:bookmarkStart w:id="243" w:name="includesauth.php-role-gate"/>
     <w:p>
       <w:pPr>
         <w:pStyle w:val="Heading2"/>
@@ -34987,8 +35207,8 @@
         <w:t xml:space="preserve">}</w:t>
       </w:r>
     </w:p>
-    <w:bookmarkEnd w:id="241"/>
-    <w:bookmarkStart w:id="242" w:name="admin_gened.php-admin-page-pattern"/>
+    <w:bookmarkEnd w:id="243"/>
+    <w:bookmarkStart w:id="244" w:name="admin_gened.php-admin-page-pattern"/>
     <w:p>
       <w:pPr>
         <w:pStyle w:val="Heading2"/>
@@ -35311,8 +35531,8 @@
         <w:t xml:space="preserve">// GET → load data → header.php → HTML form → footer.php</w:t>
       </w:r>
     </w:p>
-    <w:bookmarkEnd w:id="242"/>
-    <w:bookmarkStart w:id="243" w:name="X08fdd8fca5581a1d45fa68006713b969b5830c5"/>
+    <w:bookmarkEnd w:id="244"/>
+    <w:bookmarkStart w:id="245" w:name="X08fdd8fca5581a1d45fa68006713b969b5830c5"/>
     <w:p>
       <w:pPr>
         <w:pStyle w:val="Heading2"/>
@@ -35893,8 +36113,8 @@
         <w:t xml:space="preserve">;</w:t>
       </w:r>
     </w:p>
-    <w:bookmarkEnd w:id="243"/>
-    <w:bookmarkStart w:id="244" w:name="installschema.sql-core-tables-excerpt"/>
+    <w:bookmarkEnd w:id="245"/>
+    <w:bookmarkStart w:id="246" w:name="installschema.sql-core-tables-excerpt"/>
     <w:p>
       <w:pPr>
         <w:pStyle w:val="Heading2"/>
@@ -37079,11 +37299,11 @@
           <w:i/>
           <w:iCs/>
         </w:rPr>
-        <w:t xml:space="preserve">Document generated: 2026-07-01 05:11:10 CEST</w:t>
-      </w:r>
-    </w:p>
-    <w:bookmarkEnd w:id="244"/>
-    <w:bookmarkEnd w:id="245"/>
+        <w:t xml:space="preserve">Document generated: 2026-07-27 14:58:30 CEST</w:t>
+      </w:r>
+    </w:p>
+    <w:bookmarkEnd w:id="246"/>
+    <w:bookmarkEnd w:id="247"/>
     <w:sectPr>
       <w:footnotePr>
         <w:numRestart w:val="eachSect"/>
@@ -37557,6 +37777,9 @@
     <w:abstractNumId w:val="991"/>
   </w:num>
   <w:num w:numId="1040">
+    <w:abstractNumId w:val="991"/>
+  </w:num>
+  <w:num w:numId="1041">
     <w:abstractNumId w:val="99411"/>
     <w:lvlOverride w:ilvl="0">
       <w:startOverride w:val="1"/>
@@ -37586,13 +37809,13 @@
       <w:startOverride w:val="1"/>
     </w:lvlOverride>
   </w:num>
-  <w:num w:numId="1041">
-    <w:abstractNumId w:val="991"/>
-  </w:num>
   <w:num w:numId="1042">
     <w:abstractNumId w:val="991"/>
   </w:num>
   <w:num w:numId="1043">
+    <w:abstractNumId w:val="991"/>
+  </w:num>
+  <w:num w:numId="1044">
     <w:abstractNumId w:val="99411"/>
     <w:lvlOverride w:ilvl="0">
       <w:startOverride w:val="1"/>
@@ -37622,10 +37845,10 @@
       <w:startOverride w:val="1"/>
     </w:lvlOverride>
   </w:num>
-  <w:num w:numId="1044">
+  <w:num w:numId="1045">
     <w:abstractNumId w:val="991"/>
   </w:num>
-  <w:num w:numId="1045">
+  <w:num w:numId="1046">
     <w:abstractNumId w:val="99411"/>
     <w:lvlOverride w:ilvl="0">
       <w:startOverride w:val="1"/>
@@ -37654,9 +37877,6 @@
     <w:lvlOverride w:ilvl="8">
       <w:startOverride w:val="1"/>
     </w:lvlOverride>
-  </w:num>
-  <w:num w:numId="1046">
-    <w:abstractNumId w:val="991"/>
   </w:num>
   <w:num w:numId="1047">
     <w:abstractNumId w:val="991"/>
@@ -37692,6 +37912,9 @@
     <w:abstractNumId w:val="991"/>
   </w:num>
   <w:num w:numId="1058">
+    <w:abstractNumId w:val="991"/>
+  </w:num>
+  <w:num w:numId="1059">
     <w:abstractNumId w:val="99411"/>
     <w:lvlOverride w:ilvl="0">
       <w:startOverride w:val="1"/>
@@ -37721,10 +37944,10 @@
       <w:startOverride w:val="1"/>
     </w:lvlOverride>
   </w:num>
-  <w:num w:numId="1059">
+  <w:num w:numId="1060">
     <w:abstractNumId w:val="991"/>
   </w:num>
-  <w:num w:numId="1060">
+  <w:num w:numId="1061">
     <w:abstractNumId w:val="991"/>
   </w:num>
 </w:numbering>
